--- a/305 - Research Project/06-thesis-drafts/03-third-draft-chapters-1-to-5/hybrid-learning-training-effectiveness-third-draft-final-v4.docx
+++ b/305 - Research Project/06-thesis-drafts/03-third-draft-chapters-1-to-5/hybrid-learning-training-effectiveness-third-draft-final-v4.docx
@@ -142,6 +142,22 @@
     </w:p>
     <w:p>
       <w:pPr>
+        <w:spacing w:after="60"/>
+        <w:jc w:val="center"/>
+      </w:pPr>
+      <w:r>
+        <w:rPr>
+          <w:rFonts w:ascii="Times New Roman" w:cs="Times New Roman" w:eastAsia="Times New Roman" w:hAnsi="Times New Roman"/>
+          <w:b/>
+          <w:bCs/>
+          <w:sz w:val="24"/>
+          <w:szCs w:val="24"/>
+        </w:rPr>
+        <w:t xml:space="preserve">Dr. E. T. EVANGELINE, MBA, M.Phil, Ph.D.</w:t>
+      </w:r>
+    </w:p>
+    <w:p>
+      <w:pPr>
         <w:spacing w:after="360"/>
         <w:jc w:val="center"/>
       </w:pPr>
@@ -153,7 +169,7 @@
           <w:sz w:val="24"/>
           <w:szCs w:val="24"/>
         </w:rPr>
-        <w:t xml:space="preserve">Dr. E. T. EVANGELINE, MBA, M.Phil, Ph.D.</w:t>
+        <w:t xml:space="preserve">Head of the Department</w:t>
       </w:r>
     </w:p>
     <w:p>
@@ -342,7 +358,7 @@
           <w:sz w:val="24"/>
           <w:szCs w:val="24"/>
         </w:rPr>
-        <w:t xml:space="preserve">” is a project work done by Ms. Sreetama Ghosh Ray (251578222039), a second year student of M.A. HRM, Madras School of Social Work (Autonomous), Egmore, Chennai in partial fulfilment of the requirement for the Award of the Degree of Master of Arts in Human Resource Management and that the project has not been used previously for the award of any Degree, Diploma, Scholarship, Fellowship or any other project title.</w:t>
+        <w:t xml:space="preserve">” is a bonafide project work done by Ms. Sreetama Ghosh Ray (Reg No: 251578222039), a second year student of M.A. HRM, Madras School of Social Work (Autonomous), Egmore, Chennai in partial fulfilment of the requirement for the Award of the Degree of Master of Arts in Human Resource Management and that the project has not been used previously for the award of any Degree, Diploma, Scholarship, Fellowship or any other project title.</w:t>
       </w:r>
     </w:p>
     <w:p>
@@ -360,7 +376,71 @@
           <w:sz w:val="24"/>
           <w:szCs w:val="24"/>
         </w:rPr>
-        <w:t xml:space="preserve">Signature of the HOD</w:t>
+        <w:t xml:space="preserve">Signature of the Guide</w:t>
+      </w:r>
+      <w:r>
+        <w:rPr>
+          <w:rFonts w:ascii="Times New Roman" w:cs="Times New Roman" w:eastAsia="Times New Roman" w:hAnsi="Times New Roman"/>
+          <w:b/>
+          <w:bCs/>
+          <w:sz w:val="24"/>
+          <w:szCs w:val="24"/>
+        </w:rPr>
+        <w:t xml:space="preserve">	Signature of the HOD</w:t>
+      </w:r>
+    </w:p>
+    <w:p>
+      <w:r>
+        <w:br w:type="page"/>
+      </w:r>
+    </w:p>
+    <w:p>
+      <w:pPr>
+        <w:spacing w:after="360"/>
+        <w:jc w:val="center"/>
+      </w:pPr>
+      <w:r>
+        <w:rPr>
+          <w:rFonts w:ascii="Times New Roman" w:cs="Times New Roman" w:eastAsia="Times New Roman" w:hAnsi="Times New Roman"/>
+          <w:b/>
+          <w:bCs/>
+          <w:sz w:val="24"/>
+          <w:szCs w:val="24"/>
+          <w:u w:val="single"/>
+        </w:rPr>
+        <w:t xml:space="preserve">DECLARATION</w:t>
+      </w:r>
+    </w:p>
+    <w:p>
+      <w:pPr>
+        <w:spacing w:after="320" w:line="360" w:lineRule="auto"/>
+        <w:jc w:val="both"/>
+      </w:pPr>
+      <w:r>
+        <w:rPr>
+          <w:rFonts w:ascii="Times New Roman" w:cs="Times New Roman" w:eastAsia="Times New Roman" w:hAnsi="Times New Roman"/>
+          <w:sz w:val="24"/>
+          <w:szCs w:val="24"/>
+        </w:rPr>
+        <w:t xml:space="preserve">I, SREETAMA GHOSH RAY, final year student of M.A. HRM hereby declare that the thesis entitled “</w:t>
+      </w:r>
+      <w:r>
+        <w:rPr>
+          <w:rFonts w:ascii="Times New Roman" w:cs="Times New Roman" w:eastAsia="Times New Roman" w:hAnsi="Times New Roman"/>
+          <w:b/>
+          <w:bCs/>
+          <w:sz w:val="24"/>
+          <w:szCs w:val="24"/>
+        </w:rPr>
+        <w:t xml:space="preserve">HYBRID LEARNING AND TRAINING EFFECTIVENESS AT UNION BANK OF INDIA</w:t>
+      </w:r>
+      <w:r>
+        <w:rPr>
+          <w:rFonts w:ascii="Times New Roman" w:cs="Times New Roman" w:eastAsia="Times New Roman" w:hAnsi="Times New Roman"/>
+          <w:sz w:val="24"/>
+          <w:szCs w:val="24"/>
+        </w:rPr>
+        <w:t xml:space="preserve">” is the original work done by me under the guidance and supervision of Dr. E. T. EVANGELINE, in partial fulfilment of the requirements for the award of the degree of Master of Arts in Human Resource Management, Madras School of Social Work. I further declare that the research work has not been submitted at any other University or Institution, for the award of any degree or diploma or fellowship.</w:t>
       </w:r>
     </w:p>
     <w:p>
@@ -380,6 +460,46 @@
         </w:rPr>
         <w:t xml:space="preserve">Signature of the Guide</w:t>
       </w:r>
+      <w:r>
+        <w:rPr>
+          <w:rFonts w:ascii="Times New Roman" w:cs="Times New Roman" w:eastAsia="Times New Roman" w:hAnsi="Times New Roman"/>
+          <w:b/>
+          <w:bCs/>
+          <w:sz w:val="24"/>
+          <w:szCs w:val="24"/>
+        </w:rPr>
+        <w:t xml:space="preserve">	Signature of the Student</w:t>
+      </w:r>
+    </w:p>
+    <w:p>
+      <w:pPr>
+        <w:spacing w:before="600"/>
+      </w:pPr>
+      <w:r>
+        <w:rPr>
+          <w:rFonts w:ascii="Times New Roman" w:cs="Times New Roman" w:eastAsia="Times New Roman" w:hAnsi="Times New Roman"/>
+          <w:b/>
+          <w:bCs/>
+          <w:sz w:val="24"/>
+          <w:szCs w:val="24"/>
+        </w:rPr>
+        <w:t xml:space="preserve">PLACE: CHENNAI</w:t>
+      </w:r>
+    </w:p>
+    <w:p>
+      <w:pPr>
+        <w:spacing w:before="120"/>
+      </w:pPr>
+      <w:r>
+        <w:rPr>
+          <w:rFonts w:ascii="Times New Roman" w:cs="Times New Roman" w:eastAsia="Times New Roman" w:hAnsi="Times New Roman"/>
+          <w:b/>
+          <w:bCs/>
+          <w:sz w:val="24"/>
+          <w:szCs w:val="24"/>
+        </w:rPr>
+        <w:t xml:space="preserve">DATE: October 2026</w:t>
+      </w:r>
     </w:p>
     <w:p>
       <w:r>
@@ -400,7 +520,7 @@
           <w:szCs w:val="24"/>
           <w:u w:val="single"/>
         </w:rPr>
-        <w:t xml:space="preserve">DECLARATION</w:t>
+        <w:t xml:space="preserve">ACKNOWLEDGEMENT</w:t>
       </w:r>
     </w:p>
     <w:p>
@@ -414,7 +534,7 @@
           <w:sz w:val="24"/>
           <w:szCs w:val="24"/>
         </w:rPr>
-        <w:t xml:space="preserve">I, SREETAMA GHOSH RAY, final year student of M.A. HRM hereby declare that the thesis entitled “</w:t>
+        <w:t xml:space="preserve">I am grateful to </w:t>
       </w:r>
       <w:r>
         <w:rPr>
@@ -424,24 +544,16 @@
           <w:sz w:val="24"/>
           <w:szCs w:val="24"/>
         </w:rPr>
-        <w:t xml:space="preserve">HYBRID LEARNING AND TRAINING EFFECTIVENESS AT UNION BANK OF INDIA</w:t>
-      </w:r>
-      <w:r>
-        <w:rPr>
-          <w:rFonts w:ascii="Times New Roman" w:cs="Times New Roman" w:eastAsia="Times New Roman" w:hAnsi="Times New Roman"/>
-          <w:sz w:val="24"/>
-          <w:szCs w:val="24"/>
-        </w:rPr>
-        <w:t xml:space="preserve">” is the original work done by me under the guidance and supervision of Dr. E. T. EVANGELINE, in partial fulfilment of the requirements for the award of the degree of Master of Arts in Human Resource Management, Madras School of Social Work. I further declare that the research work has not been submitted at any other University or Institution, for the award of any degree or diploma or fellowship.</w:t>
-      </w:r>
-    </w:p>
-    <w:p>
-      <w:pPr>
-        <w:tabs>
-          <w:tab w:val="right" w:pos="9026"/>
-        </w:tabs>
-        <w:spacing w:before="1200"/>
-      </w:pPr>
+        <w:t xml:space="preserve">Dr. J. S. Gunawathy</w:t>
+      </w:r>
+      <w:r>
+        <w:rPr>
+          <w:rFonts w:ascii="Times New Roman" w:cs="Times New Roman" w:eastAsia="Times New Roman" w:hAnsi="Times New Roman"/>
+          <w:sz w:val="24"/>
+          <w:szCs w:val="24"/>
+        </w:rPr>
+        <w:t xml:space="preserve">, Principal-in-Charge, Madras School of Social Work, for her support throughout my M.A. Human Resource Management programme. I sincerely thank my Head of Department and guide, </w:t>
+      </w:r>
       <w:r>
         <w:rPr>
           <w:rFonts w:ascii="Times New Roman" w:cs="Times New Roman" w:eastAsia="Times New Roman" w:hAnsi="Times New Roman"/>
@@ -450,16 +562,30 @@
           <w:sz w:val="24"/>
           <w:szCs w:val="24"/>
         </w:rPr>
-        <w:t xml:space="preserve">Signature of the Guide</w:t>
-      </w:r>
-    </w:p>
-    <w:p>
-      <w:pPr>
-        <w:tabs>
-          <w:tab w:val="right" w:pos="9026"/>
-        </w:tabs>
-        <w:spacing w:before="1200"/>
-      </w:pPr>
+        <w:t xml:space="preserve">Dr. E. T. Evangeline</w:t>
+      </w:r>
+      <w:r>
+        <w:rPr>
+          <w:rFonts w:ascii="Times New Roman" w:cs="Times New Roman" w:eastAsia="Times New Roman" w:hAnsi="Times New Roman"/>
+          <w:sz w:val="24"/>
+          <w:szCs w:val="24"/>
+        </w:rPr>
+        <w:t xml:space="preserve">, for her guidance, thoughtful feedback, and encouragement while I developed and completed this thesis.</w:t>
+      </w:r>
+    </w:p>
+    <w:p>
+      <w:pPr>
+        <w:spacing w:after="320" w:line="360" w:lineRule="auto"/>
+        <w:jc w:val="both"/>
+      </w:pPr>
+      <w:r>
+        <w:rPr>
+          <w:rFonts w:ascii="Times New Roman" w:cs="Times New Roman" w:eastAsia="Times New Roman" w:hAnsi="Times New Roman"/>
+          <w:sz w:val="24"/>
+          <w:szCs w:val="24"/>
+        </w:rPr>
+        <w:t xml:space="preserve">I thank </w:t>
+      </w:r>
       <w:r>
         <w:rPr>
           <w:rFonts w:ascii="Times New Roman" w:cs="Times New Roman" w:eastAsia="Times New Roman" w:hAnsi="Times New Roman"/>
@@ -468,13 +594,16 @@
           <w:sz w:val="24"/>
           <w:szCs w:val="24"/>
         </w:rPr>
-        <w:t xml:space="preserve">Signature of the Student</w:t>
-      </w:r>
-    </w:p>
-    <w:p>
-      <w:pPr>
-        <w:spacing w:before="600"/>
-      </w:pPr>
+        <w:t xml:space="preserve">Devi Kumar</w:t>
+      </w:r>
+      <w:r>
+        <w:rPr>
+          <w:rFonts w:ascii="Times New Roman" w:cs="Times New Roman" w:eastAsia="Times New Roman" w:hAnsi="Times New Roman"/>
+          <w:sz w:val="24"/>
+          <w:szCs w:val="24"/>
+        </w:rPr>
+        <w:t xml:space="preserve"> and </w:t>
+      </w:r>
       <w:r>
         <w:rPr>
           <w:rFonts w:ascii="Times New Roman" w:cs="Times New Roman" w:eastAsia="Times New Roman" w:hAnsi="Times New Roman"/>
@@ -483,13 +612,16 @@
           <w:sz w:val="24"/>
           <w:szCs w:val="24"/>
         </w:rPr>
-        <w:t xml:space="preserve">PLACE: CHENNAI</w:t>
-      </w:r>
-    </w:p>
-    <w:p>
-      <w:pPr>
-        <w:spacing w:before="120"/>
-      </w:pPr>
+        <w:t xml:space="preserve">Ms. Karthiga</w:t>
+      </w:r>
+      <w:r>
+        <w:rPr>
+          <w:rFonts w:ascii="Times New Roman" w:cs="Times New Roman" w:eastAsia="Times New Roman" w:hAnsi="Times New Roman"/>
+          <w:sz w:val="24"/>
+          <w:szCs w:val="24"/>
+        </w:rPr>
+        <w:t xml:space="preserve">, senior HR officers at Union Bank of India, Regional Office Chennai South, for helping me approach branches and complete my fieldwork. I am also grateful to </w:t>
+      </w:r>
       <w:r>
         <w:rPr>
           <w:rFonts w:ascii="Times New Roman" w:cs="Times New Roman" w:eastAsia="Times New Roman" w:hAnsi="Times New Roman"/>
@@ -498,19 +630,30 @@
           <w:sz w:val="24"/>
           <w:szCs w:val="24"/>
         </w:rPr>
-        <w:t xml:space="preserve">DATE: October 2026</w:t>
-      </w:r>
-    </w:p>
-    <w:p>
-      <w:r>
-        <w:br w:type="page"/>
-      </w:r>
-    </w:p>
-    <w:p>
-      <w:pPr>
-        <w:spacing w:after="360"/>
-        <w:jc w:val="center"/>
-      </w:pPr>
+        <w:t xml:space="preserve">Sharada Devi</w:t>
+      </w:r>
+      <w:r>
+        <w:rPr>
+          <w:rFonts w:ascii="Times New Roman" w:cs="Times New Roman" w:eastAsia="Times New Roman" w:hAnsi="Times New Roman"/>
+          <w:sz w:val="24"/>
+          <w:szCs w:val="24"/>
+        </w:rPr>
+        <w:t xml:space="preserve">, Regional Head, for her mentorship and guidance during my internship. My thanks go to the officials and employees of the Regional Office and the branches I visited for their time, cooperation, and participation in the survey.</w:t>
+      </w:r>
+    </w:p>
+    <w:p>
+      <w:pPr>
+        <w:spacing w:after="320" w:line="360" w:lineRule="auto"/>
+        <w:jc w:val="both"/>
+      </w:pPr>
+      <w:r>
+        <w:rPr>
+          <w:rFonts w:ascii="Times New Roman" w:cs="Times New Roman" w:eastAsia="Times New Roman" w:hAnsi="Times New Roman"/>
+          <w:sz w:val="24"/>
+          <w:szCs w:val="24"/>
+        </w:rPr>
+        <w:t xml:space="preserve">I am deeply grateful to my father, </w:t>
+      </w:r>
       <w:r>
         <w:rPr>
           <w:rFonts w:ascii="Times New Roman" w:cs="Times New Roman" w:eastAsia="Times New Roman" w:hAnsi="Times New Roman"/>
@@ -518,9 +661,52 @@
           <w:bCs/>
           <w:sz w:val="24"/>
           <w:szCs w:val="24"/>
-          <w:u w:val="single"/>
-        </w:rPr>
-        <w:t xml:space="preserve">ACKNOWLEDGEMENT</w:t>
+        </w:rPr>
+        <w:t xml:space="preserve">Mr. Syamal Ghosh Ray</w:t>
+      </w:r>
+      <w:r>
+        <w:rPr>
+          <w:rFonts w:ascii="Times New Roman" w:cs="Times New Roman" w:eastAsia="Times New Roman" w:hAnsi="Times New Roman"/>
+          <w:sz w:val="24"/>
+          <w:szCs w:val="24"/>
+        </w:rPr>
+        <w:t xml:space="preserve">, retired General Manager of erstwhile Andhra Bank, for sharing his experience of banking before and after the 2020 amalgamation. I also thank </w:t>
+      </w:r>
+      <w:r>
+        <w:rPr>
+          <w:rFonts w:ascii="Times New Roman" w:cs="Times New Roman" w:eastAsia="Times New Roman" w:hAnsi="Times New Roman"/>
+          <w:b/>
+          <w:bCs/>
+          <w:sz w:val="24"/>
+          <w:szCs w:val="24"/>
+        </w:rPr>
+        <w:t xml:space="preserve">Mr. Vikas Babu Chittiprolu</w:t>
+      </w:r>
+      <w:r>
+        <w:rPr>
+          <w:rFonts w:ascii="Times New Roman" w:cs="Times New Roman" w:eastAsia="Times New Roman" w:hAnsi="Times New Roman"/>
+          <w:sz w:val="24"/>
+          <w:szCs w:val="24"/>
+        </w:rPr>
+        <w:t xml:space="preserve">, General Manager – Operations, Head Office, Mumbai, for his insights into Union Bank’s post-merger operations and learning initiatives, and </w:t>
+      </w:r>
+      <w:r>
+        <w:rPr>
+          <w:rFonts w:ascii="Times New Roman" w:cs="Times New Roman" w:eastAsia="Times New Roman" w:hAnsi="Times New Roman"/>
+          <w:b/>
+          <w:bCs/>
+          <w:sz w:val="24"/>
+          <w:szCs w:val="24"/>
+        </w:rPr>
+        <w:t xml:space="preserve">Mr. Debanjan Mondal</w:t>
+      </w:r>
+      <w:r>
+        <w:rPr>
+          <w:rFonts w:ascii="Times New Roman" w:cs="Times New Roman" w:eastAsia="Times New Roman" w:hAnsi="Times New Roman"/>
+          <w:sz w:val="24"/>
+          <w:szCs w:val="24"/>
+        </w:rPr>
+        <w:t xml:space="preserve">, Senior Manager, Standard Chartered Bank, for sharing his practical perspective on changing training practices in banking.</w:t>
       </w:r>
     </w:p>
     <w:p>
@@ -534,48 +720,6 @@
           <w:sz w:val="24"/>
           <w:szCs w:val="24"/>
         </w:rPr>
-        <w:t xml:space="preserve">I am grateful to Dr. J. S. Gunawathy, Principal-in-Charge, Madras School of Social Work, for her support throughout my M.A. Human Resource Management programme. I sincerely thank my Head of Department and guide, Dr. E. T. Evangeline, for her guidance, thoughtful feedback, and encouragement while I developed and completed this thesis.</w:t>
-      </w:r>
-    </w:p>
-    <w:p>
-      <w:pPr>
-        <w:spacing w:after="320" w:line="360" w:lineRule="auto"/>
-        <w:jc w:val="both"/>
-      </w:pPr>
-      <w:r>
-        <w:rPr>
-          <w:rFonts w:ascii="Times New Roman" w:cs="Times New Roman" w:eastAsia="Times New Roman" w:hAnsi="Times New Roman"/>
-          <w:sz w:val="24"/>
-          <w:szCs w:val="24"/>
-        </w:rPr>
-        <w:t xml:space="preserve">I thank Devi Kumar and Ms. Karthiga, senior HR officers at Union Bank of India, Regional Office Chennai South, for helping me approach branches and complete my fieldwork. I am also grateful to Sharada Devi, Regional Head, for her mentorship and guidance during my internship. My thanks go to the officials and employees of the Regional Office and the branches I visited for their time, cooperation, and participation in the survey.</w:t>
-      </w:r>
-    </w:p>
-    <w:p>
-      <w:pPr>
-        <w:spacing w:after="320" w:line="360" w:lineRule="auto"/>
-        <w:jc w:val="both"/>
-      </w:pPr>
-      <w:r>
-        <w:rPr>
-          <w:rFonts w:ascii="Times New Roman" w:cs="Times New Roman" w:eastAsia="Times New Roman" w:hAnsi="Times New Roman"/>
-          <w:sz w:val="24"/>
-          <w:szCs w:val="24"/>
-        </w:rPr>
-        <w:t xml:space="preserve">I am deeply grateful to my father, Mr. Syamal Ghosh Ray, retired General Manager of erstwhile Andhra Bank, for sharing his experience of banking before and after the 2020 amalgamation. I also thank Mr. Vikas Babu Chittiprolu, General Manager – Operations, Head Office, Mumbai, for his insights into Union Bank’s post-merger operations and learning initiatives, and Mr. Debanjan Mondal, Senior Manager, Standard Chartered Bank, for sharing his practical perspective on changing training practices in banking.</w:t>
-      </w:r>
-    </w:p>
-    <w:p>
-      <w:pPr>
-        <w:spacing w:after="320" w:line="360" w:lineRule="auto"/>
-        <w:jc w:val="both"/>
-      </w:pPr>
-      <w:r>
-        <w:rPr>
-          <w:rFonts w:ascii="Times New Roman" w:cs="Times New Roman" w:eastAsia="Times New Roman" w:hAnsi="Times New Roman"/>
-          <w:sz w:val="24"/>
-          <w:szCs w:val="24"/>
-        </w:rPr>
         <w:t xml:space="preserve">Their support helped me complete this research and made the experience an important part of my academic and professional learning.</w:t>
       </w:r>
     </w:p>
@@ -586,2792 +730,15 @@
     </w:p>
     <w:p>
       <w:pPr>
-        <w:spacing w:after="360"/>
-        <w:jc w:val="center"/>
-      </w:pPr>
-      <w:r>
-        <w:rPr>
-          <w:rFonts w:ascii="Times New Roman" w:cs="Times New Roman" w:eastAsia="Times New Roman" w:hAnsi="Times New Roman"/>
-          <w:b/>
-          <w:bCs/>
-          <w:sz w:val="24"/>
-          <w:szCs w:val="24"/>
-          <w:u w:val="single"/>
-        </w:rPr>
-        <w:t xml:space="preserve">TABLE OF CONTENTS</w:t>
-      </w:r>
-    </w:p>
-    <w:p>
-      <w:pPr>
-        <w:tabs>
-          <w:tab w:val="left" w:pos="1300"/>
-          <w:tab w:val="right" w:pos="9026"/>
-        </w:tabs>
-        <w:spacing w:after="160"/>
-      </w:pPr>
-      <w:r>
-        <w:rPr>
-          <w:rFonts w:ascii="Times New Roman" w:cs="Times New Roman" w:eastAsia="Times New Roman" w:hAnsi="Times New Roman"/>
-          <w:b/>
-          <w:bCs/>
-          <w:sz w:val="24"/>
-          <w:szCs w:val="24"/>
-        </w:rPr>
-        <w:t xml:space="preserve">CHAPTER</w:t>
-      </w:r>
-      <w:r>
-        <w:rPr>
-          <w:rFonts w:ascii="Times New Roman" w:cs="Times New Roman" w:eastAsia="Times New Roman" w:hAnsi="Times New Roman"/>
-          <w:b/>
-          <w:bCs/>
-          <w:sz w:val="24"/>
-          <w:szCs w:val="24"/>
-        </w:rPr>
-        <w:t xml:space="preserve">	TITLE</w:t>
-      </w:r>
-      <w:r>
-        <w:rPr>
-          <w:rFonts w:ascii="Times New Roman" w:cs="Times New Roman" w:eastAsia="Times New Roman" w:hAnsi="Times New Roman"/>
-          <w:b/>
-          <w:bCs/>
-          <w:sz w:val="24"/>
-          <w:szCs w:val="24"/>
-        </w:rPr>
-        <w:t xml:space="preserve">	PAGE NO</w:t>
-      </w:r>
-    </w:p>
-    <w:p>
-      <w:pPr>
-        <w:tabs>
-          <w:tab w:val="left" w:pos="1300"/>
-          <w:tab w:val="right" w:pos="9026"/>
-        </w:tabs>
-        <w:spacing w:after="80" w:before="120" w:line="276" w:lineRule="auto"/>
-        <w:ind w:left="1300" w:hanging="1300"/>
-      </w:pPr>
-      <w:r>
-        <w:rPr>
-          <w:rFonts w:ascii="Times New Roman" w:cs="Times New Roman" w:eastAsia="Times New Roman" w:hAnsi="Times New Roman"/>
-          <w:b/>
-          <w:bCs/>
-          <w:sz w:val="24"/>
-          <w:szCs w:val="24"/>
-        </w:rPr>
-        <w:t xml:space="preserve">1</w:t>
-      </w:r>
-      <w:r>
-        <w:rPr>
-          <w:rFonts w:ascii="Times New Roman" w:cs="Times New Roman" w:eastAsia="Times New Roman" w:hAnsi="Times New Roman"/>
-          <w:b/>
-          <w:bCs/>
-          <w:sz w:val="24"/>
-          <w:szCs w:val="24"/>
-        </w:rPr>
-        <w:t xml:space="preserve">	INTRODUCTION</w:t>
-      </w:r>
-      <w:r>
-        <w:rPr>
-          <w:rFonts w:ascii="Times New Roman" w:cs="Times New Roman" w:eastAsia="Times New Roman" w:hAnsi="Times New Roman"/>
-          <w:sz w:val="24"/>
-          <w:szCs w:val="24"/>
-        </w:rPr>
-        <w:t xml:space="preserve">	</w:t>
-      </w:r>
-      <w:fldSimple w:instr="PAGEREF h_1 \h">
-        <w:r>
-          <w:t xml:space="preserve">9</w:t>
-        </w:r>
-      </w:fldSimple>
-    </w:p>
-    <w:p>
-      <w:pPr>
-        <w:tabs>
-          <w:tab w:val="right" w:pos="9026"/>
-        </w:tabs>
-        <w:spacing w:after="80" w:before="0" w:line="276" w:lineRule="auto"/>
-        <w:ind w:left="1540"/>
-      </w:pPr>
-      <w:r>
-        <w:rPr>
-          <w:rFonts w:ascii="Times New Roman" w:cs="Times New Roman" w:eastAsia="Times New Roman" w:hAnsi="Times New Roman"/>
-          <w:sz w:val="24"/>
-          <w:szCs w:val="24"/>
-        </w:rPr>
-        <w:t xml:space="preserve">1.1 Background and Context</w:t>
-      </w:r>
-      <w:r>
-        <w:rPr>
-          <w:rFonts w:ascii="Times New Roman" w:cs="Times New Roman" w:eastAsia="Times New Roman" w:hAnsi="Times New Roman"/>
-          <w:sz w:val="24"/>
-          <w:szCs w:val="24"/>
-        </w:rPr>
-        <w:t xml:space="preserve">	</w:t>
-      </w:r>
-      <w:fldSimple w:instr="PAGEREF h_2 \h">
-        <w:r>
-          <w:t xml:space="preserve">9</w:t>
-        </w:r>
-      </w:fldSimple>
-    </w:p>
-    <w:p>
-      <w:pPr>
-        <w:tabs>
-          <w:tab w:val="right" w:pos="9026"/>
-        </w:tabs>
-        <w:spacing w:after="80" w:before="0" w:line="276" w:lineRule="auto"/>
-        <w:ind w:left="1540"/>
-      </w:pPr>
-      <w:r>
-        <w:rPr>
-          <w:rFonts w:ascii="Times New Roman" w:cs="Times New Roman" w:eastAsia="Times New Roman" w:hAnsi="Times New Roman"/>
-          <w:sz w:val="24"/>
-          <w:szCs w:val="24"/>
-        </w:rPr>
-        <w:t xml:space="preserve">1.2 Key Concepts and Definitions</w:t>
-      </w:r>
-      <w:r>
-        <w:rPr>
-          <w:rFonts w:ascii="Times New Roman" w:cs="Times New Roman" w:eastAsia="Times New Roman" w:hAnsi="Times New Roman"/>
-          <w:sz w:val="24"/>
-          <w:szCs w:val="24"/>
-        </w:rPr>
-        <w:t xml:space="preserve">	</w:t>
-      </w:r>
-      <w:fldSimple w:instr="PAGEREF h_3 \h">
-        <w:r>
-          <w:t xml:space="preserve">11</w:t>
-        </w:r>
-      </w:fldSimple>
-    </w:p>
-    <w:p>
-      <w:pPr>
-        <w:tabs>
-          <w:tab w:val="right" w:pos="9026"/>
-        </w:tabs>
-        <w:spacing w:after="80" w:before="0" w:line="276" w:lineRule="auto"/>
-        <w:ind w:left="1540"/>
-      </w:pPr>
-      <w:r>
-        <w:rPr>
-          <w:rFonts w:ascii="Times New Roman" w:cs="Times New Roman" w:eastAsia="Times New Roman" w:hAnsi="Times New Roman"/>
-          <w:sz w:val="24"/>
-          <w:szCs w:val="24"/>
-        </w:rPr>
-        <w:t xml:space="preserve">1.3 Need, Scope and Significance of the Study</w:t>
-      </w:r>
-      <w:r>
-        <w:rPr>
-          <w:rFonts w:ascii="Times New Roman" w:cs="Times New Roman" w:eastAsia="Times New Roman" w:hAnsi="Times New Roman"/>
-          <w:sz w:val="24"/>
-          <w:szCs w:val="24"/>
-        </w:rPr>
-        <w:t xml:space="preserve">	</w:t>
-      </w:r>
-      <w:fldSimple w:instr="PAGEREF h_9 \h">
-        <w:r>
-          <w:t xml:space="preserve">13</w:t>
-        </w:r>
-      </w:fldSimple>
-    </w:p>
-    <w:p>
-      <w:pPr>
-        <w:tabs>
-          <w:tab w:val="right" w:pos="9026"/>
-        </w:tabs>
-        <w:spacing w:after="80" w:before="0" w:line="276" w:lineRule="auto"/>
-        <w:ind w:left="1540"/>
-      </w:pPr>
-      <w:r>
-        <w:rPr>
-          <w:rFonts w:ascii="Times New Roman" w:cs="Times New Roman" w:eastAsia="Times New Roman" w:hAnsi="Times New Roman"/>
-          <w:sz w:val="24"/>
-          <w:szCs w:val="24"/>
-        </w:rPr>
-        <w:t xml:space="preserve">1.4 Statement of the Problem</w:t>
-      </w:r>
-      <w:r>
-        <w:rPr>
-          <w:rFonts w:ascii="Times New Roman" w:cs="Times New Roman" w:eastAsia="Times New Roman" w:hAnsi="Times New Roman"/>
-          <w:sz w:val="24"/>
-          <w:szCs w:val="24"/>
-        </w:rPr>
-        <w:t xml:space="preserve">	</w:t>
-      </w:r>
-      <w:fldSimple w:instr="PAGEREF h_13 \h">
-        <w:r>
-          <w:t xml:space="preserve">15</w:t>
-        </w:r>
-      </w:fldSimple>
-    </w:p>
-    <w:p>
-      <w:pPr>
-        <w:tabs>
-          <w:tab w:val="right" w:pos="9026"/>
-        </w:tabs>
-        <w:spacing w:after="80" w:before="0" w:line="276" w:lineRule="auto"/>
-        <w:ind w:left="1540"/>
-      </w:pPr>
-      <w:r>
-        <w:rPr>
-          <w:rFonts w:ascii="Times New Roman" w:cs="Times New Roman" w:eastAsia="Times New Roman" w:hAnsi="Times New Roman"/>
-          <w:sz w:val="24"/>
-          <w:szCs w:val="24"/>
-        </w:rPr>
-        <w:t xml:space="preserve">1.5 Research Questions</w:t>
-      </w:r>
-      <w:r>
-        <w:rPr>
-          <w:rFonts w:ascii="Times New Roman" w:cs="Times New Roman" w:eastAsia="Times New Roman" w:hAnsi="Times New Roman"/>
-          <w:sz w:val="24"/>
-          <w:szCs w:val="24"/>
-        </w:rPr>
-        <w:t xml:space="preserve">	</w:t>
-      </w:r>
-      <w:fldSimple w:instr="PAGEREF h_14 \h">
-        <w:r>
-          <w:t xml:space="preserve">15</w:t>
-        </w:r>
-      </w:fldSimple>
-    </w:p>
-    <w:p>
-      <w:pPr>
-        <w:tabs>
-          <w:tab w:val="right" w:pos="9026"/>
-        </w:tabs>
-        <w:spacing w:after="80" w:before="0" w:line="276" w:lineRule="auto"/>
-        <w:ind w:left="1540"/>
-      </w:pPr>
-      <w:r>
-        <w:rPr>
-          <w:rFonts w:ascii="Times New Roman" w:cs="Times New Roman" w:eastAsia="Times New Roman" w:hAnsi="Times New Roman"/>
-          <w:sz w:val="24"/>
-          <w:szCs w:val="24"/>
-        </w:rPr>
-        <w:t xml:space="preserve">1.6 Industry and Company Context</w:t>
-      </w:r>
-      <w:r>
-        <w:rPr>
-          <w:rFonts w:ascii="Times New Roman" w:cs="Times New Roman" w:eastAsia="Times New Roman" w:hAnsi="Times New Roman"/>
-          <w:sz w:val="24"/>
-          <w:szCs w:val="24"/>
-        </w:rPr>
-        <w:t xml:space="preserve">	</w:t>
-      </w:r>
-      <w:fldSimple w:instr="PAGEREF h_15 \h">
-        <w:r>
-          <w:t xml:space="preserve">15</w:t>
-        </w:r>
-      </w:fldSimple>
-    </w:p>
-    <w:p>
-      <w:pPr>
-        <w:tabs>
-          <w:tab w:val="right" w:pos="9026"/>
-        </w:tabs>
-        <w:spacing w:after="80" w:before="0" w:line="276" w:lineRule="auto"/>
-        <w:ind w:left="1540"/>
-      </w:pPr>
-      <w:r>
-        <w:rPr>
-          <w:rFonts w:ascii="Times New Roman" w:cs="Times New Roman" w:eastAsia="Times New Roman" w:hAnsi="Times New Roman"/>
-          <w:sz w:val="24"/>
-          <w:szCs w:val="24"/>
-        </w:rPr>
-        <w:t xml:space="preserve">1.7 Chapterisation</w:t>
-      </w:r>
-      <w:r>
-        <w:rPr>
-          <w:rFonts w:ascii="Times New Roman" w:cs="Times New Roman" w:eastAsia="Times New Roman" w:hAnsi="Times New Roman"/>
-          <w:sz w:val="24"/>
-          <w:szCs w:val="24"/>
-        </w:rPr>
-        <w:t xml:space="preserve">	</w:t>
-      </w:r>
-      <w:fldSimple w:instr="PAGEREF h_19 \h">
-        <w:r>
-          <w:t xml:space="preserve">17</w:t>
-        </w:r>
-      </w:fldSimple>
-    </w:p>
-    <w:p>
-      <w:pPr>
-        <w:tabs>
-          <w:tab w:val="left" w:pos="1300"/>
-          <w:tab w:val="right" w:pos="9026"/>
-        </w:tabs>
-        <w:spacing w:after="80" w:before="120" w:line="276" w:lineRule="auto"/>
-        <w:ind w:left="1300" w:hanging="1300"/>
-      </w:pPr>
-      <w:r>
-        <w:rPr>
-          <w:rFonts w:ascii="Times New Roman" w:cs="Times New Roman" w:eastAsia="Times New Roman" w:hAnsi="Times New Roman"/>
-          <w:b/>
-          <w:bCs/>
-          <w:sz w:val="24"/>
-          <w:szCs w:val="24"/>
-        </w:rPr>
-        <w:t xml:space="preserve">2</w:t>
-      </w:r>
-      <w:r>
-        <w:rPr>
-          <w:rFonts w:ascii="Times New Roman" w:cs="Times New Roman" w:eastAsia="Times New Roman" w:hAnsi="Times New Roman"/>
-          <w:b/>
-          <w:bCs/>
-          <w:sz w:val="24"/>
-          <w:szCs w:val="24"/>
-        </w:rPr>
-        <w:t xml:space="preserve">	REVIEW OF LITERATURE</w:t>
-      </w:r>
-      <w:r>
-        <w:rPr>
-          <w:rFonts w:ascii="Times New Roman" w:cs="Times New Roman" w:eastAsia="Times New Roman" w:hAnsi="Times New Roman"/>
-          <w:sz w:val="24"/>
-          <w:szCs w:val="24"/>
-        </w:rPr>
-        <w:t xml:space="preserve">	</w:t>
-      </w:r>
-      <w:fldSimple w:instr="PAGEREF h_20 \h">
-        <w:r>
-          <w:t xml:space="preserve">18</w:t>
-        </w:r>
-      </w:fldSimple>
-    </w:p>
-    <w:p>
-      <w:pPr>
-        <w:tabs>
-          <w:tab w:val="right" w:pos="9026"/>
-        </w:tabs>
-        <w:spacing w:after="80" w:before="0" w:line="276" w:lineRule="auto"/>
-        <w:ind w:left="1540"/>
-      </w:pPr>
-      <w:r>
-        <w:rPr>
-          <w:rFonts w:ascii="Times New Roman" w:cs="Times New Roman" w:eastAsia="Times New Roman" w:hAnsi="Times New Roman"/>
-          <w:sz w:val="24"/>
-          <w:szCs w:val="24"/>
-        </w:rPr>
-        <w:t xml:space="preserve">2.1 Review of Relevant Literature</w:t>
-      </w:r>
-      <w:r>
-        <w:rPr>
-          <w:rFonts w:ascii="Times New Roman" w:cs="Times New Roman" w:eastAsia="Times New Roman" w:hAnsi="Times New Roman"/>
-          <w:sz w:val="24"/>
-          <w:szCs w:val="24"/>
-        </w:rPr>
-        <w:t xml:space="preserve">	</w:t>
-      </w:r>
-      <w:fldSimple w:instr="PAGEREF h_21 \h">
-        <w:r>
-          <w:t xml:space="preserve">18</w:t>
-        </w:r>
-      </w:fldSimple>
-    </w:p>
-    <w:p>
-      <w:pPr>
-        <w:tabs>
-          <w:tab w:val="right" w:pos="9026"/>
-        </w:tabs>
-        <w:spacing w:after="80" w:before="0" w:line="276" w:lineRule="auto"/>
-        <w:ind w:left="1540"/>
-      </w:pPr>
-      <w:r>
-        <w:rPr>
-          <w:rFonts w:ascii="Times New Roman" w:cs="Times New Roman" w:eastAsia="Times New Roman" w:hAnsi="Times New Roman"/>
-          <w:sz w:val="24"/>
-          <w:szCs w:val="24"/>
-        </w:rPr>
-        <w:t xml:space="preserve">2.2 Theoretical Framework</w:t>
-      </w:r>
-      <w:r>
-        <w:rPr>
-          <w:rFonts w:ascii="Times New Roman" w:cs="Times New Roman" w:eastAsia="Times New Roman" w:hAnsi="Times New Roman"/>
-          <w:sz w:val="24"/>
-          <w:szCs w:val="24"/>
-        </w:rPr>
-        <w:t xml:space="preserve">	</w:t>
-      </w:r>
-      <w:fldSimple w:instr="PAGEREF h_33 \h">
-        <w:r>
-          <w:t xml:space="preserve">27</w:t>
-        </w:r>
-      </w:fldSimple>
-    </w:p>
-    <w:p>
-      <w:pPr>
-        <w:tabs>
-          <w:tab w:val="right" w:pos="9026"/>
-        </w:tabs>
-        <w:spacing w:after="80" w:before="0" w:line="276" w:lineRule="auto"/>
-        <w:ind w:left="1540"/>
-      </w:pPr>
-      <w:r>
-        <w:rPr>
-          <w:rFonts w:ascii="Times New Roman" w:cs="Times New Roman" w:eastAsia="Times New Roman" w:hAnsi="Times New Roman"/>
-          <w:sz w:val="24"/>
-          <w:szCs w:val="24"/>
-        </w:rPr>
-        <w:t xml:space="preserve">2.3 Case Study: Union Bank of India</w:t>
-      </w:r>
-      <w:r>
-        <w:rPr>
-          <w:rFonts w:ascii="Times New Roman" w:cs="Times New Roman" w:eastAsia="Times New Roman" w:hAnsi="Times New Roman"/>
-          <w:sz w:val="24"/>
-          <w:szCs w:val="24"/>
-        </w:rPr>
-        <w:t xml:space="preserve">	</w:t>
-      </w:r>
-      <w:fldSimple w:instr="PAGEREF h_38 \h">
-        <w:r>
-          <w:t xml:space="preserve">29</w:t>
-        </w:r>
-      </w:fldSimple>
-    </w:p>
-    <w:p>
-      <w:pPr>
-        <w:tabs>
-          <w:tab w:val="right" w:pos="9026"/>
-        </w:tabs>
-        <w:spacing w:after="80" w:before="0" w:line="276" w:lineRule="auto"/>
-        <w:ind w:left="1540"/>
-      </w:pPr>
-      <w:r>
-        <w:rPr>
-          <w:rFonts w:ascii="Times New Roman" w:cs="Times New Roman" w:eastAsia="Times New Roman" w:hAnsi="Times New Roman"/>
-          <w:sz w:val="24"/>
-          <w:szCs w:val="24"/>
-        </w:rPr>
-        <w:t xml:space="preserve">2.4 Gaps in the Study</w:t>
-      </w:r>
-      <w:r>
-        <w:rPr>
-          <w:rFonts w:ascii="Times New Roman" w:cs="Times New Roman" w:eastAsia="Times New Roman" w:hAnsi="Times New Roman"/>
-          <w:sz w:val="24"/>
-          <w:szCs w:val="24"/>
-        </w:rPr>
-        <w:t xml:space="preserve">	</w:t>
-      </w:r>
-      <w:fldSimple w:instr="PAGEREF h_39 \h">
-        <w:r>
-          <w:t xml:space="preserve">30</w:t>
-        </w:r>
-      </w:fldSimple>
-    </w:p>
-    <w:p>
-      <w:pPr>
-        <w:tabs>
-          <w:tab w:val="left" w:pos="1300"/>
-          <w:tab w:val="right" w:pos="9026"/>
-        </w:tabs>
-        <w:spacing w:after="80" w:before="120" w:line="276" w:lineRule="auto"/>
-        <w:ind w:left="1300" w:hanging="1300"/>
-      </w:pPr>
-      <w:r>
-        <w:rPr>
-          <w:rFonts w:ascii="Times New Roman" w:cs="Times New Roman" w:eastAsia="Times New Roman" w:hAnsi="Times New Roman"/>
-          <w:b/>
-          <w:bCs/>
-          <w:sz w:val="24"/>
-          <w:szCs w:val="24"/>
-        </w:rPr>
-        <w:t xml:space="preserve">3</w:t>
-      </w:r>
-      <w:r>
-        <w:rPr>
-          <w:rFonts w:ascii="Times New Roman" w:cs="Times New Roman" w:eastAsia="Times New Roman" w:hAnsi="Times New Roman"/>
-          <w:b/>
-          <w:bCs/>
-          <w:sz w:val="24"/>
-          <w:szCs w:val="24"/>
-        </w:rPr>
-        <w:t xml:space="preserve">	RESEARCH METHODOLOGY</w:t>
-      </w:r>
-      <w:r>
-        <w:rPr>
-          <w:rFonts w:ascii="Times New Roman" w:cs="Times New Roman" w:eastAsia="Times New Roman" w:hAnsi="Times New Roman"/>
-          <w:sz w:val="24"/>
-          <w:szCs w:val="24"/>
-        </w:rPr>
-        <w:t xml:space="preserve">	</w:t>
-      </w:r>
-      <w:fldSimple w:instr="PAGEREF h_40 \h">
-        <w:r>
-          <w:t xml:space="preserve">32</w:t>
-        </w:r>
-      </w:fldSimple>
-    </w:p>
-    <w:p>
-      <w:pPr>
-        <w:tabs>
-          <w:tab w:val="right" w:pos="9026"/>
-        </w:tabs>
-        <w:spacing w:after="80" w:before="0" w:line="276" w:lineRule="auto"/>
-        <w:ind w:left="1540"/>
-      </w:pPr>
-      <w:r>
-        <w:rPr>
-          <w:rFonts w:ascii="Times New Roman" w:cs="Times New Roman" w:eastAsia="Times New Roman" w:hAnsi="Times New Roman"/>
-          <w:sz w:val="24"/>
-          <w:szCs w:val="24"/>
-        </w:rPr>
-        <w:t xml:space="preserve">3.1 Objectives of the Study</w:t>
-      </w:r>
-      <w:r>
-        <w:rPr>
-          <w:rFonts w:ascii="Times New Roman" w:cs="Times New Roman" w:eastAsia="Times New Roman" w:hAnsi="Times New Roman"/>
-          <w:sz w:val="24"/>
-          <w:szCs w:val="24"/>
-        </w:rPr>
-        <w:t xml:space="preserve">	</w:t>
-      </w:r>
-      <w:fldSimple w:instr="PAGEREF h_41 \h">
-        <w:r>
-          <w:t xml:space="preserve">32</w:t>
-        </w:r>
-      </w:fldSimple>
-    </w:p>
-    <w:p>
-      <w:pPr>
-        <w:tabs>
-          <w:tab w:val="right" w:pos="9026"/>
-        </w:tabs>
-        <w:spacing w:after="80" w:before="0" w:line="276" w:lineRule="auto"/>
-        <w:ind w:left="1540"/>
-      </w:pPr>
-      <w:r>
-        <w:rPr>
-          <w:rFonts w:ascii="Times New Roman" w:cs="Times New Roman" w:eastAsia="Times New Roman" w:hAnsi="Times New Roman"/>
-          <w:sz w:val="24"/>
-          <w:szCs w:val="24"/>
-        </w:rPr>
-        <w:t xml:space="preserve">3.2 Hypothesis of the Study</w:t>
-      </w:r>
-      <w:r>
-        <w:rPr>
-          <w:rFonts w:ascii="Times New Roman" w:cs="Times New Roman" w:eastAsia="Times New Roman" w:hAnsi="Times New Roman"/>
-          <w:sz w:val="24"/>
-          <w:szCs w:val="24"/>
-        </w:rPr>
-        <w:t xml:space="preserve">	</w:t>
-      </w:r>
-      <w:fldSimple w:instr="PAGEREF h_42 \h">
-        <w:r>
-          <w:t xml:space="preserve">32</w:t>
-        </w:r>
-      </w:fldSimple>
-    </w:p>
-    <w:p>
-      <w:pPr>
-        <w:tabs>
-          <w:tab w:val="right" w:pos="9026"/>
-        </w:tabs>
-        <w:spacing w:after="80" w:before="0" w:line="276" w:lineRule="auto"/>
-        <w:ind w:left="1540"/>
-      </w:pPr>
-      <w:r>
-        <w:rPr>
-          <w:rFonts w:ascii="Times New Roman" w:cs="Times New Roman" w:eastAsia="Times New Roman" w:hAnsi="Times New Roman"/>
-          <w:sz w:val="24"/>
-          <w:szCs w:val="24"/>
-        </w:rPr>
-        <w:t xml:space="preserve">3.3 Definition of Variables</w:t>
-      </w:r>
-      <w:r>
-        <w:rPr>
-          <w:rFonts w:ascii="Times New Roman" w:cs="Times New Roman" w:eastAsia="Times New Roman" w:hAnsi="Times New Roman"/>
-          <w:sz w:val="24"/>
-          <w:szCs w:val="24"/>
-        </w:rPr>
-        <w:t xml:space="preserve">	</w:t>
-      </w:r>
-      <w:fldSimple w:instr="PAGEREF h_44 \h">
-        <w:r>
-          <w:t xml:space="preserve">33</w:t>
-        </w:r>
-      </w:fldSimple>
-    </w:p>
-    <w:p>
-      <w:pPr>
-        <w:tabs>
-          <w:tab w:val="right" w:pos="9026"/>
-        </w:tabs>
-        <w:spacing w:after="80" w:before="0" w:line="276" w:lineRule="auto"/>
-        <w:ind w:left="1540"/>
-      </w:pPr>
-      <w:r>
-        <w:rPr>
-          <w:rFonts w:ascii="Times New Roman" w:cs="Times New Roman" w:eastAsia="Times New Roman" w:hAnsi="Times New Roman"/>
-          <w:sz w:val="24"/>
-          <w:szCs w:val="24"/>
-        </w:rPr>
-        <w:t xml:space="preserve">3.4 Research Design</w:t>
-      </w:r>
-      <w:r>
-        <w:rPr>
-          <w:rFonts w:ascii="Times New Roman" w:cs="Times New Roman" w:eastAsia="Times New Roman" w:hAnsi="Times New Roman"/>
-          <w:sz w:val="24"/>
-          <w:szCs w:val="24"/>
-        </w:rPr>
-        <w:t xml:space="preserve">	</w:t>
-      </w:r>
-      <w:fldSimple w:instr="PAGEREF h_46 \h">
-        <w:r>
-          <w:t xml:space="preserve">34</w:t>
-        </w:r>
-      </w:fldSimple>
-    </w:p>
-    <w:p>
-      <w:pPr>
-        <w:tabs>
-          <w:tab w:val="right" w:pos="9026"/>
-        </w:tabs>
-        <w:spacing w:after="80" w:before="0" w:line="276" w:lineRule="auto"/>
-        <w:ind w:left="1540"/>
-      </w:pPr>
-      <w:r>
-        <w:rPr>
-          <w:rFonts w:ascii="Times New Roman" w:cs="Times New Roman" w:eastAsia="Times New Roman" w:hAnsi="Times New Roman"/>
-          <w:sz w:val="24"/>
-          <w:szCs w:val="24"/>
-        </w:rPr>
-        <w:t xml:space="preserve">3.5 Population, Sample and Sampling Method</w:t>
-      </w:r>
-      <w:r>
-        <w:rPr>
-          <w:rFonts w:ascii="Times New Roman" w:cs="Times New Roman" w:eastAsia="Times New Roman" w:hAnsi="Times New Roman"/>
-          <w:sz w:val="24"/>
-          <w:szCs w:val="24"/>
-        </w:rPr>
-        <w:t xml:space="preserve">	</w:t>
-      </w:r>
-      <w:fldSimple w:instr="PAGEREF h_47 \h">
-        <w:r>
-          <w:t xml:space="preserve">35</w:t>
-        </w:r>
-      </w:fldSimple>
-    </w:p>
-    <w:p>
-      <w:pPr>
-        <w:tabs>
-          <w:tab w:val="right" w:pos="9026"/>
-        </w:tabs>
-        <w:spacing w:after="80" w:before="0" w:line="276" w:lineRule="auto"/>
-        <w:ind w:left="1540"/>
-      </w:pPr>
-      <w:r>
-        <w:rPr>
-          <w:rFonts w:ascii="Times New Roman" w:cs="Times New Roman" w:eastAsia="Times New Roman" w:hAnsi="Times New Roman"/>
-          <w:sz w:val="24"/>
-          <w:szCs w:val="24"/>
-        </w:rPr>
-        <w:t xml:space="preserve">3.6 Data Collection Procedure and Screening</w:t>
-      </w:r>
-      <w:r>
-        <w:rPr>
-          <w:rFonts w:ascii="Times New Roman" w:cs="Times New Roman" w:eastAsia="Times New Roman" w:hAnsi="Times New Roman"/>
-          <w:sz w:val="24"/>
-          <w:szCs w:val="24"/>
-        </w:rPr>
-        <w:t xml:space="preserve">	</w:t>
-      </w:r>
-      <w:fldSimple w:instr="PAGEREF h_48 \h">
-        <w:r>
-          <w:t xml:space="preserve">36</w:t>
-        </w:r>
-      </w:fldSimple>
-    </w:p>
-    <w:p>
-      <w:pPr>
-        <w:tabs>
-          <w:tab w:val="right" w:pos="9026"/>
-        </w:tabs>
-        <w:spacing w:after="80" w:before="0" w:line="276" w:lineRule="auto"/>
-        <w:ind w:left="1540"/>
-      </w:pPr>
-      <w:r>
-        <w:rPr>
-          <w:rFonts w:ascii="Times New Roman" w:cs="Times New Roman" w:eastAsia="Times New Roman" w:hAnsi="Times New Roman"/>
-          <w:sz w:val="24"/>
-          <w:szCs w:val="24"/>
-        </w:rPr>
-        <w:t xml:space="preserve">3.7 Research Instrument and Scoring</w:t>
-      </w:r>
-      <w:r>
-        <w:rPr>
-          <w:rFonts w:ascii="Times New Roman" w:cs="Times New Roman" w:eastAsia="Times New Roman" w:hAnsi="Times New Roman"/>
-          <w:sz w:val="24"/>
-          <w:szCs w:val="24"/>
-        </w:rPr>
-        <w:t xml:space="preserve">	</w:t>
-      </w:r>
-      <w:fldSimple w:instr="PAGEREF h_50 \h">
-        <w:r>
-          <w:t xml:space="preserve">37</w:t>
-        </w:r>
-      </w:fldSimple>
-    </w:p>
-    <w:p>
-      <w:pPr>
-        <w:tabs>
-          <w:tab w:val="right" w:pos="9026"/>
-        </w:tabs>
-        <w:spacing w:after="80" w:before="0" w:line="276" w:lineRule="auto"/>
-        <w:ind w:left="1540"/>
-      </w:pPr>
-      <w:r>
-        <w:rPr>
-          <w:rFonts w:ascii="Times New Roman" w:cs="Times New Roman" w:eastAsia="Times New Roman" w:hAnsi="Times New Roman"/>
-          <w:sz w:val="24"/>
-          <w:szCs w:val="24"/>
-        </w:rPr>
-        <w:t xml:space="preserve">3.8 Research Questions</w:t>
-      </w:r>
-      <w:r>
-        <w:rPr>
-          <w:rFonts w:ascii="Times New Roman" w:cs="Times New Roman" w:eastAsia="Times New Roman" w:hAnsi="Times New Roman"/>
-          <w:sz w:val="24"/>
-          <w:szCs w:val="24"/>
-        </w:rPr>
-        <w:t xml:space="preserve">	</w:t>
-      </w:r>
-      <w:fldSimple w:instr="PAGEREF h_51 \h">
-        <w:r>
-          <w:t xml:space="preserve">38</w:t>
-        </w:r>
-      </w:fldSimple>
-    </w:p>
-    <w:p>
-      <w:pPr>
-        <w:tabs>
-          <w:tab w:val="right" w:pos="9026"/>
-        </w:tabs>
-        <w:spacing w:after="80" w:before="0" w:line="276" w:lineRule="auto"/>
-        <w:ind w:left="1540"/>
-      </w:pPr>
-      <w:r>
-        <w:rPr>
-          <w:rFonts w:ascii="Times New Roman" w:cs="Times New Roman" w:eastAsia="Times New Roman" w:hAnsi="Times New Roman"/>
-          <w:sz w:val="24"/>
-          <w:szCs w:val="24"/>
-        </w:rPr>
-        <w:t xml:space="preserve">3.9 Data Analysis Techniques</w:t>
-      </w:r>
-      <w:r>
-        <w:rPr>
-          <w:rFonts w:ascii="Times New Roman" w:cs="Times New Roman" w:eastAsia="Times New Roman" w:hAnsi="Times New Roman"/>
-          <w:sz w:val="24"/>
-          <w:szCs w:val="24"/>
-        </w:rPr>
-        <w:t xml:space="preserve">	</w:t>
-      </w:r>
-      <w:fldSimple w:instr="PAGEREF h_52 \h">
-        <w:r>
-          <w:t xml:space="preserve">38</w:t>
-        </w:r>
-      </w:fldSimple>
-    </w:p>
-    <w:p>
-      <w:pPr>
-        <w:tabs>
-          <w:tab w:val="right" w:pos="9026"/>
-        </w:tabs>
-        <w:spacing w:after="80" w:before="0" w:line="276" w:lineRule="auto"/>
-        <w:ind w:left="1540"/>
-      </w:pPr>
-      <w:r>
-        <w:rPr>
-          <w:rFonts w:ascii="Times New Roman" w:cs="Times New Roman" w:eastAsia="Times New Roman" w:hAnsi="Times New Roman"/>
-          <w:sz w:val="24"/>
-          <w:szCs w:val="24"/>
-        </w:rPr>
-        <w:t xml:space="preserve">3.10 Questionnaire Review, Reliability and Validity</w:t>
-      </w:r>
-      <w:r>
-        <w:rPr>
-          <w:rFonts w:ascii="Times New Roman" w:cs="Times New Roman" w:eastAsia="Times New Roman" w:hAnsi="Times New Roman"/>
-          <w:sz w:val="24"/>
-          <w:szCs w:val="24"/>
-        </w:rPr>
-        <w:t xml:space="preserve">	</w:t>
-      </w:r>
-      <w:fldSimple w:instr="PAGEREF h_54 \h">
-        <w:r>
-          <w:t xml:space="preserve">41</w:t>
-        </w:r>
-      </w:fldSimple>
-    </w:p>
-    <w:p>
-      <w:pPr>
-        <w:tabs>
-          <w:tab w:val="right" w:pos="9026"/>
-        </w:tabs>
-        <w:spacing w:after="80" w:before="0" w:line="276" w:lineRule="auto"/>
-        <w:ind w:left="1540"/>
-      </w:pPr>
-      <w:r>
-        <w:rPr>
-          <w:rFonts w:ascii="Times New Roman" w:cs="Times New Roman" w:eastAsia="Times New Roman" w:hAnsi="Times New Roman"/>
-          <w:sz w:val="24"/>
-          <w:szCs w:val="24"/>
-        </w:rPr>
-        <w:t xml:space="preserve">3.11 Ethical Considerations and Limitations</w:t>
-      </w:r>
-      <w:r>
-        <w:rPr>
-          <w:rFonts w:ascii="Times New Roman" w:cs="Times New Roman" w:eastAsia="Times New Roman" w:hAnsi="Times New Roman"/>
-          <w:sz w:val="24"/>
-          <w:szCs w:val="24"/>
-        </w:rPr>
-        <w:t xml:space="preserve">	</w:t>
-      </w:r>
-      <w:fldSimple w:instr="PAGEREF h_55 \h">
-        <w:r>
-          <w:t xml:space="preserve">42</w:t>
-        </w:r>
-      </w:fldSimple>
-    </w:p>
-    <w:p>
-      <w:pPr>
-        <w:tabs>
-          <w:tab w:val="left" w:pos="1300"/>
-          <w:tab w:val="right" w:pos="9026"/>
-        </w:tabs>
-        <w:spacing w:after="80" w:before="120" w:line="276" w:lineRule="auto"/>
-        <w:ind w:left="1300" w:hanging="1300"/>
-      </w:pPr>
-      <w:r>
-        <w:rPr>
-          <w:rFonts w:ascii="Times New Roman" w:cs="Times New Roman" w:eastAsia="Times New Roman" w:hAnsi="Times New Roman"/>
-          <w:b/>
-          <w:bCs/>
-          <w:sz w:val="24"/>
-          <w:szCs w:val="24"/>
-        </w:rPr>
-        <w:t xml:space="preserve">4</w:t>
-      </w:r>
-      <w:r>
-        <w:rPr>
-          <w:rFonts w:ascii="Times New Roman" w:cs="Times New Roman" w:eastAsia="Times New Roman" w:hAnsi="Times New Roman"/>
-          <w:b/>
-          <w:bCs/>
-          <w:sz w:val="24"/>
-          <w:szCs w:val="24"/>
-        </w:rPr>
-        <w:t xml:space="preserve">	DATA ANALYSIS AND INTERPRETATION</w:t>
-      </w:r>
-      <w:r>
-        <w:rPr>
-          <w:rFonts w:ascii="Times New Roman" w:cs="Times New Roman" w:eastAsia="Times New Roman" w:hAnsi="Times New Roman"/>
-          <w:sz w:val="24"/>
-          <w:szCs w:val="24"/>
-        </w:rPr>
-        <w:t xml:space="preserve">	</w:t>
-      </w:r>
-      <w:fldSimple w:instr="PAGEREF h_56 \h">
-        <w:r>
-          <w:t xml:space="preserve">43</w:t>
-        </w:r>
-      </w:fldSimple>
-    </w:p>
-    <w:p>
-      <w:pPr>
-        <w:tabs>
-          <w:tab w:val="right" w:pos="9026"/>
-        </w:tabs>
-        <w:spacing w:after="80" w:before="0" w:line="276" w:lineRule="auto"/>
-        <w:ind w:left="1540"/>
-      </w:pPr>
-      <w:r>
-        <w:rPr>
-          <w:rFonts w:ascii="Times New Roman" w:cs="Times New Roman" w:eastAsia="Times New Roman" w:hAnsi="Times New Roman"/>
-          <w:sz w:val="24"/>
-          <w:szCs w:val="24"/>
-        </w:rPr>
-        <w:t xml:space="preserve">4.1 Descriptive Analysis</w:t>
-      </w:r>
-      <w:r>
-        <w:rPr>
-          <w:rFonts w:ascii="Times New Roman" w:cs="Times New Roman" w:eastAsia="Times New Roman" w:hAnsi="Times New Roman"/>
-          <w:sz w:val="24"/>
-          <w:szCs w:val="24"/>
-        </w:rPr>
-        <w:t xml:space="preserve">	</w:t>
-      </w:r>
-      <w:fldSimple w:instr="PAGEREF h_57 \h">
-        <w:r>
-          <w:t xml:space="preserve">43</w:t>
-        </w:r>
-      </w:fldSimple>
-    </w:p>
-    <w:p>
-      <w:pPr>
-        <w:tabs>
-          <w:tab w:val="right" w:pos="9026"/>
-        </w:tabs>
-        <w:spacing w:after="80" w:before="0" w:line="276" w:lineRule="auto"/>
-        <w:ind w:left="1540"/>
-      </w:pPr>
-      <w:r>
-        <w:rPr>
-          <w:rFonts w:ascii="Times New Roman" w:cs="Times New Roman" w:eastAsia="Times New Roman" w:hAnsi="Times New Roman"/>
-          <w:sz w:val="24"/>
-          <w:szCs w:val="24"/>
-        </w:rPr>
-        <w:t xml:space="preserve">4.2 Inferential Analysis</w:t>
-      </w:r>
-      <w:r>
-        <w:rPr>
-          <w:rFonts w:ascii="Times New Roman" w:cs="Times New Roman" w:eastAsia="Times New Roman" w:hAnsi="Times New Roman"/>
-          <w:sz w:val="24"/>
-          <w:szCs w:val="24"/>
-        </w:rPr>
-        <w:t xml:space="preserve">	</w:t>
-      </w:r>
-      <w:fldSimple w:instr="PAGEREF h_79 \h">
-        <w:r>
-          <w:t xml:space="preserve">56</w:t>
-        </w:r>
-      </w:fldSimple>
-    </w:p>
-    <w:p>
-      <w:pPr>
-        <w:tabs>
-          <w:tab w:val="right" w:pos="9026"/>
-        </w:tabs>
-        <w:spacing w:after="80" w:before="0" w:line="276" w:lineRule="auto"/>
-        <w:ind w:left="1540"/>
-      </w:pPr>
-      <w:r>
-        <w:rPr>
-          <w:rFonts w:ascii="Times New Roman" w:cs="Times New Roman" w:eastAsia="Times New Roman" w:hAnsi="Times New Roman"/>
-          <w:sz w:val="24"/>
-          <w:szCs w:val="24"/>
-        </w:rPr>
-        <w:t xml:space="preserve">4.3 Interpretation of Results</w:t>
-      </w:r>
-      <w:r>
-        <w:rPr>
-          <w:rFonts w:ascii="Times New Roman" w:cs="Times New Roman" w:eastAsia="Times New Roman" w:hAnsi="Times New Roman"/>
-          <w:sz w:val="24"/>
-          <w:szCs w:val="24"/>
-        </w:rPr>
-        <w:t xml:space="preserve">	</w:t>
-      </w:r>
-      <w:fldSimple w:instr="PAGEREF h_89 \h">
-        <w:r>
-          <w:t xml:space="preserve">61</w:t>
-        </w:r>
-      </w:fldSimple>
-    </w:p>
-    <w:p>
-      <w:pPr>
-        <w:tabs>
-          <w:tab w:val="right" w:pos="9026"/>
-        </w:tabs>
-        <w:spacing w:after="80" w:before="0" w:line="276" w:lineRule="auto"/>
-        <w:ind w:left="1540"/>
-      </w:pPr>
-      <w:r>
-        <w:rPr>
-          <w:rFonts w:ascii="Times New Roman" w:cs="Times New Roman" w:eastAsia="Times New Roman" w:hAnsi="Times New Roman"/>
-          <w:sz w:val="24"/>
-          <w:szCs w:val="24"/>
-        </w:rPr>
-        <w:t xml:space="preserve">4.4 Comparison with Previous Studies</w:t>
-      </w:r>
-      <w:r>
-        <w:rPr>
-          <w:rFonts w:ascii="Times New Roman" w:cs="Times New Roman" w:eastAsia="Times New Roman" w:hAnsi="Times New Roman"/>
-          <w:sz w:val="24"/>
-          <w:szCs w:val="24"/>
-        </w:rPr>
-        <w:t xml:space="preserve">	</w:t>
-      </w:r>
-      <w:fldSimple w:instr="PAGEREF h_90 \h">
-        <w:r>
-          <w:t xml:space="preserve">62</w:t>
-        </w:r>
-      </w:fldSimple>
-    </w:p>
-    <w:p>
-      <w:pPr>
-        <w:tabs>
-          <w:tab w:val="right" w:pos="9026"/>
-        </w:tabs>
-        <w:spacing w:after="80" w:before="0" w:line="276" w:lineRule="auto"/>
-        <w:ind w:left="1540"/>
-      </w:pPr>
-      <w:r>
-        <w:rPr>
-          <w:rFonts w:ascii="Times New Roman" w:cs="Times New Roman" w:eastAsia="Times New Roman" w:hAnsi="Times New Roman"/>
-          <w:sz w:val="24"/>
-          <w:szCs w:val="24"/>
-        </w:rPr>
-        <w:t xml:space="preserve">4.5 Theoretical and Practical Implications</w:t>
-      </w:r>
-      <w:r>
-        <w:rPr>
-          <w:rFonts w:ascii="Times New Roman" w:cs="Times New Roman" w:eastAsia="Times New Roman" w:hAnsi="Times New Roman"/>
-          <w:sz w:val="24"/>
-          <w:szCs w:val="24"/>
-        </w:rPr>
-        <w:t xml:space="preserve">	</w:t>
-      </w:r>
-      <w:fldSimple w:instr="PAGEREF h_91 \h">
-        <w:r>
-          <w:t xml:space="preserve">63</w:t>
-        </w:r>
-      </w:fldSimple>
-    </w:p>
-    <w:p>
-      <w:pPr>
-        <w:tabs>
-          <w:tab w:val="left" w:pos="1300"/>
-          <w:tab w:val="right" w:pos="9026"/>
-        </w:tabs>
-        <w:spacing w:after="80" w:before="120" w:line="276" w:lineRule="auto"/>
-        <w:ind w:left="1300" w:hanging="1300"/>
-      </w:pPr>
-      <w:r>
-        <w:rPr>
-          <w:rFonts w:ascii="Times New Roman" w:cs="Times New Roman" w:eastAsia="Times New Roman" w:hAnsi="Times New Roman"/>
-          <w:b/>
-          <w:bCs/>
-          <w:sz w:val="24"/>
-          <w:szCs w:val="24"/>
-        </w:rPr>
-        <w:t xml:space="preserve">5</w:t>
-      </w:r>
-      <w:r>
-        <w:rPr>
-          <w:rFonts w:ascii="Times New Roman" w:cs="Times New Roman" w:eastAsia="Times New Roman" w:hAnsi="Times New Roman"/>
-          <w:b/>
-          <w:bCs/>
-          <w:sz w:val="24"/>
-          <w:szCs w:val="24"/>
-        </w:rPr>
-        <w:t xml:space="preserve">	SUMMARY, CONCLUSION AND SUGGESTIONS</w:t>
-      </w:r>
-      <w:r>
-        <w:rPr>
-          <w:rFonts w:ascii="Times New Roman" w:cs="Times New Roman" w:eastAsia="Times New Roman" w:hAnsi="Times New Roman"/>
-          <w:sz w:val="24"/>
-          <w:szCs w:val="24"/>
-        </w:rPr>
-        <w:t xml:space="preserve">	</w:t>
-      </w:r>
-      <w:fldSimple w:instr="PAGEREF h_92 \h">
-        <w:r>
-          <w:t xml:space="preserve">64</w:t>
-        </w:r>
-      </w:fldSimple>
-    </w:p>
-    <w:p>
-      <w:pPr>
-        <w:tabs>
-          <w:tab w:val="right" w:pos="9026"/>
-        </w:tabs>
-        <w:spacing w:after="80" w:before="0" w:line="276" w:lineRule="auto"/>
-        <w:ind w:left="1540"/>
-      </w:pPr>
-      <w:r>
-        <w:rPr>
-          <w:rFonts w:ascii="Times New Roman" w:cs="Times New Roman" w:eastAsia="Times New Roman" w:hAnsi="Times New Roman"/>
-          <w:sz w:val="24"/>
-          <w:szCs w:val="24"/>
-        </w:rPr>
-        <w:t xml:space="preserve">5.1 Introduction</w:t>
-      </w:r>
-      <w:r>
-        <w:rPr>
-          <w:rFonts w:ascii="Times New Roman" w:cs="Times New Roman" w:eastAsia="Times New Roman" w:hAnsi="Times New Roman"/>
-          <w:sz w:val="24"/>
-          <w:szCs w:val="24"/>
-        </w:rPr>
-        <w:t xml:space="preserve">	</w:t>
-      </w:r>
-      <w:fldSimple w:instr="PAGEREF h_93 \h">
-        <w:r>
-          <w:t xml:space="preserve">64</w:t>
-        </w:r>
-      </w:fldSimple>
-    </w:p>
-    <w:p>
-      <w:pPr>
-        <w:tabs>
-          <w:tab w:val="right" w:pos="9026"/>
-        </w:tabs>
-        <w:spacing w:after="80" w:before="0" w:line="276" w:lineRule="auto"/>
-        <w:ind w:left="1540"/>
-      </w:pPr>
-      <w:r>
-        <w:rPr>
-          <w:rFonts w:ascii="Times New Roman" w:cs="Times New Roman" w:eastAsia="Times New Roman" w:hAnsi="Times New Roman"/>
-          <w:sz w:val="24"/>
-          <w:szCs w:val="24"/>
-        </w:rPr>
-        <w:t xml:space="preserve">5.2 Summary of the Study</w:t>
-      </w:r>
-      <w:r>
-        <w:rPr>
-          <w:rFonts w:ascii="Times New Roman" w:cs="Times New Roman" w:eastAsia="Times New Roman" w:hAnsi="Times New Roman"/>
-          <w:sz w:val="24"/>
-          <w:szCs w:val="24"/>
-        </w:rPr>
-        <w:t xml:space="preserve">	</w:t>
-      </w:r>
-      <w:fldSimple w:instr="PAGEREF h_94 \h">
-        <w:r>
-          <w:t xml:space="preserve">64</w:t>
-        </w:r>
-      </w:fldSimple>
-    </w:p>
-    <w:p>
-      <w:pPr>
-        <w:tabs>
-          <w:tab w:val="right" w:pos="9026"/>
-        </w:tabs>
-        <w:spacing w:after="80" w:before="0" w:line="276" w:lineRule="auto"/>
-        <w:ind w:left="1540"/>
-      </w:pPr>
-      <w:r>
-        <w:rPr>
-          <w:rFonts w:ascii="Times New Roman" w:cs="Times New Roman" w:eastAsia="Times New Roman" w:hAnsi="Times New Roman"/>
-          <w:sz w:val="24"/>
-          <w:szCs w:val="24"/>
-        </w:rPr>
-        <w:t xml:space="preserve">5.3 Major Findings</w:t>
-      </w:r>
-      <w:r>
-        <w:rPr>
-          <w:rFonts w:ascii="Times New Roman" w:cs="Times New Roman" w:eastAsia="Times New Roman" w:hAnsi="Times New Roman"/>
-          <w:sz w:val="24"/>
-          <w:szCs w:val="24"/>
-        </w:rPr>
-        <w:t xml:space="preserve">	</w:t>
-      </w:r>
-      <w:fldSimple w:instr="PAGEREF h_95 \h">
-        <w:r>
-          <w:t xml:space="preserve">65</w:t>
-        </w:r>
-      </w:fldSimple>
-    </w:p>
-    <w:p>
-      <w:pPr>
-        <w:tabs>
-          <w:tab w:val="right" w:pos="9026"/>
-        </w:tabs>
-        <w:spacing w:after="80" w:before="0" w:line="276" w:lineRule="auto"/>
-        <w:ind w:left="1540"/>
-      </w:pPr>
-      <w:r>
-        <w:rPr>
-          <w:rFonts w:ascii="Times New Roman" w:cs="Times New Roman" w:eastAsia="Times New Roman" w:hAnsi="Times New Roman"/>
-          <w:sz w:val="24"/>
-          <w:szCs w:val="24"/>
-        </w:rPr>
-        <w:t xml:space="preserve">5.4 Contribution of the Study</w:t>
-      </w:r>
-      <w:r>
-        <w:rPr>
-          <w:rFonts w:ascii="Times New Roman" w:cs="Times New Roman" w:eastAsia="Times New Roman" w:hAnsi="Times New Roman"/>
-          <w:sz w:val="24"/>
-          <w:szCs w:val="24"/>
-        </w:rPr>
-        <w:t xml:space="preserve">	</w:t>
-      </w:r>
-      <w:fldSimple w:instr="PAGEREF h_102 \h">
-        <w:r>
-          <w:t xml:space="preserve">67</w:t>
-        </w:r>
-      </w:fldSimple>
-    </w:p>
-    <w:p>
-      <w:pPr>
-        <w:tabs>
-          <w:tab w:val="right" w:pos="9026"/>
-        </w:tabs>
-        <w:spacing w:after="80" w:before="0" w:line="276" w:lineRule="auto"/>
-        <w:ind w:left="1540"/>
-      </w:pPr>
-      <w:r>
-        <w:rPr>
-          <w:rFonts w:ascii="Times New Roman" w:cs="Times New Roman" w:eastAsia="Times New Roman" w:hAnsi="Times New Roman"/>
-          <w:sz w:val="24"/>
-          <w:szCs w:val="24"/>
-        </w:rPr>
-        <w:t xml:space="preserve">5.5 Suggestions for Training Review</w:t>
-      </w:r>
-      <w:r>
-        <w:rPr>
-          <w:rFonts w:ascii="Times New Roman" w:cs="Times New Roman" w:eastAsia="Times New Roman" w:hAnsi="Times New Roman"/>
-          <w:sz w:val="24"/>
-          <w:szCs w:val="24"/>
-        </w:rPr>
-        <w:t xml:space="preserve">	</w:t>
-      </w:r>
-      <w:fldSimple w:instr="PAGEREF h_103 \h">
-        <w:r>
-          <w:t xml:space="preserve">67</w:t>
-        </w:r>
-      </w:fldSimple>
-    </w:p>
-    <w:p>
-      <w:pPr>
-        <w:tabs>
-          <w:tab w:val="right" w:pos="9026"/>
-        </w:tabs>
-        <w:spacing w:after="80" w:before="0" w:line="276" w:lineRule="auto"/>
-        <w:ind w:left="1540"/>
-      </w:pPr>
-      <w:r>
-        <w:rPr>
-          <w:rFonts w:ascii="Times New Roman" w:cs="Times New Roman" w:eastAsia="Times New Roman" w:hAnsi="Times New Roman"/>
-          <w:sz w:val="24"/>
-          <w:szCs w:val="24"/>
-        </w:rPr>
-        <w:t xml:space="preserve">5.6 Limitations of the Study</w:t>
-      </w:r>
-      <w:r>
-        <w:rPr>
-          <w:rFonts w:ascii="Times New Roman" w:cs="Times New Roman" w:eastAsia="Times New Roman" w:hAnsi="Times New Roman"/>
-          <w:sz w:val="24"/>
-          <w:szCs w:val="24"/>
-        </w:rPr>
-        <w:t xml:space="preserve">	</w:t>
-      </w:r>
-      <w:fldSimple w:instr="PAGEREF h_105 \h">
-        <w:r>
-          <w:t xml:space="preserve">70</w:t>
-        </w:r>
-      </w:fldSimple>
-    </w:p>
-    <w:p>
-      <w:pPr>
-        <w:tabs>
-          <w:tab w:val="right" w:pos="9026"/>
-        </w:tabs>
-        <w:spacing w:after="80" w:before="0" w:line="276" w:lineRule="auto"/>
-        <w:ind w:left="1540"/>
-      </w:pPr>
-      <w:r>
-        <w:rPr>
-          <w:rFonts w:ascii="Times New Roman" w:cs="Times New Roman" w:eastAsia="Times New Roman" w:hAnsi="Times New Roman"/>
-          <w:sz w:val="24"/>
-          <w:szCs w:val="24"/>
-        </w:rPr>
-        <w:t xml:space="preserve">5.7 Directions for Future Research</w:t>
-      </w:r>
-      <w:r>
-        <w:rPr>
-          <w:rFonts w:ascii="Times New Roman" w:cs="Times New Roman" w:eastAsia="Times New Roman" w:hAnsi="Times New Roman"/>
-          <w:sz w:val="24"/>
-          <w:szCs w:val="24"/>
-        </w:rPr>
-        <w:t xml:space="preserve">	</w:t>
-      </w:r>
-      <w:fldSimple w:instr="PAGEREF h_106 \h">
-        <w:r>
-          <w:t xml:space="preserve">70</w:t>
-        </w:r>
-      </w:fldSimple>
-    </w:p>
-    <w:p>
-      <w:pPr>
-        <w:tabs>
-          <w:tab w:val="right" w:pos="9026"/>
-        </w:tabs>
-        <w:spacing w:after="80" w:before="0" w:line="276" w:lineRule="auto"/>
-        <w:ind w:left="1540"/>
-      </w:pPr>
-      <w:r>
-        <w:rPr>
-          <w:rFonts w:ascii="Times New Roman" w:cs="Times New Roman" w:eastAsia="Times New Roman" w:hAnsi="Times New Roman"/>
-          <w:sz w:val="24"/>
-          <w:szCs w:val="24"/>
-        </w:rPr>
-        <w:t xml:space="preserve">5.8 Conclusion</w:t>
-      </w:r>
-      <w:r>
-        <w:rPr>
-          <w:rFonts w:ascii="Times New Roman" w:cs="Times New Roman" w:eastAsia="Times New Roman" w:hAnsi="Times New Roman"/>
-          <w:sz w:val="24"/>
-          <w:szCs w:val="24"/>
-        </w:rPr>
-        <w:t xml:space="preserve">	</w:t>
-      </w:r>
-      <w:fldSimple w:instr="PAGEREF h_107 \h">
-        <w:r>
-          <w:t xml:space="preserve">71</w:t>
-        </w:r>
-      </w:fldSimple>
-    </w:p>
-    <w:p>
-      <w:pPr>
-        <w:tabs>
-          <w:tab w:val="left" w:pos="1300"/>
-          <w:tab w:val="right" w:pos="9026"/>
-        </w:tabs>
-        <w:spacing w:after="80" w:before="120" w:line="276" w:lineRule="auto"/>
-        <w:ind w:left="1300" w:hanging="1300"/>
-      </w:pPr>
-      <w:r>
-        <w:rPr>
-          <w:rFonts w:ascii="Times New Roman" w:cs="Times New Roman" w:eastAsia="Times New Roman" w:hAnsi="Times New Roman"/>
-          <w:b/>
-          <w:bCs/>
-          <w:sz w:val="24"/>
-          <w:szCs w:val="24"/>
-        </w:rPr>
-        <w:t xml:space="preserve"/>
-      </w:r>
-      <w:r>
-        <w:rPr>
-          <w:rFonts w:ascii="Times New Roman" w:cs="Times New Roman" w:eastAsia="Times New Roman" w:hAnsi="Times New Roman"/>
-          <w:b/>
-          <w:bCs/>
-          <w:sz w:val="24"/>
-          <w:szCs w:val="24"/>
-        </w:rPr>
-        <w:t xml:space="preserve">	REFERENCES</w:t>
-      </w:r>
-      <w:r>
-        <w:rPr>
-          <w:rFonts w:ascii="Times New Roman" w:cs="Times New Roman" w:eastAsia="Times New Roman" w:hAnsi="Times New Roman"/>
-          <w:sz w:val="24"/>
-          <w:szCs w:val="24"/>
-        </w:rPr>
-        <w:t xml:space="preserve">	</w:t>
-      </w:r>
-      <w:fldSimple w:instr="PAGEREF h_108 \h">
-        <w:r>
-          <w:t xml:space="preserve">72</w:t>
-        </w:r>
-      </w:fldSimple>
-    </w:p>
-    <w:p>
-      <w:pPr>
-        <w:tabs>
-          <w:tab w:val="left" w:pos="1300"/>
-          <w:tab w:val="right" w:pos="9026"/>
-        </w:tabs>
-        <w:spacing w:after="80" w:before="120" w:line="276" w:lineRule="auto"/>
-        <w:ind w:left="1300" w:hanging="1300"/>
-      </w:pPr>
-      <w:r>
-        <w:rPr>
-          <w:rFonts w:ascii="Times New Roman" w:cs="Times New Roman" w:eastAsia="Times New Roman" w:hAnsi="Times New Roman"/>
-          <w:b/>
-          <w:bCs/>
-          <w:sz w:val="24"/>
-          <w:szCs w:val="24"/>
-        </w:rPr>
-        <w:t xml:space="preserve"/>
-      </w:r>
-      <w:r>
-        <w:rPr>
-          <w:rFonts w:ascii="Times New Roman" w:cs="Times New Roman" w:eastAsia="Times New Roman" w:hAnsi="Times New Roman"/>
-          <w:b/>
-          <w:bCs/>
-          <w:sz w:val="24"/>
-          <w:szCs w:val="24"/>
-        </w:rPr>
-        <w:t xml:space="preserve">	APPENDIX A — QUESTIONNAIRE</w:t>
-      </w:r>
-      <w:r>
-        <w:rPr>
-          <w:rFonts w:ascii="Times New Roman" w:cs="Times New Roman" w:eastAsia="Times New Roman" w:hAnsi="Times New Roman"/>
-          <w:sz w:val="24"/>
-          <w:szCs w:val="24"/>
-        </w:rPr>
-        <w:t xml:space="preserve">	</w:t>
-      </w:r>
-      <w:fldSimple w:instr="PAGEREF h_109 \h">
-        <w:r>
-          <w:t xml:space="preserve">75</w:t>
-        </w:r>
-      </w:fldSimple>
-    </w:p>
-    <w:p>
-      <w:pPr>
-        <w:tabs>
-          <w:tab w:val="right" w:pos="9026"/>
-        </w:tabs>
-        <w:spacing w:after="80" w:before="0" w:line="276" w:lineRule="auto"/>
-        <w:ind w:left="1540"/>
-      </w:pPr>
-      <w:r>
-        <w:rPr>
-          <w:rFonts w:ascii="Times New Roman" w:cs="Times New Roman" w:eastAsia="Times New Roman" w:hAnsi="Times New Roman"/>
-          <w:sz w:val="24"/>
-          <w:szCs w:val="24"/>
-        </w:rPr>
-        <w:t xml:space="preserve">Hybrid Learning and Training Effectiveness at Union Bank of India</w:t>
-      </w:r>
-      <w:r>
-        <w:rPr>
-          <w:rFonts w:ascii="Times New Roman" w:cs="Times New Roman" w:eastAsia="Times New Roman" w:hAnsi="Times New Roman"/>
-          <w:sz w:val="24"/>
-          <w:szCs w:val="24"/>
-        </w:rPr>
-        <w:t xml:space="preserve">	</w:t>
-      </w:r>
-      <w:fldSimple w:instr="PAGEREF h_110 \h">
-        <w:r>
-          <w:t xml:space="preserve">75</w:t>
-        </w:r>
-      </w:fldSimple>
-    </w:p>
-    <w:p>
-      <w:pPr>
-        <w:tabs>
-          <w:tab w:val="right" w:pos="9026"/>
-        </w:tabs>
-        <w:spacing w:after="80" w:before="0" w:line="276" w:lineRule="auto"/>
-        <w:ind w:left="1540"/>
-      </w:pPr>
-      <w:r>
-        <w:rPr>
-          <w:rFonts w:ascii="Times New Roman" w:cs="Times New Roman" w:eastAsia="Times New Roman" w:hAnsi="Times New Roman"/>
-          <w:sz w:val="24"/>
-          <w:szCs w:val="24"/>
-        </w:rPr>
-        <w:t xml:space="preserve">Section A — Eligibility and Basic Information</w:t>
-      </w:r>
-      <w:r>
-        <w:rPr>
-          <w:rFonts w:ascii="Times New Roman" w:cs="Times New Roman" w:eastAsia="Times New Roman" w:hAnsi="Times New Roman"/>
-          <w:sz w:val="24"/>
-          <w:szCs w:val="24"/>
-        </w:rPr>
-        <w:t xml:space="preserve">	</w:t>
-      </w:r>
-      <w:fldSimple w:instr="PAGEREF h_111 \h">
-        <w:r>
-          <w:t xml:space="preserve">75</w:t>
-        </w:r>
-      </w:fldSimple>
-    </w:p>
-    <w:p>
-      <w:pPr>
-        <w:tabs>
-          <w:tab w:val="right" w:pos="9026"/>
-        </w:tabs>
-        <w:spacing w:after="80" w:before="0" w:line="276" w:lineRule="auto"/>
-        <w:ind w:left="1540"/>
-      </w:pPr>
-      <w:r>
-        <w:rPr>
-          <w:rFonts w:ascii="Times New Roman" w:cs="Times New Roman" w:eastAsia="Times New Roman" w:hAnsi="Times New Roman"/>
-          <w:sz w:val="24"/>
-          <w:szCs w:val="24"/>
-        </w:rPr>
-        <w:t xml:space="preserve">Response Scale for Questions 5–30</w:t>
-      </w:r>
-      <w:r>
-        <w:rPr>
-          <w:rFonts w:ascii="Times New Roman" w:cs="Times New Roman" w:eastAsia="Times New Roman" w:hAnsi="Times New Roman"/>
-          <w:sz w:val="24"/>
-          <w:szCs w:val="24"/>
-        </w:rPr>
-        <w:t xml:space="preserve">	</w:t>
-      </w:r>
-      <w:fldSimple w:instr="PAGEREF h_112 \h">
-        <w:r>
-          <w:t xml:space="preserve">75</w:t>
-        </w:r>
-      </w:fldSimple>
-    </w:p>
-    <w:p>
-      <w:pPr>
-        <w:tabs>
-          <w:tab w:val="right" w:pos="9026"/>
-        </w:tabs>
-        <w:spacing w:after="80" w:before="0" w:line="276" w:lineRule="auto"/>
-        <w:ind w:left="1540"/>
-      </w:pPr>
-      <w:r>
-        <w:rPr>
-          <w:rFonts w:ascii="Times New Roman" w:cs="Times New Roman" w:eastAsia="Times New Roman" w:hAnsi="Times New Roman"/>
-          <w:sz w:val="24"/>
-          <w:szCs w:val="24"/>
-        </w:rPr>
-        <w:t xml:space="preserve">Section B — Hybrid Learning</w:t>
-      </w:r>
-      <w:r>
-        <w:rPr>
-          <w:rFonts w:ascii="Times New Roman" w:cs="Times New Roman" w:eastAsia="Times New Roman" w:hAnsi="Times New Roman"/>
-          <w:sz w:val="24"/>
-          <w:szCs w:val="24"/>
-        </w:rPr>
-        <w:t xml:space="preserve">	</w:t>
-      </w:r>
-      <w:fldSimple w:instr="PAGEREF h_113 \h">
-        <w:r>
-          <w:t xml:space="preserve">76</w:t>
-        </w:r>
-      </w:fldSimple>
-    </w:p>
-    <w:p>
-      <w:pPr>
-        <w:tabs>
-          <w:tab w:val="right" w:pos="9026"/>
-        </w:tabs>
-        <w:spacing w:after="80" w:before="0" w:line="276" w:lineRule="auto"/>
-        <w:ind w:left="1540"/>
-      </w:pPr>
-      <w:r>
-        <w:rPr>
-          <w:rFonts w:ascii="Times New Roman" w:cs="Times New Roman" w:eastAsia="Times New Roman" w:hAnsi="Times New Roman"/>
-          <w:sz w:val="24"/>
-          <w:szCs w:val="24"/>
-        </w:rPr>
-        <w:t xml:space="preserve">Section C — Trainer Competence</w:t>
-      </w:r>
-      <w:r>
-        <w:rPr>
-          <w:rFonts w:ascii="Times New Roman" w:cs="Times New Roman" w:eastAsia="Times New Roman" w:hAnsi="Times New Roman"/>
-          <w:sz w:val="24"/>
-          <w:szCs w:val="24"/>
-        </w:rPr>
-        <w:t xml:space="preserve">	</w:t>
-      </w:r>
-      <w:fldSimple w:instr="PAGEREF h_114 \h">
-        <w:r>
-          <w:t xml:space="preserve">76</w:t>
-        </w:r>
-      </w:fldSimple>
-    </w:p>
-    <w:p>
-      <w:pPr>
-        <w:tabs>
-          <w:tab w:val="right" w:pos="9026"/>
-        </w:tabs>
-        <w:spacing w:after="80" w:before="0" w:line="276" w:lineRule="auto"/>
-        <w:ind w:left="1540"/>
-      </w:pPr>
-      <w:r>
-        <w:rPr>
-          <w:rFonts w:ascii="Times New Roman" w:cs="Times New Roman" w:eastAsia="Times New Roman" w:hAnsi="Times New Roman"/>
-          <w:sz w:val="24"/>
-          <w:szCs w:val="24"/>
-        </w:rPr>
-        <w:t xml:space="preserve">Section D — Learner Engagement</w:t>
-      </w:r>
-      <w:r>
-        <w:rPr>
-          <w:rFonts w:ascii="Times New Roman" w:cs="Times New Roman" w:eastAsia="Times New Roman" w:hAnsi="Times New Roman"/>
-          <w:sz w:val="24"/>
-          <w:szCs w:val="24"/>
-        </w:rPr>
-        <w:t xml:space="preserve">	</w:t>
-      </w:r>
-      <w:fldSimple w:instr="PAGEREF h_115 \h">
-        <w:r>
-          <w:t xml:space="preserve">76</w:t>
-        </w:r>
-      </w:fldSimple>
-    </w:p>
-    <w:p>
-      <w:pPr>
-        <w:tabs>
-          <w:tab w:val="right" w:pos="9026"/>
-        </w:tabs>
-        <w:spacing w:after="80" w:before="0" w:line="276" w:lineRule="auto"/>
-        <w:ind w:left="1540"/>
-      </w:pPr>
-      <w:r>
-        <w:rPr>
-          <w:rFonts w:ascii="Times New Roman" w:cs="Times New Roman" w:eastAsia="Times New Roman" w:hAnsi="Times New Roman"/>
-          <w:sz w:val="24"/>
-          <w:szCs w:val="24"/>
-        </w:rPr>
-        <w:t xml:space="preserve">Section E — Training Effectiveness</w:t>
-      </w:r>
-      <w:r>
-        <w:rPr>
-          <w:rFonts w:ascii="Times New Roman" w:cs="Times New Roman" w:eastAsia="Times New Roman" w:hAnsi="Times New Roman"/>
-          <w:sz w:val="24"/>
-          <w:szCs w:val="24"/>
-        </w:rPr>
-        <w:t xml:space="preserve">	</w:t>
-      </w:r>
-      <w:fldSimple w:instr="PAGEREF h_116 \h">
-        <w:r>
-          <w:t xml:space="preserve">77</w:t>
-        </w:r>
-      </w:fldSimple>
-    </w:p>
-    <w:p>
-      <w:pPr>
-        <w:tabs>
-          <w:tab w:val="left" w:pos="1300"/>
-          <w:tab w:val="right" w:pos="9026"/>
-        </w:tabs>
-        <w:spacing w:after="80" w:before="120" w:line="276" w:lineRule="auto"/>
-        <w:ind w:left="1300" w:hanging="1300"/>
-      </w:pPr>
-      <w:r>
-        <w:rPr>
-          <w:rFonts w:ascii="Times New Roman" w:cs="Times New Roman" w:eastAsia="Times New Roman" w:hAnsi="Times New Roman"/>
-          <w:b/>
-          <w:bCs/>
-          <w:sz w:val="24"/>
-          <w:szCs w:val="24"/>
-        </w:rPr>
-        <w:t xml:space="preserve"/>
-      </w:r>
-      <w:r>
-        <w:rPr>
-          <w:rFonts w:ascii="Times New Roman" w:cs="Times New Roman" w:eastAsia="Times New Roman" w:hAnsi="Times New Roman"/>
-          <w:b/>
-          <w:bCs/>
-          <w:sz w:val="24"/>
-          <w:szCs w:val="24"/>
-        </w:rPr>
-        <w:t xml:space="preserve">	APPENDIX B — QUESTIONNAIRE DEVELOPMENT AND LITERATURE BASIS</w:t>
-      </w:r>
-      <w:r>
-        <w:rPr>
-          <w:rFonts w:ascii="Times New Roman" w:cs="Times New Roman" w:eastAsia="Times New Roman" w:hAnsi="Times New Roman"/>
-          <w:sz w:val="24"/>
-          <w:szCs w:val="24"/>
-        </w:rPr>
-        <w:t xml:space="preserve">	</w:t>
-      </w:r>
-      <w:fldSimple w:instr="PAGEREF h_117 \h">
-        <w:r>
-          <w:t xml:space="preserve">78</w:t>
-        </w:r>
-      </w:fldSimple>
-    </w:p>
-    <w:p>
-      <w:r>
-        <w:br w:type="page"/>
-      </w:r>
-    </w:p>
-    <w:p>
-      <w:pPr>
-        <w:spacing w:after="360"/>
-        <w:jc w:val="center"/>
-      </w:pPr>
-      <w:r>
-        <w:rPr>
-          <w:rFonts w:ascii="Times New Roman" w:cs="Times New Roman" w:eastAsia="Times New Roman" w:hAnsi="Times New Roman"/>
-          <w:b/>
-          <w:bCs/>
-          <w:sz w:val="24"/>
-          <w:szCs w:val="24"/>
-          <w:u w:val="single"/>
-        </w:rPr>
-        <w:t xml:space="preserve">LIST OF TABLES</w:t>
-      </w:r>
-    </w:p>
-    <w:p>
-      <w:pPr>
-        <w:tabs>
-          <w:tab w:val="right" w:pos="9026" w:leader="dot"/>
-        </w:tabs>
-        <w:spacing w:after="100" w:line="276" w:lineRule="auto"/>
-        <w:ind w:left="0"/>
-      </w:pPr>
-      <w:r>
-        <w:rPr>
-          <w:rFonts w:ascii="Times New Roman" w:cs="Times New Roman" w:eastAsia="Times New Roman" w:hAnsi="Times New Roman"/>
-          <w:sz w:val="24"/>
-          <w:szCs w:val="24"/>
-        </w:rPr>
-        <w:t xml:space="preserve">Table 2.1: Literature supporting the present study</w:t>
-      </w:r>
-      <w:r>
-        <w:rPr>
-          <w:rFonts w:ascii="Times New Roman" w:cs="Times New Roman" w:eastAsia="Times New Roman" w:hAnsi="Times New Roman"/>
-          <w:sz w:val="24"/>
-          <w:szCs w:val="24"/>
-        </w:rPr>
-        <w:t xml:space="preserve">	</w:t>
-      </w:r>
-      <w:fldSimple w:instr="PAGEREF tbl_32 \h">
-        <w:r>
-          <w:t xml:space="preserve">26</w:t>
-        </w:r>
-      </w:fldSimple>
-    </w:p>
-    <w:p>
-      <w:pPr>
-        <w:tabs>
-          <w:tab w:val="right" w:pos="9026" w:leader="dot"/>
-        </w:tabs>
-        <w:spacing w:after="100" w:line="276" w:lineRule="auto"/>
-        <w:ind w:left="0"/>
-      </w:pPr>
-      <w:r>
-        <w:rPr>
-          <w:rFonts w:ascii="Times New Roman" w:cs="Times New Roman" w:eastAsia="Times New Roman" w:hAnsi="Times New Roman"/>
-          <w:sz w:val="24"/>
-          <w:szCs w:val="24"/>
-        </w:rPr>
-        <w:t xml:space="preserve">Table 3.1: Regression hypothesis</w:t>
-      </w:r>
-      <w:r>
-        <w:rPr>
-          <w:rFonts w:ascii="Times New Roman" w:cs="Times New Roman" w:eastAsia="Times New Roman" w:hAnsi="Times New Roman"/>
-          <w:sz w:val="24"/>
-          <w:szCs w:val="24"/>
-        </w:rPr>
-        <w:t xml:space="preserve">	</w:t>
-      </w:r>
-      <w:fldSimple w:instr="PAGEREF tbl_43 \h">
-        <w:r>
-          <w:t xml:space="preserve">33</w:t>
-        </w:r>
-      </w:fldSimple>
-    </w:p>
-    <w:p>
-      <w:pPr>
-        <w:tabs>
-          <w:tab w:val="right" w:pos="9026" w:leader="dot"/>
-        </w:tabs>
-        <w:spacing w:after="100" w:line="276" w:lineRule="auto"/>
-        <w:ind w:left="0"/>
-      </w:pPr>
-      <w:r>
-        <w:rPr>
-          <w:rFonts w:ascii="Times New Roman" w:cs="Times New Roman" w:eastAsia="Times New Roman" w:hAnsi="Times New Roman"/>
-          <w:sz w:val="24"/>
-          <w:szCs w:val="24"/>
-        </w:rPr>
-        <w:t xml:space="preserve">Table 3.2: Construct operationalisation and item allocation</w:t>
-      </w:r>
-      <w:r>
-        <w:rPr>
-          <w:rFonts w:ascii="Times New Roman" w:cs="Times New Roman" w:eastAsia="Times New Roman" w:hAnsi="Times New Roman"/>
-          <w:sz w:val="24"/>
-          <w:szCs w:val="24"/>
-        </w:rPr>
-        <w:t xml:space="preserve">	</w:t>
-      </w:r>
-      <w:fldSimple w:instr="PAGEREF tbl_45 \h">
-        <w:r>
-          <w:t xml:space="preserve">34</w:t>
-        </w:r>
-      </w:fldSimple>
-    </w:p>
-    <w:p>
-      <w:pPr>
-        <w:tabs>
-          <w:tab w:val="right" w:pos="9026" w:leader="dot"/>
-        </w:tabs>
-        <w:spacing w:after="100" w:line="276" w:lineRule="auto"/>
-        <w:ind w:left="0"/>
-      </w:pPr>
-      <w:r>
-        <w:rPr>
-          <w:rFonts w:ascii="Times New Roman" w:cs="Times New Roman" w:eastAsia="Times New Roman" w:hAnsi="Times New Roman"/>
-          <w:sz w:val="24"/>
-          <w:szCs w:val="24"/>
-        </w:rPr>
-        <w:t xml:space="preserve">Table 3.3: Response disposition and SPSS analysis cases</w:t>
-      </w:r>
-      <w:r>
-        <w:rPr>
-          <w:rFonts w:ascii="Times New Roman" w:cs="Times New Roman" w:eastAsia="Times New Roman" w:hAnsi="Times New Roman"/>
-          <w:sz w:val="24"/>
-          <w:szCs w:val="24"/>
-        </w:rPr>
-        <w:t xml:space="preserve">	</w:t>
-      </w:r>
-      <w:fldSimple w:instr="PAGEREF tbl_49 \h">
-        <w:r>
-          <w:t xml:space="preserve">36</w:t>
-        </w:r>
-      </w:fldSimple>
-    </w:p>
-    <w:p>
-      <w:pPr>
-        <w:tabs>
-          <w:tab w:val="right" w:pos="9026" w:leader="dot"/>
-        </w:tabs>
-        <w:spacing w:after="100" w:line="276" w:lineRule="auto"/>
-        <w:ind w:left="0"/>
-      </w:pPr>
-      <w:r>
-        <w:rPr>
-          <w:rFonts w:ascii="Times New Roman" w:cs="Times New Roman" w:eastAsia="Times New Roman" w:hAnsi="Times New Roman"/>
-          <w:sz w:val="24"/>
-          <w:szCs w:val="24"/>
-        </w:rPr>
-        <w:t xml:space="preserve">Table 3.4: SPSS-based analysis plan</w:t>
-      </w:r>
-      <w:r>
-        <w:rPr>
-          <w:rFonts w:ascii="Times New Roman" w:cs="Times New Roman" w:eastAsia="Times New Roman" w:hAnsi="Times New Roman"/>
-          <w:sz w:val="24"/>
-          <w:szCs w:val="24"/>
-        </w:rPr>
-        <w:t xml:space="preserve">	</w:t>
-      </w:r>
-      <w:fldSimple w:instr="PAGEREF tbl_53 \h">
-        <w:r>
-          <w:t xml:space="preserve">39</w:t>
-        </w:r>
-      </w:fldSimple>
-    </w:p>
-    <w:p>
-      <w:pPr>
-        <w:tabs>
-          <w:tab w:val="right" w:pos="9026" w:leader="dot"/>
-        </w:tabs>
-        <w:spacing w:after="100" w:line="276" w:lineRule="auto"/>
-        <w:ind w:left="0"/>
-      </w:pPr>
-      <w:r>
-        <w:rPr>
-          <w:rFonts w:ascii="Times New Roman" w:cs="Times New Roman" w:eastAsia="Times New Roman" w:hAnsi="Times New Roman"/>
-          <w:sz w:val="24"/>
-          <w:szCs w:val="24"/>
-        </w:rPr>
-        <w:t xml:space="preserve">Table 4.1: Respondent profile frequencies (N = 102)</w:t>
-      </w:r>
-      <w:r>
-        <w:rPr>
-          <w:rFonts w:ascii="Times New Roman" w:cs="Times New Roman" w:eastAsia="Times New Roman" w:hAnsi="Times New Roman"/>
-          <w:sz w:val="24"/>
-          <w:szCs w:val="24"/>
-        </w:rPr>
-        <w:t xml:space="preserve">	</w:t>
-      </w:r>
-      <w:fldSimple w:instr="PAGEREF tbl_59 \h">
-        <w:r>
-          <w:t xml:space="preserve">43</w:t>
-        </w:r>
-      </w:fldSimple>
-    </w:p>
-    <w:p>
-      <w:pPr>
-        <w:tabs>
-          <w:tab w:val="right" w:pos="9026" w:leader="dot"/>
-        </w:tabs>
-        <w:spacing w:after="100" w:line="276" w:lineRule="auto"/>
-        <w:ind w:left="0"/>
-      </w:pPr>
-      <w:r>
-        <w:rPr>
-          <w:rFonts w:ascii="Times New Roman" w:cs="Times New Roman" w:eastAsia="Times New Roman" w:hAnsi="Times New Roman"/>
-          <w:sz w:val="24"/>
-          <w:szCs w:val="24"/>
-        </w:rPr>
-        <w:t xml:space="preserve">Table 4.2: Construct-level descriptive statistics from SPSS Explore output</w:t>
-      </w:r>
-      <w:r>
-        <w:rPr>
-          <w:rFonts w:ascii="Times New Roman" w:cs="Times New Roman" w:eastAsia="Times New Roman" w:hAnsi="Times New Roman"/>
-          <w:sz w:val="24"/>
-          <w:szCs w:val="24"/>
-        </w:rPr>
-        <w:t xml:space="preserve">	</w:t>
-      </w:r>
-      <w:fldSimple w:instr="PAGEREF tbl_64 \h">
-        <w:r>
-          <w:t xml:space="preserve">46</w:t>
-        </w:r>
-      </w:fldSimple>
-    </w:p>
-    <w:p>
-      <w:pPr>
-        <w:tabs>
-          <w:tab w:val="right" w:pos="9026" w:leader="dot"/>
-        </w:tabs>
-        <w:spacing w:after="100" w:line="276" w:lineRule="auto"/>
-        <w:ind w:left="0"/>
-      </w:pPr>
-      <w:r>
-        <w:rPr>
-          <w:rFonts w:ascii="Times New Roman" w:cs="Times New Roman" w:eastAsia="Times New Roman" w:hAnsi="Times New Roman"/>
-          <w:sz w:val="24"/>
-          <w:szCs w:val="24"/>
-        </w:rPr>
-        <w:t xml:space="preserve">Table 4.3: Hybrid Learning item means</w:t>
-      </w:r>
-      <w:r>
-        <w:rPr>
-          <w:rFonts w:ascii="Times New Roman" w:cs="Times New Roman" w:eastAsia="Times New Roman" w:hAnsi="Times New Roman"/>
-          <w:sz w:val="24"/>
-          <w:szCs w:val="24"/>
-        </w:rPr>
-        <w:t xml:space="preserve">	</w:t>
-      </w:r>
-      <w:fldSimple w:instr="PAGEREF tbl_67 \h">
-        <w:r>
-          <w:t xml:space="preserve">47</w:t>
-        </w:r>
-      </w:fldSimple>
-    </w:p>
-    <w:p>
-      <w:pPr>
-        <w:tabs>
-          <w:tab w:val="right" w:pos="9026" w:leader="dot"/>
-        </w:tabs>
-        <w:spacing w:after="100" w:line="276" w:lineRule="auto"/>
-        <w:ind w:left="0"/>
-      </w:pPr>
-      <w:r>
-        <w:rPr>
-          <w:rFonts w:ascii="Times New Roman" w:cs="Times New Roman" w:eastAsia="Times New Roman" w:hAnsi="Times New Roman"/>
-          <w:sz w:val="24"/>
-          <w:szCs w:val="24"/>
-        </w:rPr>
-        <w:t xml:space="preserve">Table 4.4: Item response frequencies for the 102-case scored dataset</w:t>
-      </w:r>
-      <w:r>
-        <w:rPr>
-          <w:rFonts w:ascii="Times New Roman" w:cs="Times New Roman" w:eastAsia="Times New Roman" w:hAnsi="Times New Roman"/>
-          <w:sz w:val="24"/>
-          <w:szCs w:val="24"/>
-        </w:rPr>
-        <w:t xml:space="preserve">	</w:t>
-      </w:r>
-      <w:fldSimple w:instr="PAGEREF tbl_68 \h">
-        <w:r>
-          <w:t xml:space="preserve">49</w:t>
-        </w:r>
-      </w:fldSimple>
-    </w:p>
-    <w:p>
-      <w:pPr>
-        <w:tabs>
-          <w:tab w:val="right" w:pos="9026" w:leader="dot"/>
-        </w:tabs>
-        <w:spacing w:after="100" w:line="276" w:lineRule="auto"/>
-        <w:ind w:left="0"/>
-      </w:pPr>
-      <w:r>
-        <w:rPr>
-          <w:rFonts w:ascii="Times New Roman" w:cs="Times New Roman" w:eastAsia="Times New Roman" w:hAnsi="Times New Roman"/>
-          <w:sz w:val="24"/>
-          <w:szCs w:val="24"/>
-        </w:rPr>
-        <w:t xml:space="preserve">Table 4.5: Overall questionnaire consistency</w:t>
-      </w:r>
-      <w:r>
-        <w:rPr>
-          <w:rFonts w:ascii="Times New Roman" w:cs="Times New Roman" w:eastAsia="Times New Roman" w:hAnsi="Times New Roman"/>
-          <w:sz w:val="24"/>
-          <w:szCs w:val="24"/>
-        </w:rPr>
-        <w:t xml:space="preserve">	</w:t>
-      </w:r>
-      <w:fldSimple w:instr="PAGEREF tbl_78 \h">
-        <w:r>
-          <w:t xml:space="preserve">56</w:t>
-        </w:r>
-      </w:fldSimple>
-    </w:p>
-    <w:p>
-      <w:pPr>
-        <w:tabs>
-          <w:tab w:val="right" w:pos="9026" w:leader="dot"/>
-        </w:tabs>
-        <w:spacing w:after="100" w:line="276" w:lineRule="auto"/>
-        <w:ind w:left="0"/>
-      </w:pPr>
-      <w:r>
-        <w:rPr>
-          <w:rFonts w:ascii="Times New Roman" w:cs="Times New Roman" w:eastAsia="Times New Roman" w:hAnsi="Times New Roman"/>
-          <w:sz w:val="24"/>
-          <w:szCs w:val="24"/>
-        </w:rPr>
-        <w:t xml:space="preserve">Table 4.6: Pearson correlations among study constructs</w:t>
-      </w:r>
-      <w:r>
-        <w:rPr>
-          <w:rFonts w:ascii="Times New Roman" w:cs="Times New Roman" w:eastAsia="Times New Roman" w:hAnsi="Times New Roman"/>
-          <w:sz w:val="24"/>
-          <w:szCs w:val="24"/>
-        </w:rPr>
-        <w:t xml:space="preserve">	</w:t>
-      </w:r>
-      <w:fldSimple w:instr="PAGEREF tbl_81 \h">
-        <w:r>
-          <w:t xml:space="preserve">56</w:t>
-        </w:r>
-      </w:fldSimple>
-    </w:p>
-    <w:p>
-      <w:pPr>
-        <w:tabs>
-          <w:tab w:val="right" w:pos="9026" w:leader="dot"/>
-        </w:tabs>
-        <w:spacing w:after="100" w:line="276" w:lineRule="auto"/>
-        <w:ind w:left="0"/>
-      </w:pPr>
-      <w:r>
-        <w:rPr>
-          <w:rFonts w:ascii="Times New Roman" w:cs="Times New Roman" w:eastAsia="Times New Roman" w:hAnsi="Times New Roman"/>
-          <w:sz w:val="24"/>
-          <w:szCs w:val="24"/>
-        </w:rPr>
-        <w:t xml:space="preserve">Table 4.7: Overall multiple-regression model</w:t>
-      </w:r>
-      <w:r>
-        <w:rPr>
-          <w:rFonts w:ascii="Times New Roman" w:cs="Times New Roman" w:eastAsia="Times New Roman" w:hAnsi="Times New Roman"/>
-          <w:sz w:val="24"/>
-          <w:szCs w:val="24"/>
-        </w:rPr>
-        <w:t xml:space="preserve">	</w:t>
-      </w:r>
-      <w:fldSimple w:instr="PAGEREF tbl_83 \h">
-        <w:r>
-          <w:t xml:space="preserve">58</w:t>
-        </w:r>
-      </w:fldSimple>
-    </w:p>
-    <w:p>
-      <w:pPr>
-        <w:tabs>
-          <w:tab w:val="right" w:pos="9026" w:leader="dot"/>
-        </w:tabs>
-        <w:spacing w:after="100" w:line="276" w:lineRule="auto"/>
-        <w:ind w:left="0"/>
-      </w:pPr>
-      <w:r>
-        <w:rPr>
-          <w:rFonts w:ascii="Times New Roman" w:cs="Times New Roman" w:eastAsia="Times New Roman" w:hAnsi="Times New Roman"/>
-          <w:sz w:val="24"/>
-          <w:szCs w:val="24"/>
-        </w:rPr>
-        <w:t xml:space="preserve">Table 4.8: Predictor coefficients for Training Effectiveness</w:t>
-      </w:r>
-      <w:r>
-        <w:rPr>
-          <w:rFonts w:ascii="Times New Roman" w:cs="Times New Roman" w:eastAsia="Times New Roman" w:hAnsi="Times New Roman"/>
-          <w:sz w:val="24"/>
-          <w:szCs w:val="24"/>
-        </w:rPr>
-        <w:t xml:space="preserve">	</w:t>
-      </w:r>
-      <w:fldSimple w:instr="PAGEREF tbl_84 \h">
-        <w:r>
-          <w:t xml:space="preserve">58</w:t>
-        </w:r>
-      </w:fldSimple>
-    </w:p>
-    <w:p>
-      <w:pPr>
-        <w:tabs>
-          <w:tab w:val="right" w:pos="9026" w:leader="dot"/>
-        </w:tabs>
-        <w:spacing w:after="100" w:line="276" w:lineRule="auto"/>
-        <w:ind w:left="0"/>
-      </w:pPr>
-      <w:r>
-        <w:rPr>
-          <w:rFonts w:ascii="Times New Roman" w:cs="Times New Roman" w:eastAsia="Times New Roman" w:hAnsi="Times New Roman"/>
-          <w:sz w:val="24"/>
-          <w:szCs w:val="24"/>
-        </w:rPr>
-        <w:t xml:space="preserve">Table 4.9: One-sample comparisons with the neutral midpoint, 102-case scored CSV</w:t>
-      </w:r>
-      <w:r>
-        <w:rPr>
-          <w:rFonts w:ascii="Times New Roman" w:cs="Times New Roman" w:eastAsia="Times New Roman" w:hAnsi="Times New Roman"/>
-          <w:sz w:val="24"/>
-          <w:szCs w:val="24"/>
-        </w:rPr>
-        <w:t xml:space="preserve">	</w:t>
-      </w:r>
-      <w:fldSimple w:instr="PAGEREF tbl_86 \h">
-        <w:r>
-          <w:t xml:space="preserve">59</w:t>
-        </w:r>
-      </w:fldSimple>
-    </w:p>
-    <w:p>
-      <w:pPr>
-        <w:tabs>
-          <w:tab w:val="right" w:pos="9026" w:leader="dot"/>
-        </w:tabs>
-        <w:spacing w:after="100" w:line="276" w:lineRule="auto"/>
-        <w:ind w:left="0"/>
-      </w:pPr>
-      <w:r>
-        <w:rPr>
-          <w:rFonts w:ascii="Times New Roman" w:cs="Times New Roman" w:eastAsia="Times New Roman" w:hAnsi="Times New Roman"/>
-          <w:sz w:val="24"/>
-          <w:szCs w:val="24"/>
-        </w:rPr>
-        <w:t xml:space="preserve">Table 4.10: Paired comparisons with Training Effectiveness, 102-case scored CSV</w:t>
-      </w:r>
-      <w:r>
-        <w:rPr>
-          <w:rFonts w:ascii="Times New Roman" w:cs="Times New Roman" w:eastAsia="Times New Roman" w:hAnsi="Times New Roman"/>
-          <w:sz w:val="24"/>
-          <w:szCs w:val="24"/>
-        </w:rPr>
-        <w:t xml:space="preserve">	</w:t>
-      </w:r>
-      <w:fldSimple w:instr="PAGEREF tbl_87 \h">
-        <w:r>
-          <w:t xml:space="preserve">60</w:t>
-        </w:r>
-      </w:fldSimple>
-    </w:p>
-    <w:p>
-      <w:pPr>
-        <w:tabs>
-          <w:tab w:val="right" w:pos="9026" w:leader="dot"/>
-        </w:tabs>
-        <w:spacing w:after="100" w:line="276" w:lineRule="auto"/>
-        <w:ind w:left="0"/>
-      </w:pPr>
-      <w:r>
-        <w:rPr>
-          <w:rFonts w:ascii="Times New Roman" w:cs="Times New Roman" w:eastAsia="Times New Roman" w:hAnsi="Times New Roman"/>
-          <w:sz w:val="24"/>
-          <w:szCs w:val="24"/>
-        </w:rPr>
-        <w:t xml:space="preserve">Table 4.11: Chi-square crosstab suitability check, 102-case scored CSV</w:t>
-      </w:r>
-      <w:r>
-        <w:rPr>
-          <w:rFonts w:ascii="Times New Roman" w:cs="Times New Roman" w:eastAsia="Times New Roman" w:hAnsi="Times New Roman"/>
-          <w:sz w:val="24"/>
-          <w:szCs w:val="24"/>
-        </w:rPr>
-        <w:t xml:space="preserve">	</w:t>
-      </w:r>
-      <w:fldSimple w:instr="PAGEREF tbl_88 \h">
-        <w:r>
-          <w:t xml:space="preserve">61</w:t>
-        </w:r>
-      </w:fldSimple>
-    </w:p>
-    <w:p>
-      <w:pPr>
-        <w:tabs>
-          <w:tab w:val="right" w:pos="9026" w:leader="dot"/>
-        </w:tabs>
-        <w:spacing w:after="100" w:line="276" w:lineRule="auto"/>
-        <w:ind w:left="0"/>
-      </w:pPr>
-      <w:r>
-        <w:rPr>
-          <w:rFonts w:ascii="Times New Roman" w:cs="Times New Roman" w:eastAsia="Times New Roman" w:hAnsi="Times New Roman"/>
-          <w:sz w:val="24"/>
-          <w:szCs w:val="24"/>
-        </w:rPr>
-        <w:t xml:space="preserve">Table 5.1: Decision on the overall regression hypothesis</w:t>
-      </w:r>
-      <w:r>
-        <w:rPr>
-          <w:rFonts w:ascii="Times New Roman" w:cs="Times New Roman" w:eastAsia="Times New Roman" w:hAnsi="Times New Roman"/>
-          <w:sz w:val="24"/>
-          <w:szCs w:val="24"/>
-        </w:rPr>
-        <w:t xml:space="preserve">	</w:t>
-      </w:r>
-      <w:fldSimple w:instr="PAGEREF tbl_99 \h">
-        <w:r>
-          <w:t xml:space="preserve">66</w:t>
-        </w:r>
-      </w:fldSimple>
-    </w:p>
-    <w:p>
-      <w:pPr>
-        <w:tabs>
-          <w:tab w:val="right" w:pos="9026" w:leader="dot"/>
-        </w:tabs>
-        <w:spacing w:after="100" w:line="276" w:lineRule="auto"/>
-        <w:ind w:left="0"/>
-      </w:pPr>
-      <w:r>
-        <w:rPr>
-          <w:rFonts w:ascii="Times New Roman" w:cs="Times New Roman" w:eastAsia="Times New Roman" w:hAnsi="Times New Roman"/>
-          <w:sz w:val="24"/>
-          <w:szCs w:val="24"/>
-        </w:rPr>
-        <w:t xml:space="preserve">Table 5.2: Individual predictors in the combined regression model</w:t>
-      </w:r>
-      <w:r>
-        <w:rPr>
-          <w:rFonts w:ascii="Times New Roman" w:cs="Times New Roman" w:eastAsia="Times New Roman" w:hAnsi="Times New Roman"/>
-          <w:sz w:val="24"/>
-          <w:szCs w:val="24"/>
-        </w:rPr>
-        <w:t xml:space="preserve">	</w:t>
-      </w:r>
-      <w:fldSimple w:instr="PAGEREF tbl_101 \h">
-        <w:r>
-          <w:t xml:space="preserve">66</w:t>
-        </w:r>
-      </w:fldSimple>
-    </w:p>
-    <w:p>
-      <w:pPr>
-        <w:tabs>
-          <w:tab w:val="right" w:pos="9026" w:leader="dot"/>
-        </w:tabs>
-        <w:spacing w:after="100" w:line="276" w:lineRule="auto"/>
-        <w:ind w:left="0"/>
-      </w:pPr>
-      <w:r>
-        <w:rPr>
-          <w:rFonts w:ascii="Times New Roman" w:cs="Times New Roman" w:eastAsia="Times New Roman" w:hAnsi="Times New Roman"/>
-          <w:sz w:val="24"/>
-          <w:szCs w:val="24"/>
-        </w:rPr>
-        <w:t xml:space="preserve">Table 5.3: How the findings inform the proposed training review</w:t>
-      </w:r>
-      <w:r>
-        <w:rPr>
-          <w:rFonts w:ascii="Times New Roman" w:cs="Times New Roman" w:eastAsia="Times New Roman" w:hAnsi="Times New Roman"/>
-          <w:sz w:val="24"/>
-          <w:szCs w:val="24"/>
-        </w:rPr>
-        <w:t xml:space="preserve">	</w:t>
-      </w:r>
-      <w:fldSimple w:instr="PAGEREF tbl_104 \h">
-        <w:r>
-          <w:t xml:space="preserve">68</w:t>
-        </w:r>
-      </w:fldSimple>
-    </w:p>
-    <w:p>
-      <w:pPr>
-        <w:tabs>
-          <w:tab w:val="right" w:pos="9026" w:leader="dot"/>
-        </w:tabs>
-        <w:spacing w:after="100" w:line="276" w:lineRule="auto"/>
-        <w:ind w:left="0"/>
-      </w:pPr>
-      <w:r>
-        <w:rPr>
-          <w:rFonts w:ascii="Times New Roman" w:cs="Times New Roman" w:eastAsia="Times New Roman" w:hAnsi="Times New Roman"/>
-          <w:sz w:val="24"/>
-          <w:szCs w:val="24"/>
-        </w:rPr>
-        <w:t xml:space="preserve">Table B.1: Literature basis for Hybrid Learning questions</w:t>
-      </w:r>
-      <w:r>
-        <w:rPr>
-          <w:rFonts w:ascii="Times New Roman" w:cs="Times New Roman" w:eastAsia="Times New Roman" w:hAnsi="Times New Roman"/>
-          <w:sz w:val="24"/>
-          <w:szCs w:val="24"/>
-        </w:rPr>
-        <w:t xml:space="preserve">	</w:t>
-      </w:r>
-      <w:fldSimple w:instr="PAGEREF tbl_118 \h">
-        <w:r>
-          <w:t xml:space="preserve">78</w:t>
-        </w:r>
-      </w:fldSimple>
-    </w:p>
-    <w:p>
-      <w:pPr>
-        <w:tabs>
-          <w:tab w:val="right" w:pos="9026" w:leader="dot"/>
-        </w:tabs>
-        <w:spacing w:after="100" w:line="276" w:lineRule="auto"/>
-        <w:ind w:left="0"/>
-      </w:pPr>
-      <w:r>
-        <w:rPr>
-          <w:rFonts w:ascii="Times New Roman" w:cs="Times New Roman" w:eastAsia="Times New Roman" w:hAnsi="Times New Roman"/>
-          <w:sz w:val="24"/>
-          <w:szCs w:val="24"/>
-        </w:rPr>
-        <w:t xml:space="preserve">Table B.2: Literature basis for Trainer Competence questions</w:t>
-      </w:r>
-      <w:r>
-        <w:rPr>
-          <w:rFonts w:ascii="Times New Roman" w:cs="Times New Roman" w:eastAsia="Times New Roman" w:hAnsi="Times New Roman"/>
-          <w:sz w:val="24"/>
-          <w:szCs w:val="24"/>
-        </w:rPr>
-        <w:t xml:space="preserve">	</w:t>
-      </w:r>
-      <w:fldSimple w:instr="PAGEREF tbl_119 \h">
-        <w:r>
-          <w:t xml:space="preserve">80</w:t>
-        </w:r>
-      </w:fldSimple>
-    </w:p>
-    <w:p>
-      <w:pPr>
-        <w:tabs>
-          <w:tab w:val="right" w:pos="9026" w:leader="dot"/>
-        </w:tabs>
-        <w:spacing w:after="100" w:line="276" w:lineRule="auto"/>
-        <w:ind w:left="0"/>
-      </w:pPr>
-      <w:r>
-        <w:rPr>
-          <w:rFonts w:ascii="Times New Roman" w:cs="Times New Roman" w:eastAsia="Times New Roman" w:hAnsi="Times New Roman"/>
-          <w:sz w:val="24"/>
-          <w:szCs w:val="24"/>
-        </w:rPr>
-        <w:t xml:space="preserve">Table B.3: Literature basis for Learner Engagement questions</w:t>
-      </w:r>
-      <w:r>
-        <w:rPr>
-          <w:rFonts w:ascii="Times New Roman" w:cs="Times New Roman" w:eastAsia="Times New Roman" w:hAnsi="Times New Roman"/>
-          <w:sz w:val="24"/>
-          <w:szCs w:val="24"/>
-        </w:rPr>
-        <w:t xml:space="preserve">	</w:t>
-      </w:r>
-      <w:fldSimple w:instr="PAGEREF tbl_120 \h">
-        <w:r>
-          <w:t xml:space="preserve">81</w:t>
-        </w:r>
-      </w:fldSimple>
-    </w:p>
-    <w:p>
-      <w:pPr>
-        <w:tabs>
-          <w:tab w:val="right" w:pos="9026" w:leader="dot"/>
-        </w:tabs>
-        <w:spacing w:after="100" w:line="276" w:lineRule="auto"/>
-        <w:ind w:left="0"/>
-      </w:pPr>
-      <w:r>
-        <w:rPr>
-          <w:rFonts w:ascii="Times New Roman" w:cs="Times New Roman" w:eastAsia="Times New Roman" w:hAnsi="Times New Roman"/>
-          <w:sz w:val="24"/>
-          <w:szCs w:val="24"/>
-        </w:rPr>
-        <w:t xml:space="preserve">Table B.4: Literature basis for Training Effectiveness questions</w:t>
-      </w:r>
-      <w:r>
-        <w:rPr>
-          <w:rFonts w:ascii="Times New Roman" w:cs="Times New Roman" w:eastAsia="Times New Roman" w:hAnsi="Times New Roman"/>
-          <w:sz w:val="24"/>
-          <w:szCs w:val="24"/>
-        </w:rPr>
-        <w:t xml:space="preserve">	</w:t>
-      </w:r>
-      <w:fldSimple w:instr="PAGEREF tbl_121 \h">
-        <w:r>
-          <w:t xml:space="preserve">82</w:t>
-        </w:r>
-      </w:fldSimple>
-    </w:p>
-    <w:p>
-      <w:r>
-        <w:br w:type="page"/>
-      </w:r>
-    </w:p>
-    <w:p>
-      <w:pPr>
-        <w:spacing w:after="360"/>
-        <w:jc w:val="center"/>
-      </w:pPr>
-      <w:r>
-        <w:rPr>
-          <w:rFonts w:ascii="Times New Roman" w:cs="Times New Roman" w:eastAsia="Times New Roman" w:hAnsi="Times New Roman"/>
-          <w:b/>
-          <w:bCs/>
-          <w:sz w:val="24"/>
-          <w:szCs w:val="24"/>
-          <w:u w:val="single"/>
-        </w:rPr>
-        <w:t xml:space="preserve">LIST OF CHARTS</w:t>
-      </w:r>
-    </w:p>
-    <w:p>
-      <w:pPr>
-        <w:tabs>
-          <w:tab w:val="right" w:pos="9026" w:leader="dot"/>
-        </w:tabs>
-        <w:spacing w:after="100" w:line="276" w:lineRule="auto"/>
-        <w:ind w:left="0"/>
-      </w:pPr>
-      <w:r>
-        <w:rPr>
-          <w:rFonts w:ascii="Times New Roman" w:cs="Times New Roman" w:eastAsia="Times New Roman" w:hAnsi="Times New Roman"/>
-          <w:sz w:val="24"/>
-          <w:szCs w:val="24"/>
-        </w:rPr>
-        <w:t xml:space="preserve">Figure 4.1: Age-group distribution</w:t>
-      </w:r>
-      <w:r>
-        <w:rPr>
-          <w:rFonts w:ascii="Times New Roman" w:cs="Times New Roman" w:eastAsia="Times New Roman" w:hAnsi="Times New Roman"/>
-          <w:sz w:val="24"/>
-          <w:szCs w:val="24"/>
-        </w:rPr>
-        <w:t xml:space="preserve">	</w:t>
-      </w:r>
-      <w:fldSimple w:instr="PAGEREF fig_60 \h">
-        <w:r>
-          <w:t xml:space="preserve">45</w:t>
-        </w:r>
-      </w:fldSimple>
-    </w:p>
-    <w:p>
-      <w:pPr>
-        <w:tabs>
-          <w:tab w:val="right" w:pos="9026" w:leader="dot"/>
-        </w:tabs>
-        <w:spacing w:after="100" w:line="276" w:lineRule="auto"/>
-        <w:ind w:left="0"/>
-      </w:pPr>
-      <w:r>
-        <w:rPr>
-          <w:rFonts w:ascii="Times New Roman" w:cs="Times New Roman" w:eastAsia="Times New Roman" w:hAnsi="Times New Roman"/>
-          <w:sz w:val="24"/>
-          <w:szCs w:val="24"/>
-        </w:rPr>
-        <w:t xml:space="preserve">Figure 4.2: Length-of-service distribution</w:t>
-      </w:r>
-      <w:r>
-        <w:rPr>
-          <w:rFonts w:ascii="Times New Roman" w:cs="Times New Roman" w:eastAsia="Times New Roman" w:hAnsi="Times New Roman"/>
-          <w:sz w:val="24"/>
-          <w:szCs w:val="24"/>
-        </w:rPr>
-        <w:t xml:space="preserve">	</w:t>
-      </w:r>
-      <w:fldSimple w:instr="PAGEREF fig_61 \h">
-        <w:r>
-          <w:t xml:space="preserve">45</w:t>
-        </w:r>
-      </w:fldSimple>
-    </w:p>
-    <w:p>
-      <w:pPr>
-        <w:tabs>
-          <w:tab w:val="right" w:pos="9026" w:leader="dot"/>
-        </w:tabs>
-        <w:spacing w:after="100" w:line="276" w:lineRule="auto"/>
-        <w:ind w:left="0"/>
-      </w:pPr>
-      <w:r>
-        <w:rPr>
-          <w:rFonts w:ascii="Times New Roman" w:cs="Times New Roman" w:eastAsia="Times New Roman" w:hAnsi="Times New Roman"/>
-          <w:sz w:val="24"/>
-          <w:szCs w:val="24"/>
-        </w:rPr>
-        <w:t xml:space="preserve">Figure 4.3: Job-level distribution</w:t>
-      </w:r>
-      <w:r>
-        <w:rPr>
-          <w:rFonts w:ascii="Times New Roman" w:cs="Times New Roman" w:eastAsia="Times New Roman" w:hAnsi="Times New Roman"/>
-          <w:sz w:val="24"/>
-          <w:szCs w:val="24"/>
-        </w:rPr>
-        <w:t xml:space="preserve">	</w:t>
-      </w:r>
-      <w:fldSimple w:instr="PAGEREF fig_62 \h">
-        <w:r>
-          <w:t xml:space="preserve">45</w:t>
-        </w:r>
-      </w:fldSimple>
-    </w:p>
-    <w:p>
-      <w:pPr>
-        <w:tabs>
-          <w:tab w:val="right" w:pos="9026" w:leader="dot"/>
-        </w:tabs>
-        <w:spacing w:after="100" w:line="276" w:lineRule="auto"/>
-        <w:ind w:left="0"/>
-      </w:pPr>
-      <w:r>
-        <w:rPr>
-          <w:rFonts w:ascii="Times New Roman" w:cs="Times New Roman" w:eastAsia="Times New Roman" w:hAnsi="Times New Roman"/>
-          <w:sz w:val="24"/>
-          <w:szCs w:val="24"/>
-        </w:rPr>
-        <w:t xml:space="preserve">Figure 4.4: Mean ratings for the four study constructs</w:t>
-      </w:r>
-      <w:r>
-        <w:rPr>
-          <w:rFonts w:ascii="Times New Roman" w:cs="Times New Roman" w:eastAsia="Times New Roman" w:hAnsi="Times New Roman"/>
-          <w:sz w:val="24"/>
-          <w:szCs w:val="24"/>
-        </w:rPr>
-        <w:t xml:space="preserve">	</w:t>
-      </w:r>
-      <w:fldSimple w:instr="PAGEREF fig_65 \h">
-        <w:r>
-          <w:t xml:space="preserve">47</w:t>
-        </w:r>
-      </w:fldSimple>
-    </w:p>
-    <w:p>
-      <w:pPr>
-        <w:tabs>
-          <w:tab w:val="right" w:pos="9026" w:leader="dot"/>
-        </w:tabs>
-        <w:spacing w:after="100" w:line="276" w:lineRule="auto"/>
-        <w:ind w:left="0"/>
-      </w:pPr>
-      <w:r>
-        <w:rPr>
-          <w:rFonts w:ascii="Times New Roman" w:cs="Times New Roman" w:eastAsia="Times New Roman" w:hAnsi="Times New Roman"/>
-          <w:sz w:val="24"/>
-          <w:szCs w:val="24"/>
-        </w:rPr>
-        <w:t xml:space="preserve">Figure 4.5: Hybrid Learning item-response distribution</w:t>
-      </w:r>
-      <w:r>
-        <w:rPr>
-          <w:rFonts w:ascii="Times New Roman" w:cs="Times New Roman" w:eastAsia="Times New Roman" w:hAnsi="Times New Roman"/>
-          <w:sz w:val="24"/>
-          <w:szCs w:val="24"/>
-        </w:rPr>
-        <w:t xml:space="preserve">	</w:t>
-      </w:r>
-      <w:fldSimple w:instr="PAGEREF fig_69 \h">
-        <w:r>
-          <w:t xml:space="preserve">52</w:t>
-        </w:r>
-      </w:fldSimple>
-    </w:p>
-    <w:p>
-      <w:pPr>
-        <w:tabs>
-          <w:tab w:val="right" w:pos="9026" w:leader="dot"/>
-        </w:tabs>
-        <w:spacing w:after="100" w:line="276" w:lineRule="auto"/>
-        <w:ind w:left="0"/>
-      </w:pPr>
-      <w:r>
-        <w:rPr>
-          <w:rFonts w:ascii="Times New Roman" w:cs="Times New Roman" w:eastAsia="Times New Roman" w:hAnsi="Times New Roman"/>
-          <w:sz w:val="24"/>
-          <w:szCs w:val="24"/>
-        </w:rPr>
-        <w:t xml:space="preserve">Figure 4.6: Trainer Competence item-response distribution</w:t>
-      </w:r>
-      <w:r>
-        <w:rPr>
-          <w:rFonts w:ascii="Times New Roman" w:cs="Times New Roman" w:eastAsia="Times New Roman" w:hAnsi="Times New Roman"/>
-          <w:sz w:val="24"/>
-          <w:szCs w:val="24"/>
-        </w:rPr>
-        <w:t xml:space="preserve">	</w:t>
-      </w:r>
-      <w:fldSimple w:instr="PAGEREF fig_70 \h">
-        <w:r>
-          <w:t xml:space="preserve">52</w:t>
-        </w:r>
-      </w:fldSimple>
-    </w:p>
-    <w:p>
-      <w:pPr>
-        <w:tabs>
-          <w:tab w:val="right" w:pos="9026" w:leader="dot"/>
-        </w:tabs>
-        <w:spacing w:after="100" w:line="276" w:lineRule="auto"/>
-        <w:ind w:left="0"/>
-      </w:pPr>
-      <w:r>
-        <w:rPr>
-          <w:rFonts w:ascii="Times New Roman" w:cs="Times New Roman" w:eastAsia="Times New Roman" w:hAnsi="Times New Roman"/>
-          <w:sz w:val="24"/>
-          <w:szCs w:val="24"/>
-        </w:rPr>
-        <w:t xml:space="preserve">Figure 4.7: Learner Engagement item-response distribution</w:t>
-      </w:r>
-      <w:r>
-        <w:rPr>
-          <w:rFonts w:ascii="Times New Roman" w:cs="Times New Roman" w:eastAsia="Times New Roman" w:hAnsi="Times New Roman"/>
-          <w:sz w:val="24"/>
-          <w:szCs w:val="24"/>
-        </w:rPr>
-        <w:t xml:space="preserve">	</w:t>
-      </w:r>
-      <w:fldSimple w:instr="PAGEREF fig_71 \h">
-        <w:r>
-          <w:t xml:space="preserve">53</w:t>
-        </w:r>
-      </w:fldSimple>
-    </w:p>
-    <w:p>
-      <w:pPr>
-        <w:tabs>
-          <w:tab w:val="right" w:pos="9026" w:leader="dot"/>
-        </w:tabs>
-        <w:spacing w:after="100" w:line="276" w:lineRule="auto"/>
-        <w:ind w:left="0"/>
-      </w:pPr>
-      <w:r>
-        <w:rPr>
-          <w:rFonts w:ascii="Times New Roman" w:cs="Times New Roman" w:eastAsia="Times New Roman" w:hAnsi="Times New Roman"/>
-          <w:sz w:val="24"/>
-          <w:szCs w:val="24"/>
-        </w:rPr>
-        <w:t xml:space="preserve">Figure 4.8: Training Effectiveness item-response distribution</w:t>
-      </w:r>
-      <w:r>
-        <w:rPr>
-          <w:rFonts w:ascii="Times New Roman" w:cs="Times New Roman" w:eastAsia="Times New Roman" w:hAnsi="Times New Roman"/>
-          <w:sz w:val="24"/>
-          <w:szCs w:val="24"/>
-        </w:rPr>
-        <w:t xml:space="preserve">	</w:t>
-      </w:r>
-      <w:fldSimple w:instr="PAGEREF fig_72 \h">
-        <w:r>
-          <w:t xml:space="preserve">53</w:t>
-        </w:r>
-      </w:fldSimple>
-    </w:p>
-    <w:p>
-      <w:r>
-        <w:br w:type="page"/>
-      </w:r>
-    </w:p>
-    <w:p>
-      <w:pPr>
-        <w:pStyle w:val="Heading1"/>
-        <w:keepNext/>
-        <w:spacing w:after="160" w:before="0"/>
-      </w:pPr>
-      <w:bookmarkStart w:name="h_1" w:id="1"/>
-      <w:r>
-        <w:rPr>
-          <w:rFonts w:ascii="Times New Roman" w:cs="Times New Roman" w:eastAsia="Times New Roman" w:hAnsi="Times New Roman"/>
-          <w:b/>
-          <w:bCs/>
-          <w:i w:val="false"/>
-          <w:iCs w:val="false"/>
-        </w:rPr>
-        <w:t xml:space="preserve">CHAPTER 1 — INTRODUCTION</w:t>
-      </w:r>
-      <w:bookmarkEnd w:id="1"/>
-    </w:p>
-    <w:p>
-      <w:pPr>
-        <w:pStyle w:val="Heading2"/>
-        <w:keepNext/>
-        <w:spacing w:after="160" w:before="240"/>
-      </w:pPr>
-      <w:bookmarkStart w:name="h_2" w:id="2"/>
-      <w:r>
-        <w:rPr>
-          <w:rFonts w:ascii="Times New Roman" w:cs="Times New Roman" w:eastAsia="Times New Roman" w:hAnsi="Times New Roman"/>
-          <w:b/>
-          <w:bCs/>
-          <w:i w:val="false"/>
-          <w:iCs w:val="false"/>
-        </w:rPr>
-        <w:t xml:space="preserve">1.1 Background and Context</w:t>
-      </w:r>
-      <w:bookmarkEnd w:id="2"/>
-    </w:p>
-    <w:p>
-      <w:pPr>
-        <w:spacing w:after="320" w:line="360" w:lineRule="auto"/>
-        <w:jc w:val="both"/>
-      </w:pPr>
-      <w:r>
-        <w:rPr>
-          <w:rFonts w:ascii="Times New Roman" w:cs="Times New Roman" w:eastAsia="Times New Roman" w:hAnsi="Times New Roman"/>
-          <w:sz w:val="24"/>
-          <w:szCs w:val="24"/>
-        </w:rPr>
-        <w:t xml:space="preserve">Employees of the bank have to continue their learning even while carrying out their normal duties, since changes in procedure, the introduction of new digital systems, or updated products can influence the way in which they serve customers and satisfy compliance requirements. The training should be available during work and prove to be useful when the employees go back to their jobs.</w:t>
-      </w:r>
-    </w:p>
-    <w:p>
-      <w:pPr>
-        <w:spacing w:after="320" w:line="360" w:lineRule="auto"/>
-        <w:jc w:val="both"/>
-      </w:pPr>
-      <w:r>
-        <w:rPr>
-          <w:rFonts w:ascii="Times New Roman" w:cs="Times New Roman" w:eastAsia="Times New Roman" w:hAnsi="Times New Roman"/>
-          <w:sz w:val="24"/>
-          <w:szCs w:val="24"/>
-        </w:rPr>
-        <w:t xml:space="preserve">Digital platforms allow a bank to share learning materials with staff based in different locations. Staff can access modules, videos, virtual sessions, assessments and job aids without travelling for each activity. This flexibility matters when a branch must continue serving customers. Yet access is only the first step: finishing a module does not prove that an employee has understood a procedure or knows how to use it in practice. Some questions still require an explanation from a trainer.</w:t>
-      </w:r>
-    </w:p>
-    <w:p>
-      <w:pPr>
-        <w:spacing w:after="320" w:line="360" w:lineRule="auto"/>
-        <w:jc w:val="both"/>
-      </w:pPr>
-      <w:r>
-        <w:rPr>
-          <w:rFonts w:ascii="Times New Roman" w:cs="Times New Roman" w:eastAsia="Times New Roman" w:hAnsi="Times New Roman"/>
-          <w:sz w:val="24"/>
-          <w:szCs w:val="24"/>
-        </w:rPr>
-        <w:t xml:space="preserve">With face-to-face sessions, employees have the opportunity to ask questions, have demonstrations, carry out practice exercises, and receive feedback. They are also able to talk about the situations that occur in their own branches. However, it is not essential to have a classroom for every update: a brief refresher or reference document might be more convenient to use online. The important point is the link between the two methods, so that the information given in digital form can be understood and put into practice during a trainer-led session or at work.</w:t>
-      </w:r>
-    </w:p>
-    <w:p>
-      <w:pPr>
-        <w:spacing w:after="320" w:line="360" w:lineRule="auto"/>
-        <w:jc w:val="both"/>
-      </w:pPr>
-      <w:r>
-        <w:rPr>
-          <w:rFonts w:ascii="Times New Roman" w:cs="Times New Roman" w:eastAsia="Times New Roman" w:hAnsi="Times New Roman"/>
-          <w:sz w:val="24"/>
-          <w:szCs w:val="24"/>
-        </w:rPr>
-        <w:t xml:space="preserve">Hybrid learning, also known as blended learning, is designed to link digital and face-to-face components together within a single programme. The digital element can be used to introduce a topic beforehand and will then stay accessible for later review. The trainer can then make use of the session to explain any difficult points and to carry out practical tasks related to the job. If this connection is not made, employees may see the different activities as separate obligations rather than as part of a single learning process.</w:t>
-      </w:r>
-    </w:p>
-    <w:p>
-      <w:pPr>
-        <w:spacing w:after="320" w:line="360" w:lineRule="auto"/>
-        <w:jc w:val="both"/>
-      </w:pPr>
-      <w:r>
-        <w:rPr>
-          <w:rFonts w:ascii="Times New Roman" w:cs="Times New Roman" w:eastAsia="Times New Roman" w:hAnsi="Times New Roman"/>
-          <w:sz w:val="24"/>
-          <w:szCs w:val="24"/>
-        </w:rPr>
-        <w:t xml:space="preserve">The study focuses on Union Bank employees who are associated with the Regional Office Chennai South in Royapettah, Chennai. The Bank makes use of Union Vidya, its Learning Management System (LMS), together with e-books, podcasts, audiobooks, microlearning, virtual workshops, role-based learning, mandatory e-learning for officers, and a Training Management System (Union Bank of India, 2024, 2025). The fact that these various methods of learning are provided indicates that there are multiple ways in which learning can take place. However, the information does not reveal how the employees experienced their involvement in a specific programme. For this reason, each respondent provided details regarding one recent programme that involved both digital and face-to-face components.</w:t>
-      </w:r>
-    </w:p>
-    <w:p>
-      <w:pPr>
-        <w:spacing w:after="320" w:line="360" w:lineRule="auto"/>
-        <w:jc w:val="both"/>
-      </w:pPr>
-      <w:r>
-        <w:rPr>
-          <w:rFonts w:ascii="Times New Roman" w:cs="Times New Roman" w:eastAsia="Times New Roman" w:hAnsi="Times New Roman"/>
-          <w:sz w:val="24"/>
-          <w:szCs w:val="24"/>
-        </w:rPr>
-        <w:t xml:space="preserve">There are four aspects which describe that experience. Hybrid Learning refers to the connection between digital and face-to-face activities, access to the platform and materials, and the opportunity to revise what has been taught. Trainer Competence relates to the trainer's subject knowledge, the clarity of their delivery, the use of appropriate tools, the encouragement they provide, and the feedback they give. Learner Engagement involves the employee's attention, level of effort, interest, participation, and readiness to ask for clarification. Training Effectiveness is about whether the employee found the learning to be understandable, relevant, useful, and applicable to their current role.</w:t>
-      </w:r>
-    </w:p>
-    <w:p>
-      <w:pPr>
-        <w:keepNext/>
-        <w:spacing w:after="320" w:line="360" w:lineRule="auto"/>
-        <w:jc w:val="both"/>
-      </w:pPr>
-      <w:r>
-        <w:rPr>
-          <w:rFonts w:ascii="Times New Roman" w:cs="Times New Roman" w:eastAsia="Times New Roman" w:hAnsi="Times New Roman"/>
-          <w:sz w:val="24"/>
-          <w:szCs w:val="24"/>
-        </w:rPr>
-        <w:t xml:space="preserve">The conceptual framework is:</w:t>
-      </w:r>
-    </w:p>
-    <w:p>
-      <w:pPr>
-        <w:keepNext w:val="false"/>
-        <w:spacing w:after="200" w:before="120"/>
+        <w:spacing w:after="0" w:before="0" w:line="240" w:lineRule="auto"/>
         <w:jc w:val="center"/>
       </w:pPr>
       <w:r>
         <w:drawing>
           <wp:inline distT="0" distB="0" distL="0" distR="0">
-            <wp:extent cx="4381500" cy="1485900"/>
+            <wp:extent cx="5619750" cy="7943850"/>
             <wp:effectExtent t="0" r="0" b="0" l="0"/>
-            <wp:docPr id="1" name="framework" descr="Hybrid Learning, Trainer Competence and Learner Engagement as predictors of Training Effectiveness" title="Conceptual framework"/>
+            <wp:docPr id="13" name="similarity-report" descr="DrillBit similarity report, first page" title="Similarity report"/>
             <wp:cNvGraphicFramePr>
               <a:graphicFrameLocks xmlns:a="http://schemas.openxmlformats.org/drawingml/2006/main" noChangeAspect="1"/>
             </wp:cNvGraphicFramePr>
@@ -3394,6 +761,2907 @@
                   <pic:spPr bwMode="auto">
                     <a:xfrm>
                       <a:off x="0" y="0"/>
+                      <a:ext cx="5619750" cy="7943850"/>
+                    </a:xfrm>
+                    <a:prstGeom prst="rect">
+                      <a:avLst/>
+                    </a:prstGeom>
+                  </pic:spPr>
+                </pic:pic>
+              </a:graphicData>
+            </a:graphic>
+          </wp:inline>
+        </w:drawing>
+      </w:r>
+    </w:p>
+    <w:p>
+      <w:r>
+        <w:br w:type="page"/>
+      </w:r>
+    </w:p>
+    <w:p>
+      <w:pPr>
+        <w:spacing w:after="360"/>
+        <w:jc w:val="center"/>
+      </w:pPr>
+      <w:r>
+        <w:rPr>
+          <w:rFonts w:ascii="Times New Roman" w:cs="Times New Roman" w:eastAsia="Times New Roman" w:hAnsi="Times New Roman"/>
+          <w:b/>
+          <w:bCs/>
+          <w:sz w:val="24"/>
+          <w:szCs w:val="24"/>
+          <w:u w:val="single"/>
+        </w:rPr>
+        <w:t xml:space="preserve">TABLE OF CONTENTS</w:t>
+      </w:r>
+    </w:p>
+    <w:p>
+      <w:pPr>
+        <w:tabs>
+          <w:tab w:val="left" w:pos="1300"/>
+          <w:tab w:val="right" w:pos="9026"/>
+        </w:tabs>
+        <w:spacing w:after="160"/>
+      </w:pPr>
+      <w:r>
+        <w:rPr>
+          <w:rFonts w:ascii="Times New Roman" w:cs="Times New Roman" w:eastAsia="Times New Roman" w:hAnsi="Times New Roman"/>
+          <w:b/>
+          <w:bCs/>
+          <w:sz w:val="24"/>
+          <w:szCs w:val="24"/>
+        </w:rPr>
+        <w:t xml:space="preserve">CHAPTER</w:t>
+      </w:r>
+      <w:r>
+        <w:rPr>
+          <w:rFonts w:ascii="Times New Roman" w:cs="Times New Roman" w:eastAsia="Times New Roman" w:hAnsi="Times New Roman"/>
+          <w:b/>
+          <w:bCs/>
+          <w:sz w:val="24"/>
+          <w:szCs w:val="24"/>
+        </w:rPr>
+        <w:t xml:space="preserve">	TITLE</w:t>
+      </w:r>
+      <w:r>
+        <w:rPr>
+          <w:rFonts w:ascii="Times New Roman" w:cs="Times New Roman" w:eastAsia="Times New Roman" w:hAnsi="Times New Roman"/>
+          <w:b/>
+          <w:bCs/>
+          <w:sz w:val="24"/>
+          <w:szCs w:val="24"/>
+        </w:rPr>
+        <w:t xml:space="preserve">	PAGE NO</w:t>
+      </w:r>
+    </w:p>
+    <w:p>
+      <w:pPr>
+        <w:tabs>
+          <w:tab w:val="left" w:pos="1300"/>
+          <w:tab w:val="right" w:pos="9026"/>
+        </w:tabs>
+        <w:spacing w:after="80" w:before="120" w:line="276" w:lineRule="auto"/>
+        <w:ind w:left="1300" w:hanging="1300"/>
+      </w:pPr>
+      <w:r>
+        <w:rPr>
+          <w:rFonts w:ascii="Times New Roman" w:cs="Times New Roman" w:eastAsia="Times New Roman" w:hAnsi="Times New Roman"/>
+          <w:b/>
+          <w:bCs/>
+          <w:sz w:val="24"/>
+          <w:szCs w:val="24"/>
+        </w:rPr>
+        <w:t xml:space="preserve">1</w:t>
+      </w:r>
+      <w:r>
+        <w:rPr>
+          <w:rFonts w:ascii="Times New Roman" w:cs="Times New Roman" w:eastAsia="Times New Roman" w:hAnsi="Times New Roman"/>
+          <w:b/>
+          <w:bCs/>
+          <w:sz w:val="24"/>
+          <w:szCs w:val="24"/>
+        </w:rPr>
+        <w:t xml:space="preserve">	INTRODUCTION</w:t>
+      </w:r>
+      <w:r>
+        <w:rPr>
+          <w:rFonts w:ascii="Times New Roman" w:cs="Times New Roman" w:eastAsia="Times New Roman" w:hAnsi="Times New Roman"/>
+          <w:sz w:val="24"/>
+          <w:szCs w:val="24"/>
+        </w:rPr>
+        <w:t xml:space="preserve">	</w:t>
+      </w:r>
+      <w:fldSimple w:instr="PAGEREF h_1 \h">
+        <w:r>
+          <w:t xml:space="preserve">11</w:t>
+        </w:r>
+      </w:fldSimple>
+    </w:p>
+    <w:p>
+      <w:pPr>
+        <w:tabs>
+          <w:tab w:val="right" w:pos="9026"/>
+        </w:tabs>
+        <w:spacing w:after="80" w:before="0" w:line="276" w:lineRule="auto"/>
+        <w:ind w:left="1540"/>
+      </w:pPr>
+      <w:r>
+        <w:rPr>
+          <w:rFonts w:ascii="Times New Roman" w:cs="Times New Roman" w:eastAsia="Times New Roman" w:hAnsi="Times New Roman"/>
+          <w:sz w:val="24"/>
+          <w:szCs w:val="24"/>
+        </w:rPr>
+        <w:t xml:space="preserve">1.1 Background and Context</w:t>
+      </w:r>
+      <w:r>
+        <w:rPr>
+          <w:rFonts w:ascii="Times New Roman" w:cs="Times New Roman" w:eastAsia="Times New Roman" w:hAnsi="Times New Roman"/>
+          <w:sz w:val="24"/>
+          <w:szCs w:val="24"/>
+        </w:rPr>
+        <w:t xml:space="preserve">	</w:t>
+      </w:r>
+      <w:fldSimple w:instr="PAGEREF h_2 \h">
+        <w:r>
+          <w:t xml:space="preserve">11</w:t>
+        </w:r>
+      </w:fldSimple>
+    </w:p>
+    <w:p>
+      <w:pPr>
+        <w:tabs>
+          <w:tab w:val="right" w:pos="9026"/>
+        </w:tabs>
+        <w:spacing w:after="80" w:before="0" w:line="276" w:lineRule="auto"/>
+        <w:ind w:left="1540"/>
+      </w:pPr>
+      <w:r>
+        <w:rPr>
+          <w:rFonts w:ascii="Times New Roman" w:cs="Times New Roman" w:eastAsia="Times New Roman" w:hAnsi="Times New Roman"/>
+          <w:sz w:val="24"/>
+          <w:szCs w:val="24"/>
+        </w:rPr>
+        <w:t xml:space="preserve">1.2 Key Concepts and Definitions</w:t>
+      </w:r>
+      <w:r>
+        <w:rPr>
+          <w:rFonts w:ascii="Times New Roman" w:cs="Times New Roman" w:eastAsia="Times New Roman" w:hAnsi="Times New Roman"/>
+          <w:sz w:val="24"/>
+          <w:szCs w:val="24"/>
+        </w:rPr>
+        <w:t xml:space="preserve">	</w:t>
+      </w:r>
+      <w:fldSimple w:instr="PAGEREF h_3 \h">
+        <w:r>
+          <w:t xml:space="preserve">13</w:t>
+        </w:r>
+      </w:fldSimple>
+    </w:p>
+    <w:p>
+      <w:pPr>
+        <w:tabs>
+          <w:tab w:val="right" w:pos="9026"/>
+        </w:tabs>
+        <w:spacing w:after="80" w:before="0" w:line="276" w:lineRule="auto"/>
+        <w:ind w:left="1540"/>
+      </w:pPr>
+      <w:r>
+        <w:rPr>
+          <w:rFonts w:ascii="Times New Roman" w:cs="Times New Roman" w:eastAsia="Times New Roman" w:hAnsi="Times New Roman"/>
+          <w:sz w:val="24"/>
+          <w:szCs w:val="24"/>
+        </w:rPr>
+        <w:t xml:space="preserve">1.3 Need, Scope and Significance of the Study</w:t>
+      </w:r>
+      <w:r>
+        <w:rPr>
+          <w:rFonts w:ascii="Times New Roman" w:cs="Times New Roman" w:eastAsia="Times New Roman" w:hAnsi="Times New Roman"/>
+          <w:sz w:val="24"/>
+          <w:szCs w:val="24"/>
+        </w:rPr>
+        <w:t xml:space="preserve">	</w:t>
+      </w:r>
+      <w:fldSimple w:instr="PAGEREF h_9 \h">
+        <w:r>
+          <w:t xml:space="preserve">15</w:t>
+        </w:r>
+      </w:fldSimple>
+    </w:p>
+    <w:p>
+      <w:pPr>
+        <w:tabs>
+          <w:tab w:val="right" w:pos="9026"/>
+        </w:tabs>
+        <w:spacing w:after="80" w:before="0" w:line="276" w:lineRule="auto"/>
+        <w:ind w:left="1540"/>
+      </w:pPr>
+      <w:r>
+        <w:rPr>
+          <w:rFonts w:ascii="Times New Roman" w:cs="Times New Roman" w:eastAsia="Times New Roman" w:hAnsi="Times New Roman"/>
+          <w:sz w:val="24"/>
+          <w:szCs w:val="24"/>
+        </w:rPr>
+        <w:t xml:space="preserve">1.4 Statement of the Problem</w:t>
+      </w:r>
+      <w:r>
+        <w:rPr>
+          <w:rFonts w:ascii="Times New Roman" w:cs="Times New Roman" w:eastAsia="Times New Roman" w:hAnsi="Times New Roman"/>
+          <w:sz w:val="24"/>
+          <w:szCs w:val="24"/>
+        </w:rPr>
+        <w:t xml:space="preserve">	</w:t>
+      </w:r>
+      <w:fldSimple w:instr="PAGEREF h_13 \h">
+        <w:r>
+          <w:t xml:space="preserve">17</w:t>
+        </w:r>
+      </w:fldSimple>
+    </w:p>
+    <w:p>
+      <w:pPr>
+        <w:tabs>
+          <w:tab w:val="right" w:pos="9026"/>
+        </w:tabs>
+        <w:spacing w:after="80" w:before="0" w:line="276" w:lineRule="auto"/>
+        <w:ind w:left="1540"/>
+      </w:pPr>
+      <w:r>
+        <w:rPr>
+          <w:rFonts w:ascii="Times New Roman" w:cs="Times New Roman" w:eastAsia="Times New Roman" w:hAnsi="Times New Roman"/>
+          <w:sz w:val="24"/>
+          <w:szCs w:val="24"/>
+        </w:rPr>
+        <w:t xml:space="preserve">1.5 Research Questions</w:t>
+      </w:r>
+      <w:r>
+        <w:rPr>
+          <w:rFonts w:ascii="Times New Roman" w:cs="Times New Roman" w:eastAsia="Times New Roman" w:hAnsi="Times New Roman"/>
+          <w:sz w:val="24"/>
+          <w:szCs w:val="24"/>
+        </w:rPr>
+        <w:t xml:space="preserve">	</w:t>
+      </w:r>
+      <w:fldSimple w:instr="PAGEREF h_14 \h">
+        <w:r>
+          <w:t xml:space="preserve">17</w:t>
+        </w:r>
+      </w:fldSimple>
+    </w:p>
+    <w:p>
+      <w:pPr>
+        <w:tabs>
+          <w:tab w:val="right" w:pos="9026"/>
+        </w:tabs>
+        <w:spacing w:after="80" w:before="0" w:line="276" w:lineRule="auto"/>
+        <w:ind w:left="1540"/>
+      </w:pPr>
+      <w:r>
+        <w:rPr>
+          <w:rFonts w:ascii="Times New Roman" w:cs="Times New Roman" w:eastAsia="Times New Roman" w:hAnsi="Times New Roman"/>
+          <w:sz w:val="24"/>
+          <w:szCs w:val="24"/>
+        </w:rPr>
+        <w:t xml:space="preserve">1.6 Industry and Company Context</w:t>
+      </w:r>
+      <w:r>
+        <w:rPr>
+          <w:rFonts w:ascii="Times New Roman" w:cs="Times New Roman" w:eastAsia="Times New Roman" w:hAnsi="Times New Roman"/>
+          <w:sz w:val="24"/>
+          <w:szCs w:val="24"/>
+        </w:rPr>
+        <w:t xml:space="preserve">	</w:t>
+      </w:r>
+      <w:fldSimple w:instr="PAGEREF h_15 \h">
+        <w:r>
+          <w:t xml:space="preserve">17</w:t>
+        </w:r>
+      </w:fldSimple>
+    </w:p>
+    <w:p>
+      <w:pPr>
+        <w:tabs>
+          <w:tab w:val="right" w:pos="9026"/>
+        </w:tabs>
+        <w:spacing w:after="80" w:before="0" w:line="276" w:lineRule="auto"/>
+        <w:ind w:left="1540"/>
+      </w:pPr>
+      <w:r>
+        <w:rPr>
+          <w:rFonts w:ascii="Times New Roman" w:cs="Times New Roman" w:eastAsia="Times New Roman" w:hAnsi="Times New Roman"/>
+          <w:sz w:val="24"/>
+          <w:szCs w:val="24"/>
+        </w:rPr>
+        <w:t xml:space="preserve">1.7 Chapterisation</w:t>
+      </w:r>
+      <w:r>
+        <w:rPr>
+          <w:rFonts w:ascii="Times New Roman" w:cs="Times New Roman" w:eastAsia="Times New Roman" w:hAnsi="Times New Roman"/>
+          <w:sz w:val="24"/>
+          <w:szCs w:val="24"/>
+        </w:rPr>
+        <w:t xml:space="preserve">	</w:t>
+      </w:r>
+      <w:fldSimple w:instr="PAGEREF h_19 \h">
+        <w:r>
+          <w:t xml:space="preserve">19</w:t>
+        </w:r>
+      </w:fldSimple>
+    </w:p>
+    <w:p>
+      <w:pPr>
+        <w:tabs>
+          <w:tab w:val="left" w:pos="1300"/>
+          <w:tab w:val="right" w:pos="9026"/>
+        </w:tabs>
+        <w:spacing w:after="80" w:before="120" w:line="276" w:lineRule="auto"/>
+        <w:ind w:left="1300" w:hanging="1300"/>
+      </w:pPr>
+      <w:r>
+        <w:rPr>
+          <w:rFonts w:ascii="Times New Roman" w:cs="Times New Roman" w:eastAsia="Times New Roman" w:hAnsi="Times New Roman"/>
+          <w:b/>
+          <w:bCs/>
+          <w:sz w:val="24"/>
+          <w:szCs w:val="24"/>
+        </w:rPr>
+        <w:t xml:space="preserve">2</w:t>
+      </w:r>
+      <w:r>
+        <w:rPr>
+          <w:rFonts w:ascii="Times New Roman" w:cs="Times New Roman" w:eastAsia="Times New Roman" w:hAnsi="Times New Roman"/>
+          <w:b/>
+          <w:bCs/>
+          <w:sz w:val="24"/>
+          <w:szCs w:val="24"/>
+        </w:rPr>
+        <w:t xml:space="preserve">	REVIEW OF LITERATURE</w:t>
+      </w:r>
+      <w:r>
+        <w:rPr>
+          <w:rFonts w:ascii="Times New Roman" w:cs="Times New Roman" w:eastAsia="Times New Roman" w:hAnsi="Times New Roman"/>
+          <w:sz w:val="24"/>
+          <w:szCs w:val="24"/>
+        </w:rPr>
+        <w:t xml:space="preserve">	</w:t>
+      </w:r>
+      <w:fldSimple w:instr="PAGEREF h_20 \h">
+        <w:r>
+          <w:t xml:space="preserve">21</w:t>
+        </w:r>
+      </w:fldSimple>
+    </w:p>
+    <w:p>
+      <w:pPr>
+        <w:tabs>
+          <w:tab w:val="right" w:pos="9026"/>
+        </w:tabs>
+        <w:spacing w:after="80" w:before="0" w:line="276" w:lineRule="auto"/>
+        <w:ind w:left="1540"/>
+      </w:pPr>
+      <w:r>
+        <w:rPr>
+          <w:rFonts w:ascii="Times New Roman" w:cs="Times New Roman" w:eastAsia="Times New Roman" w:hAnsi="Times New Roman"/>
+          <w:sz w:val="24"/>
+          <w:szCs w:val="24"/>
+        </w:rPr>
+        <w:t xml:space="preserve">2.1 Review of Relevant Literature</w:t>
+      </w:r>
+      <w:r>
+        <w:rPr>
+          <w:rFonts w:ascii="Times New Roman" w:cs="Times New Roman" w:eastAsia="Times New Roman" w:hAnsi="Times New Roman"/>
+          <w:sz w:val="24"/>
+          <w:szCs w:val="24"/>
+        </w:rPr>
+        <w:t xml:space="preserve">	</w:t>
+      </w:r>
+      <w:fldSimple w:instr="PAGEREF h_21 \h">
+        <w:r>
+          <w:t xml:space="preserve">21</w:t>
+        </w:r>
+      </w:fldSimple>
+    </w:p>
+    <w:p>
+      <w:pPr>
+        <w:tabs>
+          <w:tab w:val="right" w:pos="9026"/>
+        </w:tabs>
+        <w:spacing w:after="80" w:before="0" w:line="276" w:lineRule="auto"/>
+        <w:ind w:left="1540"/>
+      </w:pPr>
+      <w:r>
+        <w:rPr>
+          <w:rFonts w:ascii="Times New Roman" w:cs="Times New Roman" w:eastAsia="Times New Roman" w:hAnsi="Times New Roman"/>
+          <w:sz w:val="24"/>
+          <w:szCs w:val="24"/>
+        </w:rPr>
+        <w:t xml:space="preserve">2.2 Theoretical Framework</w:t>
+      </w:r>
+      <w:r>
+        <w:rPr>
+          <w:rFonts w:ascii="Times New Roman" w:cs="Times New Roman" w:eastAsia="Times New Roman" w:hAnsi="Times New Roman"/>
+          <w:sz w:val="24"/>
+          <w:szCs w:val="24"/>
+        </w:rPr>
+        <w:t xml:space="preserve">	</w:t>
+      </w:r>
+      <w:fldSimple w:instr="PAGEREF h_33 \h">
+        <w:r>
+          <w:t xml:space="preserve">30</w:t>
+        </w:r>
+      </w:fldSimple>
+    </w:p>
+    <w:p>
+      <w:pPr>
+        <w:tabs>
+          <w:tab w:val="right" w:pos="9026"/>
+        </w:tabs>
+        <w:spacing w:after="80" w:before="0" w:line="276" w:lineRule="auto"/>
+        <w:ind w:left="1540"/>
+      </w:pPr>
+      <w:r>
+        <w:rPr>
+          <w:rFonts w:ascii="Times New Roman" w:cs="Times New Roman" w:eastAsia="Times New Roman" w:hAnsi="Times New Roman"/>
+          <w:sz w:val="24"/>
+          <w:szCs w:val="24"/>
+        </w:rPr>
+        <w:t xml:space="preserve">2.3 Case Study: Union Bank of India</w:t>
+      </w:r>
+      <w:r>
+        <w:rPr>
+          <w:rFonts w:ascii="Times New Roman" w:cs="Times New Roman" w:eastAsia="Times New Roman" w:hAnsi="Times New Roman"/>
+          <w:sz w:val="24"/>
+          <w:szCs w:val="24"/>
+        </w:rPr>
+        <w:t xml:space="preserve">	</w:t>
+      </w:r>
+      <w:fldSimple w:instr="PAGEREF h_38 \h">
+        <w:r>
+          <w:t xml:space="preserve">32</w:t>
+        </w:r>
+      </w:fldSimple>
+    </w:p>
+    <w:p>
+      <w:pPr>
+        <w:tabs>
+          <w:tab w:val="right" w:pos="9026"/>
+        </w:tabs>
+        <w:spacing w:after="80" w:before="0" w:line="276" w:lineRule="auto"/>
+        <w:ind w:left="1540"/>
+      </w:pPr>
+      <w:r>
+        <w:rPr>
+          <w:rFonts w:ascii="Times New Roman" w:cs="Times New Roman" w:eastAsia="Times New Roman" w:hAnsi="Times New Roman"/>
+          <w:sz w:val="24"/>
+          <w:szCs w:val="24"/>
+        </w:rPr>
+        <w:t xml:space="preserve">2.4 Gaps in the Study</w:t>
+      </w:r>
+      <w:r>
+        <w:rPr>
+          <w:rFonts w:ascii="Times New Roman" w:cs="Times New Roman" w:eastAsia="Times New Roman" w:hAnsi="Times New Roman"/>
+          <w:sz w:val="24"/>
+          <w:szCs w:val="24"/>
+        </w:rPr>
+        <w:t xml:space="preserve">	</w:t>
+      </w:r>
+      <w:fldSimple w:instr="PAGEREF h_39 \h">
+        <w:r>
+          <w:t xml:space="preserve">33</w:t>
+        </w:r>
+      </w:fldSimple>
+    </w:p>
+    <w:p>
+      <w:pPr>
+        <w:tabs>
+          <w:tab w:val="left" w:pos="1300"/>
+          <w:tab w:val="right" w:pos="9026"/>
+        </w:tabs>
+        <w:spacing w:after="80" w:before="120" w:line="276" w:lineRule="auto"/>
+        <w:ind w:left="1300" w:hanging="1300"/>
+      </w:pPr>
+      <w:r>
+        <w:rPr>
+          <w:rFonts w:ascii="Times New Roman" w:cs="Times New Roman" w:eastAsia="Times New Roman" w:hAnsi="Times New Roman"/>
+          <w:b/>
+          <w:bCs/>
+          <w:sz w:val="24"/>
+          <w:szCs w:val="24"/>
+        </w:rPr>
+        <w:t xml:space="preserve">3</w:t>
+      </w:r>
+      <w:r>
+        <w:rPr>
+          <w:rFonts w:ascii="Times New Roman" w:cs="Times New Roman" w:eastAsia="Times New Roman" w:hAnsi="Times New Roman"/>
+          <w:b/>
+          <w:bCs/>
+          <w:sz w:val="24"/>
+          <w:szCs w:val="24"/>
+        </w:rPr>
+        <w:t xml:space="preserve">	RESEARCH METHODOLOGY</w:t>
+      </w:r>
+      <w:r>
+        <w:rPr>
+          <w:rFonts w:ascii="Times New Roman" w:cs="Times New Roman" w:eastAsia="Times New Roman" w:hAnsi="Times New Roman"/>
+          <w:sz w:val="24"/>
+          <w:szCs w:val="24"/>
+        </w:rPr>
+        <w:t xml:space="preserve">	</w:t>
+      </w:r>
+      <w:fldSimple w:instr="PAGEREF h_40 \h">
+        <w:r>
+          <w:t xml:space="preserve">36</w:t>
+        </w:r>
+      </w:fldSimple>
+    </w:p>
+    <w:p>
+      <w:pPr>
+        <w:tabs>
+          <w:tab w:val="right" w:pos="9026"/>
+        </w:tabs>
+        <w:spacing w:after="80" w:before="0" w:line="276" w:lineRule="auto"/>
+        <w:ind w:left="1540"/>
+      </w:pPr>
+      <w:r>
+        <w:rPr>
+          <w:rFonts w:ascii="Times New Roman" w:cs="Times New Roman" w:eastAsia="Times New Roman" w:hAnsi="Times New Roman"/>
+          <w:sz w:val="24"/>
+          <w:szCs w:val="24"/>
+        </w:rPr>
+        <w:t xml:space="preserve">3.1 Objectives of the Study</w:t>
+      </w:r>
+      <w:r>
+        <w:rPr>
+          <w:rFonts w:ascii="Times New Roman" w:cs="Times New Roman" w:eastAsia="Times New Roman" w:hAnsi="Times New Roman"/>
+          <w:sz w:val="24"/>
+          <w:szCs w:val="24"/>
+        </w:rPr>
+        <w:t xml:space="preserve">	</w:t>
+      </w:r>
+      <w:fldSimple w:instr="PAGEREF h_41 \h">
+        <w:r>
+          <w:t xml:space="preserve">36</w:t>
+        </w:r>
+      </w:fldSimple>
+    </w:p>
+    <w:p>
+      <w:pPr>
+        <w:tabs>
+          <w:tab w:val="right" w:pos="9026"/>
+        </w:tabs>
+        <w:spacing w:after="80" w:before="0" w:line="276" w:lineRule="auto"/>
+        <w:ind w:left="1540"/>
+      </w:pPr>
+      <w:r>
+        <w:rPr>
+          <w:rFonts w:ascii="Times New Roman" w:cs="Times New Roman" w:eastAsia="Times New Roman" w:hAnsi="Times New Roman"/>
+          <w:sz w:val="24"/>
+          <w:szCs w:val="24"/>
+        </w:rPr>
+        <w:t xml:space="preserve">3.2 Hypothesis of the Study</w:t>
+      </w:r>
+      <w:r>
+        <w:rPr>
+          <w:rFonts w:ascii="Times New Roman" w:cs="Times New Roman" w:eastAsia="Times New Roman" w:hAnsi="Times New Roman"/>
+          <w:sz w:val="24"/>
+          <w:szCs w:val="24"/>
+        </w:rPr>
+        <w:t xml:space="preserve">	</w:t>
+      </w:r>
+      <w:fldSimple w:instr="PAGEREF h_42 \h">
+        <w:r>
+          <w:t xml:space="preserve">36</w:t>
+        </w:r>
+      </w:fldSimple>
+    </w:p>
+    <w:p>
+      <w:pPr>
+        <w:tabs>
+          <w:tab w:val="right" w:pos="9026"/>
+        </w:tabs>
+        <w:spacing w:after="80" w:before="0" w:line="276" w:lineRule="auto"/>
+        <w:ind w:left="1540"/>
+      </w:pPr>
+      <w:r>
+        <w:rPr>
+          <w:rFonts w:ascii="Times New Roman" w:cs="Times New Roman" w:eastAsia="Times New Roman" w:hAnsi="Times New Roman"/>
+          <w:sz w:val="24"/>
+          <w:szCs w:val="24"/>
+        </w:rPr>
+        <w:t xml:space="preserve">3.3 Definition of Variables</w:t>
+      </w:r>
+      <w:r>
+        <w:rPr>
+          <w:rFonts w:ascii="Times New Roman" w:cs="Times New Roman" w:eastAsia="Times New Roman" w:hAnsi="Times New Roman"/>
+          <w:sz w:val="24"/>
+          <w:szCs w:val="24"/>
+        </w:rPr>
+        <w:t xml:space="preserve">	</w:t>
+      </w:r>
+      <w:fldSimple w:instr="PAGEREF h_44 \h">
+        <w:r>
+          <w:t xml:space="preserve">37</w:t>
+        </w:r>
+      </w:fldSimple>
+    </w:p>
+    <w:p>
+      <w:pPr>
+        <w:tabs>
+          <w:tab w:val="right" w:pos="9026"/>
+        </w:tabs>
+        <w:spacing w:after="80" w:before="0" w:line="276" w:lineRule="auto"/>
+        <w:ind w:left="1540"/>
+      </w:pPr>
+      <w:r>
+        <w:rPr>
+          <w:rFonts w:ascii="Times New Roman" w:cs="Times New Roman" w:eastAsia="Times New Roman" w:hAnsi="Times New Roman"/>
+          <w:sz w:val="24"/>
+          <w:szCs w:val="24"/>
+        </w:rPr>
+        <w:t xml:space="preserve">3.4 Research Design</w:t>
+      </w:r>
+      <w:r>
+        <w:rPr>
+          <w:rFonts w:ascii="Times New Roman" w:cs="Times New Roman" w:eastAsia="Times New Roman" w:hAnsi="Times New Roman"/>
+          <w:sz w:val="24"/>
+          <w:szCs w:val="24"/>
+        </w:rPr>
+        <w:t xml:space="preserve">	</w:t>
+      </w:r>
+      <w:fldSimple w:instr="PAGEREF h_46 \h">
+        <w:r>
+          <w:t xml:space="preserve">38</w:t>
+        </w:r>
+      </w:fldSimple>
+    </w:p>
+    <w:p>
+      <w:pPr>
+        <w:tabs>
+          <w:tab w:val="right" w:pos="9026"/>
+        </w:tabs>
+        <w:spacing w:after="80" w:before="0" w:line="276" w:lineRule="auto"/>
+        <w:ind w:left="1540"/>
+      </w:pPr>
+      <w:r>
+        <w:rPr>
+          <w:rFonts w:ascii="Times New Roman" w:cs="Times New Roman" w:eastAsia="Times New Roman" w:hAnsi="Times New Roman"/>
+          <w:sz w:val="24"/>
+          <w:szCs w:val="24"/>
+        </w:rPr>
+        <w:t xml:space="preserve">3.5 Population, Sample and Sampling Method</w:t>
+      </w:r>
+      <w:r>
+        <w:rPr>
+          <w:rFonts w:ascii="Times New Roman" w:cs="Times New Roman" w:eastAsia="Times New Roman" w:hAnsi="Times New Roman"/>
+          <w:sz w:val="24"/>
+          <w:szCs w:val="24"/>
+        </w:rPr>
+        <w:t xml:space="preserve">	</w:t>
+      </w:r>
+      <w:fldSimple w:instr="PAGEREF h_47 \h">
+        <w:r>
+          <w:t xml:space="preserve">39</w:t>
+        </w:r>
+      </w:fldSimple>
+    </w:p>
+    <w:p>
+      <w:pPr>
+        <w:tabs>
+          <w:tab w:val="right" w:pos="9026"/>
+        </w:tabs>
+        <w:spacing w:after="80" w:before="0" w:line="276" w:lineRule="auto"/>
+        <w:ind w:left="1540"/>
+      </w:pPr>
+      <w:r>
+        <w:rPr>
+          <w:rFonts w:ascii="Times New Roman" w:cs="Times New Roman" w:eastAsia="Times New Roman" w:hAnsi="Times New Roman"/>
+          <w:sz w:val="24"/>
+          <w:szCs w:val="24"/>
+        </w:rPr>
+        <w:t xml:space="preserve">3.6 Data Collection Procedure and Screening</w:t>
+      </w:r>
+      <w:r>
+        <w:rPr>
+          <w:rFonts w:ascii="Times New Roman" w:cs="Times New Roman" w:eastAsia="Times New Roman" w:hAnsi="Times New Roman"/>
+          <w:sz w:val="24"/>
+          <w:szCs w:val="24"/>
+        </w:rPr>
+        <w:t xml:space="preserve">	</w:t>
+      </w:r>
+      <w:fldSimple w:instr="PAGEREF h_48 \h">
+        <w:r>
+          <w:t xml:space="preserve">40</w:t>
+        </w:r>
+      </w:fldSimple>
+    </w:p>
+    <w:p>
+      <w:pPr>
+        <w:tabs>
+          <w:tab w:val="right" w:pos="9026"/>
+        </w:tabs>
+        <w:spacing w:after="80" w:before="0" w:line="276" w:lineRule="auto"/>
+        <w:ind w:left="1540"/>
+      </w:pPr>
+      <w:r>
+        <w:rPr>
+          <w:rFonts w:ascii="Times New Roman" w:cs="Times New Roman" w:eastAsia="Times New Roman" w:hAnsi="Times New Roman"/>
+          <w:sz w:val="24"/>
+          <w:szCs w:val="24"/>
+        </w:rPr>
+        <w:t xml:space="preserve">3.7 Research Instrument and Scoring</w:t>
+      </w:r>
+      <w:r>
+        <w:rPr>
+          <w:rFonts w:ascii="Times New Roman" w:cs="Times New Roman" w:eastAsia="Times New Roman" w:hAnsi="Times New Roman"/>
+          <w:sz w:val="24"/>
+          <w:szCs w:val="24"/>
+        </w:rPr>
+        <w:t xml:space="preserve">	</w:t>
+      </w:r>
+      <w:fldSimple w:instr="PAGEREF h_50 \h">
+        <w:r>
+          <w:t xml:space="preserve">41</w:t>
+        </w:r>
+      </w:fldSimple>
+    </w:p>
+    <w:p>
+      <w:pPr>
+        <w:tabs>
+          <w:tab w:val="right" w:pos="9026"/>
+        </w:tabs>
+        <w:spacing w:after="80" w:before="0" w:line="276" w:lineRule="auto"/>
+        <w:ind w:left="1540"/>
+      </w:pPr>
+      <w:r>
+        <w:rPr>
+          <w:rFonts w:ascii="Times New Roman" w:cs="Times New Roman" w:eastAsia="Times New Roman" w:hAnsi="Times New Roman"/>
+          <w:sz w:val="24"/>
+          <w:szCs w:val="24"/>
+        </w:rPr>
+        <w:t xml:space="preserve">3.8 Research Questions</w:t>
+      </w:r>
+      <w:r>
+        <w:rPr>
+          <w:rFonts w:ascii="Times New Roman" w:cs="Times New Roman" w:eastAsia="Times New Roman" w:hAnsi="Times New Roman"/>
+          <w:sz w:val="24"/>
+          <w:szCs w:val="24"/>
+        </w:rPr>
+        <w:t xml:space="preserve">	</w:t>
+      </w:r>
+      <w:fldSimple w:instr="PAGEREF h_51 \h">
+        <w:r>
+          <w:t xml:space="preserve">42</w:t>
+        </w:r>
+      </w:fldSimple>
+    </w:p>
+    <w:p>
+      <w:pPr>
+        <w:tabs>
+          <w:tab w:val="right" w:pos="9026"/>
+        </w:tabs>
+        <w:spacing w:after="80" w:before="0" w:line="276" w:lineRule="auto"/>
+        <w:ind w:left="1540"/>
+      </w:pPr>
+      <w:r>
+        <w:rPr>
+          <w:rFonts w:ascii="Times New Roman" w:cs="Times New Roman" w:eastAsia="Times New Roman" w:hAnsi="Times New Roman"/>
+          <w:sz w:val="24"/>
+          <w:szCs w:val="24"/>
+        </w:rPr>
+        <w:t xml:space="preserve">3.9 Data Analysis Techniques</w:t>
+      </w:r>
+      <w:r>
+        <w:rPr>
+          <w:rFonts w:ascii="Times New Roman" w:cs="Times New Roman" w:eastAsia="Times New Roman" w:hAnsi="Times New Roman"/>
+          <w:sz w:val="24"/>
+          <w:szCs w:val="24"/>
+        </w:rPr>
+        <w:t xml:space="preserve">	</w:t>
+      </w:r>
+      <w:fldSimple w:instr="PAGEREF h_52 \h">
+        <w:r>
+          <w:t xml:space="preserve">42</w:t>
+        </w:r>
+      </w:fldSimple>
+    </w:p>
+    <w:p>
+      <w:pPr>
+        <w:tabs>
+          <w:tab w:val="right" w:pos="9026"/>
+        </w:tabs>
+        <w:spacing w:after="80" w:before="0" w:line="276" w:lineRule="auto"/>
+        <w:ind w:left="1540"/>
+      </w:pPr>
+      <w:r>
+        <w:rPr>
+          <w:rFonts w:ascii="Times New Roman" w:cs="Times New Roman" w:eastAsia="Times New Roman" w:hAnsi="Times New Roman"/>
+          <w:sz w:val="24"/>
+          <w:szCs w:val="24"/>
+        </w:rPr>
+        <w:t xml:space="preserve">3.10 Questionnaire Review, Reliability and Validity</w:t>
+      </w:r>
+      <w:r>
+        <w:rPr>
+          <w:rFonts w:ascii="Times New Roman" w:cs="Times New Roman" w:eastAsia="Times New Roman" w:hAnsi="Times New Roman"/>
+          <w:sz w:val="24"/>
+          <w:szCs w:val="24"/>
+        </w:rPr>
+        <w:t xml:space="preserve">	</w:t>
+      </w:r>
+      <w:fldSimple w:instr="PAGEREF h_54 \h">
+        <w:r>
+          <w:t xml:space="preserve">45</w:t>
+        </w:r>
+      </w:fldSimple>
+    </w:p>
+    <w:p>
+      <w:pPr>
+        <w:tabs>
+          <w:tab w:val="right" w:pos="9026"/>
+        </w:tabs>
+        <w:spacing w:after="80" w:before="0" w:line="276" w:lineRule="auto"/>
+        <w:ind w:left="1540"/>
+      </w:pPr>
+      <w:r>
+        <w:rPr>
+          <w:rFonts w:ascii="Times New Roman" w:cs="Times New Roman" w:eastAsia="Times New Roman" w:hAnsi="Times New Roman"/>
+          <w:sz w:val="24"/>
+          <w:szCs w:val="24"/>
+        </w:rPr>
+        <w:t xml:space="preserve">3.11 Ethical Considerations and Limitations</w:t>
+      </w:r>
+      <w:r>
+        <w:rPr>
+          <w:rFonts w:ascii="Times New Roman" w:cs="Times New Roman" w:eastAsia="Times New Roman" w:hAnsi="Times New Roman"/>
+          <w:sz w:val="24"/>
+          <w:szCs w:val="24"/>
+        </w:rPr>
+        <w:t xml:space="preserve">	</w:t>
+      </w:r>
+      <w:fldSimple w:instr="PAGEREF h_55 \h">
+        <w:r>
+          <w:t xml:space="preserve">46</w:t>
+        </w:r>
+      </w:fldSimple>
+    </w:p>
+    <w:p>
+      <w:pPr>
+        <w:tabs>
+          <w:tab w:val="left" w:pos="1300"/>
+          <w:tab w:val="right" w:pos="9026"/>
+        </w:tabs>
+        <w:spacing w:after="80" w:before="120" w:line="276" w:lineRule="auto"/>
+        <w:ind w:left="1300" w:hanging="1300"/>
+      </w:pPr>
+      <w:r>
+        <w:rPr>
+          <w:rFonts w:ascii="Times New Roman" w:cs="Times New Roman" w:eastAsia="Times New Roman" w:hAnsi="Times New Roman"/>
+          <w:b/>
+          <w:bCs/>
+          <w:sz w:val="24"/>
+          <w:szCs w:val="24"/>
+        </w:rPr>
+        <w:t xml:space="preserve">4</w:t>
+      </w:r>
+      <w:r>
+        <w:rPr>
+          <w:rFonts w:ascii="Times New Roman" w:cs="Times New Roman" w:eastAsia="Times New Roman" w:hAnsi="Times New Roman"/>
+          <w:b/>
+          <w:bCs/>
+          <w:sz w:val="24"/>
+          <w:szCs w:val="24"/>
+        </w:rPr>
+        <w:t xml:space="preserve">	DATA ANALYSIS AND INTERPRETATION</w:t>
+      </w:r>
+      <w:r>
+        <w:rPr>
+          <w:rFonts w:ascii="Times New Roman" w:cs="Times New Roman" w:eastAsia="Times New Roman" w:hAnsi="Times New Roman"/>
+          <w:sz w:val="24"/>
+          <w:szCs w:val="24"/>
+        </w:rPr>
+        <w:t xml:space="preserve">	</w:t>
+      </w:r>
+      <w:fldSimple w:instr="PAGEREF h_56 \h">
+        <w:r>
+          <w:t xml:space="preserve">48</w:t>
+        </w:r>
+      </w:fldSimple>
+    </w:p>
+    <w:p>
+      <w:pPr>
+        <w:tabs>
+          <w:tab w:val="right" w:pos="9026"/>
+        </w:tabs>
+        <w:spacing w:after="80" w:before="0" w:line="276" w:lineRule="auto"/>
+        <w:ind w:left="1540"/>
+      </w:pPr>
+      <w:r>
+        <w:rPr>
+          <w:rFonts w:ascii="Times New Roman" w:cs="Times New Roman" w:eastAsia="Times New Roman" w:hAnsi="Times New Roman"/>
+          <w:sz w:val="24"/>
+          <w:szCs w:val="24"/>
+        </w:rPr>
+        <w:t xml:space="preserve">4.1 Descriptive Analysis</w:t>
+      </w:r>
+      <w:r>
+        <w:rPr>
+          <w:rFonts w:ascii="Times New Roman" w:cs="Times New Roman" w:eastAsia="Times New Roman" w:hAnsi="Times New Roman"/>
+          <w:sz w:val="24"/>
+          <w:szCs w:val="24"/>
+        </w:rPr>
+        <w:t xml:space="preserve">	</w:t>
+      </w:r>
+      <w:fldSimple w:instr="PAGEREF h_57 \h">
+        <w:r>
+          <w:t xml:space="preserve">48</w:t>
+        </w:r>
+      </w:fldSimple>
+    </w:p>
+    <w:p>
+      <w:pPr>
+        <w:tabs>
+          <w:tab w:val="right" w:pos="9026"/>
+        </w:tabs>
+        <w:spacing w:after="80" w:before="0" w:line="276" w:lineRule="auto"/>
+        <w:ind w:left="1540"/>
+      </w:pPr>
+      <w:r>
+        <w:rPr>
+          <w:rFonts w:ascii="Times New Roman" w:cs="Times New Roman" w:eastAsia="Times New Roman" w:hAnsi="Times New Roman"/>
+          <w:sz w:val="24"/>
+          <w:szCs w:val="24"/>
+        </w:rPr>
+        <w:t xml:space="preserve">4.2 Inferential Analysis</w:t>
+      </w:r>
+      <w:r>
+        <w:rPr>
+          <w:rFonts w:ascii="Times New Roman" w:cs="Times New Roman" w:eastAsia="Times New Roman" w:hAnsi="Times New Roman"/>
+          <w:sz w:val="24"/>
+          <w:szCs w:val="24"/>
+        </w:rPr>
+        <w:t xml:space="preserve">	</w:t>
+      </w:r>
+      <w:fldSimple w:instr="PAGEREF h_79 \h">
+        <w:r>
+          <w:t xml:space="preserve">61</w:t>
+        </w:r>
+      </w:fldSimple>
+    </w:p>
+    <w:p>
+      <w:pPr>
+        <w:tabs>
+          <w:tab w:val="right" w:pos="9026"/>
+        </w:tabs>
+        <w:spacing w:after="80" w:before="0" w:line="276" w:lineRule="auto"/>
+        <w:ind w:left="1540"/>
+      </w:pPr>
+      <w:r>
+        <w:rPr>
+          <w:rFonts w:ascii="Times New Roman" w:cs="Times New Roman" w:eastAsia="Times New Roman" w:hAnsi="Times New Roman"/>
+          <w:sz w:val="24"/>
+          <w:szCs w:val="24"/>
+        </w:rPr>
+        <w:t xml:space="preserve">4.3 Interpretation of Results</w:t>
+      </w:r>
+      <w:r>
+        <w:rPr>
+          <w:rFonts w:ascii="Times New Roman" w:cs="Times New Roman" w:eastAsia="Times New Roman" w:hAnsi="Times New Roman"/>
+          <w:sz w:val="24"/>
+          <w:szCs w:val="24"/>
+        </w:rPr>
+        <w:t xml:space="preserve">	</w:t>
+      </w:r>
+      <w:fldSimple w:instr="PAGEREF h_89 \h">
+        <w:r>
+          <w:t xml:space="preserve">66</w:t>
+        </w:r>
+      </w:fldSimple>
+    </w:p>
+    <w:p>
+      <w:pPr>
+        <w:tabs>
+          <w:tab w:val="right" w:pos="9026"/>
+        </w:tabs>
+        <w:spacing w:after="80" w:before="0" w:line="276" w:lineRule="auto"/>
+        <w:ind w:left="1540"/>
+      </w:pPr>
+      <w:r>
+        <w:rPr>
+          <w:rFonts w:ascii="Times New Roman" w:cs="Times New Roman" w:eastAsia="Times New Roman" w:hAnsi="Times New Roman"/>
+          <w:sz w:val="24"/>
+          <w:szCs w:val="24"/>
+        </w:rPr>
+        <w:t xml:space="preserve">4.4 Comparison with Previous Studies</w:t>
+      </w:r>
+      <w:r>
+        <w:rPr>
+          <w:rFonts w:ascii="Times New Roman" w:cs="Times New Roman" w:eastAsia="Times New Roman" w:hAnsi="Times New Roman"/>
+          <w:sz w:val="24"/>
+          <w:szCs w:val="24"/>
+        </w:rPr>
+        <w:t xml:space="preserve">	</w:t>
+      </w:r>
+      <w:fldSimple w:instr="PAGEREF h_90 \h">
+        <w:r>
+          <w:t xml:space="preserve">67</w:t>
+        </w:r>
+      </w:fldSimple>
+    </w:p>
+    <w:p>
+      <w:pPr>
+        <w:tabs>
+          <w:tab w:val="right" w:pos="9026"/>
+        </w:tabs>
+        <w:spacing w:after="80" w:before="0" w:line="276" w:lineRule="auto"/>
+        <w:ind w:left="1540"/>
+      </w:pPr>
+      <w:r>
+        <w:rPr>
+          <w:rFonts w:ascii="Times New Roman" w:cs="Times New Roman" w:eastAsia="Times New Roman" w:hAnsi="Times New Roman"/>
+          <w:sz w:val="24"/>
+          <w:szCs w:val="24"/>
+        </w:rPr>
+        <w:t xml:space="preserve">4.5 Theoretical and Practical Implications</w:t>
+      </w:r>
+      <w:r>
+        <w:rPr>
+          <w:rFonts w:ascii="Times New Roman" w:cs="Times New Roman" w:eastAsia="Times New Roman" w:hAnsi="Times New Roman"/>
+          <w:sz w:val="24"/>
+          <w:szCs w:val="24"/>
+        </w:rPr>
+        <w:t xml:space="preserve">	</w:t>
+      </w:r>
+      <w:fldSimple w:instr="PAGEREF h_91 \h">
+        <w:r>
+          <w:t xml:space="preserve">68</w:t>
+        </w:r>
+      </w:fldSimple>
+    </w:p>
+    <w:p>
+      <w:pPr>
+        <w:tabs>
+          <w:tab w:val="left" w:pos="1300"/>
+          <w:tab w:val="right" w:pos="9026"/>
+        </w:tabs>
+        <w:spacing w:after="80" w:before="120" w:line="276" w:lineRule="auto"/>
+        <w:ind w:left="1300" w:hanging="1300"/>
+      </w:pPr>
+      <w:r>
+        <w:rPr>
+          <w:rFonts w:ascii="Times New Roman" w:cs="Times New Roman" w:eastAsia="Times New Roman" w:hAnsi="Times New Roman"/>
+          <w:b/>
+          <w:bCs/>
+          <w:sz w:val="24"/>
+          <w:szCs w:val="24"/>
+        </w:rPr>
+        <w:t xml:space="preserve">5</w:t>
+      </w:r>
+      <w:r>
+        <w:rPr>
+          <w:rFonts w:ascii="Times New Roman" w:cs="Times New Roman" w:eastAsia="Times New Roman" w:hAnsi="Times New Roman"/>
+          <w:b/>
+          <w:bCs/>
+          <w:sz w:val="24"/>
+          <w:szCs w:val="24"/>
+        </w:rPr>
+        <w:t xml:space="preserve">	SUMMARY, CONCLUSION AND SUGGESTIONS</w:t>
+      </w:r>
+      <w:r>
+        <w:rPr>
+          <w:rFonts w:ascii="Times New Roman" w:cs="Times New Roman" w:eastAsia="Times New Roman" w:hAnsi="Times New Roman"/>
+          <w:sz w:val="24"/>
+          <w:szCs w:val="24"/>
+        </w:rPr>
+        <w:t xml:space="preserve">	</w:t>
+      </w:r>
+      <w:fldSimple w:instr="PAGEREF h_92 \h">
+        <w:r>
+          <w:t xml:space="preserve">70</w:t>
+        </w:r>
+      </w:fldSimple>
+    </w:p>
+    <w:p>
+      <w:pPr>
+        <w:tabs>
+          <w:tab w:val="right" w:pos="9026"/>
+        </w:tabs>
+        <w:spacing w:after="80" w:before="0" w:line="276" w:lineRule="auto"/>
+        <w:ind w:left="1540"/>
+      </w:pPr>
+      <w:r>
+        <w:rPr>
+          <w:rFonts w:ascii="Times New Roman" w:cs="Times New Roman" w:eastAsia="Times New Roman" w:hAnsi="Times New Roman"/>
+          <w:sz w:val="24"/>
+          <w:szCs w:val="24"/>
+        </w:rPr>
+        <w:t xml:space="preserve">5.1 Introduction</w:t>
+      </w:r>
+      <w:r>
+        <w:rPr>
+          <w:rFonts w:ascii="Times New Roman" w:cs="Times New Roman" w:eastAsia="Times New Roman" w:hAnsi="Times New Roman"/>
+          <w:sz w:val="24"/>
+          <w:szCs w:val="24"/>
+        </w:rPr>
+        <w:t xml:space="preserve">	</w:t>
+      </w:r>
+      <w:fldSimple w:instr="PAGEREF h_93 \h">
+        <w:r>
+          <w:t xml:space="preserve">70</w:t>
+        </w:r>
+      </w:fldSimple>
+    </w:p>
+    <w:p>
+      <w:pPr>
+        <w:tabs>
+          <w:tab w:val="right" w:pos="9026"/>
+        </w:tabs>
+        <w:spacing w:after="80" w:before="0" w:line="276" w:lineRule="auto"/>
+        <w:ind w:left="1540"/>
+      </w:pPr>
+      <w:r>
+        <w:rPr>
+          <w:rFonts w:ascii="Times New Roman" w:cs="Times New Roman" w:eastAsia="Times New Roman" w:hAnsi="Times New Roman"/>
+          <w:sz w:val="24"/>
+          <w:szCs w:val="24"/>
+        </w:rPr>
+        <w:t xml:space="preserve">5.2 Summary of the Study</w:t>
+      </w:r>
+      <w:r>
+        <w:rPr>
+          <w:rFonts w:ascii="Times New Roman" w:cs="Times New Roman" w:eastAsia="Times New Roman" w:hAnsi="Times New Roman"/>
+          <w:sz w:val="24"/>
+          <w:szCs w:val="24"/>
+        </w:rPr>
+        <w:t xml:space="preserve">	</w:t>
+      </w:r>
+      <w:fldSimple w:instr="PAGEREF h_94 \h">
+        <w:r>
+          <w:t xml:space="preserve">70</w:t>
+        </w:r>
+      </w:fldSimple>
+    </w:p>
+    <w:p>
+      <w:pPr>
+        <w:tabs>
+          <w:tab w:val="right" w:pos="9026"/>
+        </w:tabs>
+        <w:spacing w:after="80" w:before="0" w:line="276" w:lineRule="auto"/>
+        <w:ind w:left="1540"/>
+      </w:pPr>
+      <w:r>
+        <w:rPr>
+          <w:rFonts w:ascii="Times New Roman" w:cs="Times New Roman" w:eastAsia="Times New Roman" w:hAnsi="Times New Roman"/>
+          <w:sz w:val="24"/>
+          <w:szCs w:val="24"/>
+        </w:rPr>
+        <w:t xml:space="preserve">5.3 Major Findings</w:t>
+      </w:r>
+      <w:r>
+        <w:rPr>
+          <w:rFonts w:ascii="Times New Roman" w:cs="Times New Roman" w:eastAsia="Times New Roman" w:hAnsi="Times New Roman"/>
+          <w:sz w:val="24"/>
+          <w:szCs w:val="24"/>
+        </w:rPr>
+        <w:t xml:space="preserve">	</w:t>
+      </w:r>
+      <w:fldSimple w:instr="PAGEREF h_95 \h">
+        <w:r>
+          <w:t xml:space="preserve">71</w:t>
+        </w:r>
+      </w:fldSimple>
+    </w:p>
+    <w:p>
+      <w:pPr>
+        <w:tabs>
+          <w:tab w:val="right" w:pos="9026"/>
+        </w:tabs>
+        <w:spacing w:after="80" w:before="0" w:line="276" w:lineRule="auto"/>
+        <w:ind w:left="1540"/>
+      </w:pPr>
+      <w:r>
+        <w:rPr>
+          <w:rFonts w:ascii="Times New Roman" w:cs="Times New Roman" w:eastAsia="Times New Roman" w:hAnsi="Times New Roman"/>
+          <w:sz w:val="24"/>
+          <w:szCs w:val="24"/>
+        </w:rPr>
+        <w:t xml:space="preserve">5.4 Contribution of the Study</w:t>
+      </w:r>
+      <w:r>
+        <w:rPr>
+          <w:rFonts w:ascii="Times New Roman" w:cs="Times New Roman" w:eastAsia="Times New Roman" w:hAnsi="Times New Roman"/>
+          <w:sz w:val="24"/>
+          <w:szCs w:val="24"/>
+        </w:rPr>
+        <w:t xml:space="preserve">	</w:t>
+      </w:r>
+      <w:fldSimple w:instr="PAGEREF h_102 \h">
+        <w:r>
+          <w:t xml:space="preserve">73</w:t>
+        </w:r>
+      </w:fldSimple>
+    </w:p>
+    <w:p>
+      <w:pPr>
+        <w:tabs>
+          <w:tab w:val="right" w:pos="9026"/>
+        </w:tabs>
+        <w:spacing w:after="80" w:before="0" w:line="276" w:lineRule="auto"/>
+        <w:ind w:left="1540"/>
+      </w:pPr>
+      <w:r>
+        <w:rPr>
+          <w:rFonts w:ascii="Times New Roman" w:cs="Times New Roman" w:eastAsia="Times New Roman" w:hAnsi="Times New Roman"/>
+          <w:sz w:val="24"/>
+          <w:szCs w:val="24"/>
+        </w:rPr>
+        <w:t xml:space="preserve">5.5 Suggestions for Training Review</w:t>
+      </w:r>
+      <w:r>
+        <w:rPr>
+          <w:rFonts w:ascii="Times New Roman" w:cs="Times New Roman" w:eastAsia="Times New Roman" w:hAnsi="Times New Roman"/>
+          <w:sz w:val="24"/>
+          <w:szCs w:val="24"/>
+        </w:rPr>
+        <w:t xml:space="preserve">	</w:t>
+      </w:r>
+      <w:fldSimple w:instr="PAGEREF h_103 \h">
+        <w:r>
+          <w:t xml:space="preserve">73</w:t>
+        </w:r>
+      </w:fldSimple>
+    </w:p>
+    <w:p>
+      <w:pPr>
+        <w:tabs>
+          <w:tab w:val="right" w:pos="9026"/>
+        </w:tabs>
+        <w:spacing w:after="80" w:before="0" w:line="276" w:lineRule="auto"/>
+        <w:ind w:left="1540"/>
+      </w:pPr>
+      <w:r>
+        <w:rPr>
+          <w:rFonts w:ascii="Times New Roman" w:cs="Times New Roman" w:eastAsia="Times New Roman" w:hAnsi="Times New Roman"/>
+          <w:sz w:val="24"/>
+          <w:szCs w:val="24"/>
+        </w:rPr>
+        <w:t xml:space="preserve">5.6 Limitations of the Study</w:t>
+      </w:r>
+      <w:r>
+        <w:rPr>
+          <w:rFonts w:ascii="Times New Roman" w:cs="Times New Roman" w:eastAsia="Times New Roman" w:hAnsi="Times New Roman"/>
+          <w:sz w:val="24"/>
+          <w:szCs w:val="24"/>
+        </w:rPr>
+        <w:t xml:space="preserve">	</w:t>
+      </w:r>
+      <w:fldSimple w:instr="PAGEREF h_105 \h">
+        <w:r>
+          <w:t xml:space="preserve">76</w:t>
+        </w:r>
+      </w:fldSimple>
+    </w:p>
+    <w:p>
+      <w:pPr>
+        <w:tabs>
+          <w:tab w:val="right" w:pos="9026"/>
+        </w:tabs>
+        <w:spacing w:after="80" w:before="0" w:line="276" w:lineRule="auto"/>
+        <w:ind w:left="1540"/>
+      </w:pPr>
+      <w:r>
+        <w:rPr>
+          <w:rFonts w:ascii="Times New Roman" w:cs="Times New Roman" w:eastAsia="Times New Roman" w:hAnsi="Times New Roman"/>
+          <w:sz w:val="24"/>
+          <w:szCs w:val="24"/>
+        </w:rPr>
+        <w:t xml:space="preserve">5.7 Directions for Future Research</w:t>
+      </w:r>
+      <w:r>
+        <w:rPr>
+          <w:rFonts w:ascii="Times New Roman" w:cs="Times New Roman" w:eastAsia="Times New Roman" w:hAnsi="Times New Roman"/>
+          <w:sz w:val="24"/>
+          <w:szCs w:val="24"/>
+        </w:rPr>
+        <w:t xml:space="preserve">	</w:t>
+      </w:r>
+      <w:fldSimple w:instr="PAGEREF h_106 \h">
+        <w:r>
+          <w:t xml:space="preserve">76</w:t>
+        </w:r>
+      </w:fldSimple>
+    </w:p>
+    <w:p>
+      <w:pPr>
+        <w:tabs>
+          <w:tab w:val="right" w:pos="9026"/>
+        </w:tabs>
+        <w:spacing w:after="80" w:before="0" w:line="276" w:lineRule="auto"/>
+        <w:ind w:left="1540"/>
+      </w:pPr>
+      <w:r>
+        <w:rPr>
+          <w:rFonts w:ascii="Times New Roman" w:cs="Times New Roman" w:eastAsia="Times New Roman" w:hAnsi="Times New Roman"/>
+          <w:sz w:val="24"/>
+          <w:szCs w:val="24"/>
+        </w:rPr>
+        <w:t xml:space="preserve">5.8 Conclusion</w:t>
+      </w:r>
+      <w:r>
+        <w:rPr>
+          <w:rFonts w:ascii="Times New Roman" w:cs="Times New Roman" w:eastAsia="Times New Roman" w:hAnsi="Times New Roman"/>
+          <w:sz w:val="24"/>
+          <w:szCs w:val="24"/>
+        </w:rPr>
+        <w:t xml:space="preserve">	</w:t>
+      </w:r>
+      <w:fldSimple w:instr="PAGEREF h_107 \h">
+        <w:r>
+          <w:t xml:space="preserve">77</w:t>
+        </w:r>
+      </w:fldSimple>
+    </w:p>
+    <w:p>
+      <w:pPr>
+        <w:tabs>
+          <w:tab w:val="left" w:pos="1300"/>
+          <w:tab w:val="right" w:pos="9026"/>
+        </w:tabs>
+        <w:spacing w:after="80" w:before="120" w:line="276" w:lineRule="auto"/>
+        <w:ind w:left="1300" w:hanging="1300"/>
+      </w:pPr>
+      <w:r>
+        <w:rPr>
+          <w:rFonts w:ascii="Times New Roman" w:cs="Times New Roman" w:eastAsia="Times New Roman" w:hAnsi="Times New Roman"/>
+          <w:b/>
+          <w:bCs/>
+          <w:sz w:val="24"/>
+          <w:szCs w:val="24"/>
+        </w:rPr>
+        <w:t xml:space="preserve"/>
+      </w:r>
+      <w:r>
+        <w:rPr>
+          <w:rFonts w:ascii="Times New Roman" w:cs="Times New Roman" w:eastAsia="Times New Roman" w:hAnsi="Times New Roman"/>
+          <w:b/>
+          <w:bCs/>
+          <w:sz w:val="24"/>
+          <w:szCs w:val="24"/>
+        </w:rPr>
+        <w:t xml:space="preserve">	REFERENCES</w:t>
+      </w:r>
+      <w:r>
+        <w:rPr>
+          <w:rFonts w:ascii="Times New Roman" w:cs="Times New Roman" w:eastAsia="Times New Roman" w:hAnsi="Times New Roman"/>
+          <w:sz w:val="24"/>
+          <w:szCs w:val="24"/>
+        </w:rPr>
+        <w:t xml:space="preserve">	</w:t>
+      </w:r>
+      <w:fldSimple w:instr="PAGEREF h_108 \h">
+        <w:r>
+          <w:t xml:space="preserve">78</w:t>
+        </w:r>
+      </w:fldSimple>
+    </w:p>
+    <w:p>
+      <w:pPr>
+        <w:tabs>
+          <w:tab w:val="left" w:pos="1300"/>
+          <w:tab w:val="right" w:pos="9026"/>
+        </w:tabs>
+        <w:spacing w:after="80" w:before="120" w:line="276" w:lineRule="auto"/>
+        <w:ind w:left="1300" w:hanging="1300"/>
+      </w:pPr>
+      <w:r>
+        <w:rPr>
+          <w:rFonts w:ascii="Times New Roman" w:cs="Times New Roman" w:eastAsia="Times New Roman" w:hAnsi="Times New Roman"/>
+          <w:b/>
+          <w:bCs/>
+          <w:sz w:val="24"/>
+          <w:szCs w:val="24"/>
+        </w:rPr>
+        <w:t xml:space="preserve"/>
+      </w:r>
+      <w:r>
+        <w:rPr>
+          <w:rFonts w:ascii="Times New Roman" w:cs="Times New Roman" w:eastAsia="Times New Roman" w:hAnsi="Times New Roman"/>
+          <w:b/>
+          <w:bCs/>
+          <w:sz w:val="24"/>
+          <w:szCs w:val="24"/>
+        </w:rPr>
+        <w:t xml:space="preserve">	APPENDIX A — QUESTIONNAIRE</w:t>
+      </w:r>
+      <w:r>
+        <w:rPr>
+          <w:rFonts w:ascii="Times New Roman" w:cs="Times New Roman" w:eastAsia="Times New Roman" w:hAnsi="Times New Roman"/>
+          <w:sz w:val="24"/>
+          <w:szCs w:val="24"/>
+        </w:rPr>
+        <w:t xml:space="preserve">	</w:t>
+      </w:r>
+      <w:fldSimple w:instr="PAGEREF h_109 \h">
+        <w:r>
+          <w:t xml:space="preserve">82</w:t>
+        </w:r>
+      </w:fldSimple>
+    </w:p>
+    <w:p>
+      <w:pPr>
+        <w:tabs>
+          <w:tab w:val="right" w:pos="9026"/>
+        </w:tabs>
+        <w:spacing w:after="80" w:before="0" w:line="276" w:lineRule="auto"/>
+        <w:ind w:left="1540"/>
+      </w:pPr>
+      <w:r>
+        <w:rPr>
+          <w:rFonts w:ascii="Times New Roman" w:cs="Times New Roman" w:eastAsia="Times New Roman" w:hAnsi="Times New Roman"/>
+          <w:sz w:val="24"/>
+          <w:szCs w:val="24"/>
+        </w:rPr>
+        <w:t xml:space="preserve">Hybrid Learning and Training Effectiveness at Union Bank of India</w:t>
+      </w:r>
+      <w:r>
+        <w:rPr>
+          <w:rFonts w:ascii="Times New Roman" w:cs="Times New Roman" w:eastAsia="Times New Roman" w:hAnsi="Times New Roman"/>
+          <w:sz w:val="24"/>
+          <w:szCs w:val="24"/>
+        </w:rPr>
+        <w:t xml:space="preserve">	</w:t>
+      </w:r>
+      <w:fldSimple w:instr="PAGEREF h_110 \h">
+        <w:r>
+          <w:t xml:space="preserve">82</w:t>
+        </w:r>
+      </w:fldSimple>
+    </w:p>
+    <w:p>
+      <w:pPr>
+        <w:tabs>
+          <w:tab w:val="right" w:pos="9026"/>
+        </w:tabs>
+        <w:spacing w:after="80" w:before="0" w:line="276" w:lineRule="auto"/>
+        <w:ind w:left="1540"/>
+      </w:pPr>
+      <w:r>
+        <w:rPr>
+          <w:rFonts w:ascii="Times New Roman" w:cs="Times New Roman" w:eastAsia="Times New Roman" w:hAnsi="Times New Roman"/>
+          <w:sz w:val="24"/>
+          <w:szCs w:val="24"/>
+        </w:rPr>
+        <w:t xml:space="preserve">Section A — Eligibility and Basic Information</w:t>
+      </w:r>
+      <w:r>
+        <w:rPr>
+          <w:rFonts w:ascii="Times New Roman" w:cs="Times New Roman" w:eastAsia="Times New Roman" w:hAnsi="Times New Roman"/>
+          <w:sz w:val="24"/>
+          <w:szCs w:val="24"/>
+        </w:rPr>
+        <w:t xml:space="preserve">	</w:t>
+      </w:r>
+      <w:fldSimple w:instr="PAGEREF h_111 \h">
+        <w:r>
+          <w:t xml:space="preserve">82</w:t>
+        </w:r>
+      </w:fldSimple>
+    </w:p>
+    <w:p>
+      <w:pPr>
+        <w:tabs>
+          <w:tab w:val="right" w:pos="9026"/>
+        </w:tabs>
+        <w:spacing w:after="80" w:before="0" w:line="276" w:lineRule="auto"/>
+        <w:ind w:left="1540"/>
+      </w:pPr>
+      <w:r>
+        <w:rPr>
+          <w:rFonts w:ascii="Times New Roman" w:cs="Times New Roman" w:eastAsia="Times New Roman" w:hAnsi="Times New Roman"/>
+          <w:sz w:val="24"/>
+          <w:szCs w:val="24"/>
+        </w:rPr>
+        <w:t xml:space="preserve">Response Scale for Questions 5–30</w:t>
+      </w:r>
+      <w:r>
+        <w:rPr>
+          <w:rFonts w:ascii="Times New Roman" w:cs="Times New Roman" w:eastAsia="Times New Roman" w:hAnsi="Times New Roman"/>
+          <w:sz w:val="24"/>
+          <w:szCs w:val="24"/>
+        </w:rPr>
+        <w:t xml:space="preserve">	</w:t>
+      </w:r>
+      <w:fldSimple w:instr="PAGEREF h_112 \h">
+        <w:r>
+          <w:t xml:space="preserve">82</w:t>
+        </w:r>
+      </w:fldSimple>
+    </w:p>
+    <w:p>
+      <w:pPr>
+        <w:tabs>
+          <w:tab w:val="right" w:pos="9026"/>
+        </w:tabs>
+        <w:spacing w:after="80" w:before="0" w:line="276" w:lineRule="auto"/>
+        <w:ind w:left="1540"/>
+      </w:pPr>
+      <w:r>
+        <w:rPr>
+          <w:rFonts w:ascii="Times New Roman" w:cs="Times New Roman" w:eastAsia="Times New Roman" w:hAnsi="Times New Roman"/>
+          <w:sz w:val="24"/>
+          <w:szCs w:val="24"/>
+        </w:rPr>
+        <w:t xml:space="preserve">Section B — Hybrid Learning</w:t>
+      </w:r>
+      <w:r>
+        <w:rPr>
+          <w:rFonts w:ascii="Times New Roman" w:cs="Times New Roman" w:eastAsia="Times New Roman" w:hAnsi="Times New Roman"/>
+          <w:sz w:val="24"/>
+          <w:szCs w:val="24"/>
+        </w:rPr>
+        <w:t xml:space="preserve">	</w:t>
+      </w:r>
+      <w:fldSimple w:instr="PAGEREF h_113 \h">
+        <w:r>
+          <w:t xml:space="preserve">83</w:t>
+        </w:r>
+      </w:fldSimple>
+    </w:p>
+    <w:p>
+      <w:pPr>
+        <w:tabs>
+          <w:tab w:val="right" w:pos="9026"/>
+        </w:tabs>
+        <w:spacing w:after="80" w:before="0" w:line="276" w:lineRule="auto"/>
+        <w:ind w:left="1540"/>
+      </w:pPr>
+      <w:r>
+        <w:rPr>
+          <w:rFonts w:ascii="Times New Roman" w:cs="Times New Roman" w:eastAsia="Times New Roman" w:hAnsi="Times New Roman"/>
+          <w:sz w:val="24"/>
+          <w:szCs w:val="24"/>
+        </w:rPr>
+        <w:t xml:space="preserve">Section C — Trainer Competence</w:t>
+      </w:r>
+      <w:r>
+        <w:rPr>
+          <w:rFonts w:ascii="Times New Roman" w:cs="Times New Roman" w:eastAsia="Times New Roman" w:hAnsi="Times New Roman"/>
+          <w:sz w:val="24"/>
+          <w:szCs w:val="24"/>
+        </w:rPr>
+        <w:t xml:space="preserve">	</w:t>
+      </w:r>
+      <w:fldSimple w:instr="PAGEREF h_114 \h">
+        <w:r>
+          <w:t xml:space="preserve">83</w:t>
+        </w:r>
+      </w:fldSimple>
+    </w:p>
+    <w:p>
+      <w:pPr>
+        <w:tabs>
+          <w:tab w:val="right" w:pos="9026"/>
+        </w:tabs>
+        <w:spacing w:after="80" w:before="0" w:line="276" w:lineRule="auto"/>
+        <w:ind w:left="1540"/>
+      </w:pPr>
+      <w:r>
+        <w:rPr>
+          <w:rFonts w:ascii="Times New Roman" w:cs="Times New Roman" w:eastAsia="Times New Roman" w:hAnsi="Times New Roman"/>
+          <w:sz w:val="24"/>
+          <w:szCs w:val="24"/>
+        </w:rPr>
+        <w:t xml:space="preserve">Section D — Learner Engagement</w:t>
+      </w:r>
+      <w:r>
+        <w:rPr>
+          <w:rFonts w:ascii="Times New Roman" w:cs="Times New Roman" w:eastAsia="Times New Roman" w:hAnsi="Times New Roman"/>
+          <w:sz w:val="24"/>
+          <w:szCs w:val="24"/>
+        </w:rPr>
+        <w:t xml:space="preserve">	</w:t>
+      </w:r>
+      <w:fldSimple w:instr="PAGEREF h_115 \h">
+        <w:r>
+          <w:t xml:space="preserve">83</w:t>
+        </w:r>
+      </w:fldSimple>
+    </w:p>
+    <w:p>
+      <w:pPr>
+        <w:tabs>
+          <w:tab w:val="right" w:pos="9026"/>
+        </w:tabs>
+        <w:spacing w:after="80" w:before="0" w:line="276" w:lineRule="auto"/>
+        <w:ind w:left="1540"/>
+      </w:pPr>
+      <w:r>
+        <w:rPr>
+          <w:rFonts w:ascii="Times New Roman" w:cs="Times New Roman" w:eastAsia="Times New Roman" w:hAnsi="Times New Roman"/>
+          <w:sz w:val="24"/>
+          <w:szCs w:val="24"/>
+        </w:rPr>
+        <w:t xml:space="preserve">Section E — Training Effectiveness</w:t>
+      </w:r>
+      <w:r>
+        <w:rPr>
+          <w:rFonts w:ascii="Times New Roman" w:cs="Times New Roman" w:eastAsia="Times New Roman" w:hAnsi="Times New Roman"/>
+          <w:sz w:val="24"/>
+          <w:szCs w:val="24"/>
+        </w:rPr>
+        <w:t xml:space="preserve">	</w:t>
+      </w:r>
+      <w:fldSimple w:instr="PAGEREF h_116 \h">
+        <w:r>
+          <w:t xml:space="preserve">84</w:t>
+        </w:r>
+      </w:fldSimple>
+    </w:p>
+    <w:p>
+      <w:pPr>
+        <w:tabs>
+          <w:tab w:val="left" w:pos="1300"/>
+          <w:tab w:val="right" w:pos="9026"/>
+        </w:tabs>
+        <w:spacing w:after="80" w:before="120" w:line="276" w:lineRule="auto"/>
+        <w:ind w:left="1300" w:hanging="1300"/>
+      </w:pPr>
+      <w:r>
+        <w:rPr>
+          <w:rFonts w:ascii="Times New Roman" w:cs="Times New Roman" w:eastAsia="Times New Roman" w:hAnsi="Times New Roman"/>
+          <w:b/>
+          <w:bCs/>
+          <w:sz w:val="24"/>
+          <w:szCs w:val="24"/>
+        </w:rPr>
+        <w:t xml:space="preserve"/>
+      </w:r>
+      <w:r>
+        <w:rPr>
+          <w:rFonts w:ascii="Times New Roman" w:cs="Times New Roman" w:eastAsia="Times New Roman" w:hAnsi="Times New Roman"/>
+          <w:b/>
+          <w:bCs/>
+          <w:sz w:val="24"/>
+          <w:szCs w:val="24"/>
+        </w:rPr>
+        <w:t xml:space="preserve">	APPENDIX B — QUESTIONNAIRE DEVELOPMENT AND LITERATURE BASIS</w:t>
+      </w:r>
+      <w:r>
+        <w:rPr>
+          <w:rFonts w:ascii="Times New Roman" w:cs="Times New Roman" w:eastAsia="Times New Roman" w:hAnsi="Times New Roman"/>
+          <w:sz w:val="24"/>
+          <w:szCs w:val="24"/>
+        </w:rPr>
+        <w:t xml:space="preserve">	</w:t>
+      </w:r>
+      <w:fldSimple w:instr="PAGEREF h_117 \h">
+        <w:r>
+          <w:t xml:space="preserve">85</w:t>
+        </w:r>
+      </w:fldSimple>
+    </w:p>
+    <w:p>
+      <w:r>
+        <w:br w:type="page"/>
+      </w:r>
+    </w:p>
+    <w:p>
+      <w:pPr>
+        <w:spacing w:after="360"/>
+        <w:jc w:val="center"/>
+      </w:pPr>
+      <w:r>
+        <w:rPr>
+          <w:rFonts w:ascii="Times New Roman" w:cs="Times New Roman" w:eastAsia="Times New Roman" w:hAnsi="Times New Roman"/>
+          <w:b/>
+          <w:bCs/>
+          <w:sz w:val="24"/>
+          <w:szCs w:val="24"/>
+          <w:u w:val="single"/>
+        </w:rPr>
+        <w:t xml:space="preserve">LIST OF TABLES</w:t>
+      </w:r>
+    </w:p>
+    <w:p>
+      <w:pPr>
+        <w:tabs>
+          <w:tab w:val="right" w:pos="9026" w:leader="dot"/>
+        </w:tabs>
+        <w:spacing w:after="100" w:line="276" w:lineRule="auto"/>
+        <w:ind w:left="0"/>
+      </w:pPr>
+      <w:r>
+        <w:rPr>
+          <w:rFonts w:ascii="Times New Roman" w:cs="Times New Roman" w:eastAsia="Times New Roman" w:hAnsi="Times New Roman"/>
+          <w:sz w:val="24"/>
+          <w:szCs w:val="24"/>
+        </w:rPr>
+        <w:t xml:space="preserve">Table 2.1: Literature supporting the present study</w:t>
+      </w:r>
+      <w:r>
+        <w:rPr>
+          <w:rFonts w:ascii="Times New Roman" w:cs="Times New Roman" w:eastAsia="Times New Roman" w:hAnsi="Times New Roman"/>
+          <w:sz w:val="24"/>
+          <w:szCs w:val="24"/>
+        </w:rPr>
+        <w:t xml:space="preserve">	</w:t>
+      </w:r>
+      <w:fldSimple w:instr="PAGEREF tbl_32 \h">
+        <w:r>
+          <w:t xml:space="preserve">29</w:t>
+        </w:r>
+      </w:fldSimple>
+    </w:p>
+    <w:p>
+      <w:pPr>
+        <w:tabs>
+          <w:tab w:val="right" w:pos="9026" w:leader="dot"/>
+        </w:tabs>
+        <w:spacing w:after="100" w:line="276" w:lineRule="auto"/>
+        <w:ind w:left="0"/>
+      </w:pPr>
+      <w:r>
+        <w:rPr>
+          <w:rFonts w:ascii="Times New Roman" w:cs="Times New Roman" w:eastAsia="Times New Roman" w:hAnsi="Times New Roman"/>
+          <w:sz w:val="24"/>
+          <w:szCs w:val="24"/>
+        </w:rPr>
+        <w:t xml:space="preserve">Table 3.1: Regression hypothesis</w:t>
+      </w:r>
+      <w:r>
+        <w:rPr>
+          <w:rFonts w:ascii="Times New Roman" w:cs="Times New Roman" w:eastAsia="Times New Roman" w:hAnsi="Times New Roman"/>
+          <w:sz w:val="24"/>
+          <w:szCs w:val="24"/>
+        </w:rPr>
+        <w:t xml:space="preserve">	</w:t>
+      </w:r>
+      <w:fldSimple w:instr="PAGEREF tbl_43 \h">
+        <w:r>
+          <w:t xml:space="preserve">37</w:t>
+        </w:r>
+      </w:fldSimple>
+    </w:p>
+    <w:p>
+      <w:pPr>
+        <w:tabs>
+          <w:tab w:val="right" w:pos="9026" w:leader="dot"/>
+        </w:tabs>
+        <w:spacing w:after="100" w:line="276" w:lineRule="auto"/>
+        <w:ind w:left="0"/>
+      </w:pPr>
+      <w:r>
+        <w:rPr>
+          <w:rFonts w:ascii="Times New Roman" w:cs="Times New Roman" w:eastAsia="Times New Roman" w:hAnsi="Times New Roman"/>
+          <w:sz w:val="24"/>
+          <w:szCs w:val="24"/>
+        </w:rPr>
+        <w:t xml:space="preserve">Table 3.2: Construct operationalisation and item allocation</w:t>
+      </w:r>
+      <w:r>
+        <w:rPr>
+          <w:rFonts w:ascii="Times New Roman" w:cs="Times New Roman" w:eastAsia="Times New Roman" w:hAnsi="Times New Roman"/>
+          <w:sz w:val="24"/>
+          <w:szCs w:val="24"/>
+        </w:rPr>
+        <w:t xml:space="preserve">	</w:t>
+      </w:r>
+      <w:fldSimple w:instr="PAGEREF tbl_45 \h">
+        <w:r>
+          <w:t xml:space="preserve">38</w:t>
+        </w:r>
+      </w:fldSimple>
+    </w:p>
+    <w:p>
+      <w:pPr>
+        <w:tabs>
+          <w:tab w:val="right" w:pos="9026" w:leader="dot"/>
+        </w:tabs>
+        <w:spacing w:after="100" w:line="276" w:lineRule="auto"/>
+        <w:ind w:left="0"/>
+      </w:pPr>
+      <w:r>
+        <w:rPr>
+          <w:rFonts w:ascii="Times New Roman" w:cs="Times New Roman" w:eastAsia="Times New Roman" w:hAnsi="Times New Roman"/>
+          <w:sz w:val="24"/>
+          <w:szCs w:val="24"/>
+        </w:rPr>
+        <w:t xml:space="preserve">Table 3.3: Response disposition and SPSS analysis cases</w:t>
+      </w:r>
+      <w:r>
+        <w:rPr>
+          <w:rFonts w:ascii="Times New Roman" w:cs="Times New Roman" w:eastAsia="Times New Roman" w:hAnsi="Times New Roman"/>
+          <w:sz w:val="24"/>
+          <w:szCs w:val="24"/>
+        </w:rPr>
+        <w:t xml:space="preserve">	</w:t>
+      </w:r>
+      <w:fldSimple w:instr="PAGEREF tbl_49 \h">
+        <w:r>
+          <w:t xml:space="preserve">40</w:t>
+        </w:r>
+      </w:fldSimple>
+    </w:p>
+    <w:p>
+      <w:pPr>
+        <w:tabs>
+          <w:tab w:val="right" w:pos="9026" w:leader="dot"/>
+        </w:tabs>
+        <w:spacing w:after="100" w:line="276" w:lineRule="auto"/>
+        <w:ind w:left="0"/>
+      </w:pPr>
+      <w:r>
+        <w:rPr>
+          <w:rFonts w:ascii="Times New Roman" w:cs="Times New Roman" w:eastAsia="Times New Roman" w:hAnsi="Times New Roman"/>
+          <w:sz w:val="24"/>
+          <w:szCs w:val="24"/>
+        </w:rPr>
+        <w:t xml:space="preserve">Table 3.4: SPSS-based analysis plan</w:t>
+      </w:r>
+      <w:r>
+        <w:rPr>
+          <w:rFonts w:ascii="Times New Roman" w:cs="Times New Roman" w:eastAsia="Times New Roman" w:hAnsi="Times New Roman"/>
+          <w:sz w:val="24"/>
+          <w:szCs w:val="24"/>
+        </w:rPr>
+        <w:t xml:space="preserve">	</w:t>
+      </w:r>
+      <w:fldSimple w:instr="PAGEREF tbl_53 \h">
+        <w:r>
+          <w:t xml:space="preserve">43</w:t>
+        </w:r>
+      </w:fldSimple>
+    </w:p>
+    <w:p>
+      <w:pPr>
+        <w:tabs>
+          <w:tab w:val="right" w:pos="9026" w:leader="dot"/>
+        </w:tabs>
+        <w:spacing w:after="100" w:line="276" w:lineRule="auto"/>
+        <w:ind w:left="0"/>
+      </w:pPr>
+      <w:r>
+        <w:rPr>
+          <w:rFonts w:ascii="Times New Roman" w:cs="Times New Roman" w:eastAsia="Times New Roman" w:hAnsi="Times New Roman"/>
+          <w:sz w:val="24"/>
+          <w:szCs w:val="24"/>
+        </w:rPr>
+        <w:t xml:space="preserve">Table 4.1: Respondent profile frequencies (N = 102)</w:t>
+      </w:r>
+      <w:r>
+        <w:rPr>
+          <w:rFonts w:ascii="Times New Roman" w:cs="Times New Roman" w:eastAsia="Times New Roman" w:hAnsi="Times New Roman"/>
+          <w:sz w:val="24"/>
+          <w:szCs w:val="24"/>
+        </w:rPr>
+        <w:t xml:space="preserve">	</w:t>
+      </w:r>
+      <w:fldSimple w:instr="PAGEREF tbl_59 \h">
+        <w:r>
+          <w:t xml:space="preserve">48</w:t>
+        </w:r>
+      </w:fldSimple>
+    </w:p>
+    <w:p>
+      <w:pPr>
+        <w:tabs>
+          <w:tab w:val="right" w:pos="9026" w:leader="dot"/>
+        </w:tabs>
+        <w:spacing w:after="100" w:line="276" w:lineRule="auto"/>
+        <w:ind w:left="0"/>
+      </w:pPr>
+      <w:r>
+        <w:rPr>
+          <w:rFonts w:ascii="Times New Roman" w:cs="Times New Roman" w:eastAsia="Times New Roman" w:hAnsi="Times New Roman"/>
+          <w:sz w:val="24"/>
+          <w:szCs w:val="24"/>
+        </w:rPr>
+        <w:t xml:space="preserve">Table 4.2: Construct-level descriptive statistics from SPSS Explore output</w:t>
+      </w:r>
+      <w:r>
+        <w:rPr>
+          <w:rFonts w:ascii="Times New Roman" w:cs="Times New Roman" w:eastAsia="Times New Roman" w:hAnsi="Times New Roman"/>
+          <w:sz w:val="24"/>
+          <w:szCs w:val="24"/>
+        </w:rPr>
+        <w:t xml:space="preserve">	</w:t>
+      </w:r>
+      <w:fldSimple w:instr="PAGEREF tbl_64 \h">
+        <w:r>
+          <w:t xml:space="preserve">51</w:t>
+        </w:r>
+      </w:fldSimple>
+    </w:p>
+    <w:p>
+      <w:pPr>
+        <w:tabs>
+          <w:tab w:val="right" w:pos="9026" w:leader="dot"/>
+        </w:tabs>
+        <w:spacing w:after="100" w:line="276" w:lineRule="auto"/>
+        <w:ind w:left="0"/>
+      </w:pPr>
+      <w:r>
+        <w:rPr>
+          <w:rFonts w:ascii="Times New Roman" w:cs="Times New Roman" w:eastAsia="Times New Roman" w:hAnsi="Times New Roman"/>
+          <w:sz w:val="24"/>
+          <w:szCs w:val="24"/>
+        </w:rPr>
+        <w:t xml:space="preserve">Table 4.3: Hybrid Learning item means</w:t>
+      </w:r>
+      <w:r>
+        <w:rPr>
+          <w:rFonts w:ascii="Times New Roman" w:cs="Times New Roman" w:eastAsia="Times New Roman" w:hAnsi="Times New Roman"/>
+          <w:sz w:val="24"/>
+          <w:szCs w:val="24"/>
+        </w:rPr>
+        <w:t xml:space="preserve">	</w:t>
+      </w:r>
+      <w:fldSimple w:instr="PAGEREF tbl_67 \h">
+        <w:r>
+          <w:t xml:space="preserve">52</w:t>
+        </w:r>
+      </w:fldSimple>
+    </w:p>
+    <w:p>
+      <w:pPr>
+        <w:tabs>
+          <w:tab w:val="right" w:pos="9026" w:leader="dot"/>
+        </w:tabs>
+        <w:spacing w:after="100" w:line="276" w:lineRule="auto"/>
+        <w:ind w:left="0"/>
+      </w:pPr>
+      <w:r>
+        <w:rPr>
+          <w:rFonts w:ascii="Times New Roman" w:cs="Times New Roman" w:eastAsia="Times New Roman" w:hAnsi="Times New Roman"/>
+          <w:sz w:val="24"/>
+          <w:szCs w:val="24"/>
+        </w:rPr>
+        <w:t xml:space="preserve">Table 4.4: Item response frequencies for the 102-case scored dataset</w:t>
+      </w:r>
+      <w:r>
+        <w:rPr>
+          <w:rFonts w:ascii="Times New Roman" w:cs="Times New Roman" w:eastAsia="Times New Roman" w:hAnsi="Times New Roman"/>
+          <w:sz w:val="24"/>
+          <w:szCs w:val="24"/>
+        </w:rPr>
+        <w:t xml:space="preserve">	</w:t>
+      </w:r>
+      <w:fldSimple w:instr="PAGEREF tbl_68 \h">
+        <w:r>
+          <w:t xml:space="preserve">54</w:t>
+        </w:r>
+      </w:fldSimple>
+    </w:p>
+    <w:p>
+      <w:pPr>
+        <w:tabs>
+          <w:tab w:val="right" w:pos="9026" w:leader="dot"/>
+        </w:tabs>
+        <w:spacing w:after="100" w:line="276" w:lineRule="auto"/>
+        <w:ind w:left="0"/>
+      </w:pPr>
+      <w:r>
+        <w:rPr>
+          <w:rFonts w:ascii="Times New Roman" w:cs="Times New Roman" w:eastAsia="Times New Roman" w:hAnsi="Times New Roman"/>
+          <w:sz w:val="24"/>
+          <w:szCs w:val="24"/>
+        </w:rPr>
+        <w:t xml:space="preserve">Table 4.5: Overall questionnaire consistency</w:t>
+      </w:r>
+      <w:r>
+        <w:rPr>
+          <w:rFonts w:ascii="Times New Roman" w:cs="Times New Roman" w:eastAsia="Times New Roman" w:hAnsi="Times New Roman"/>
+          <w:sz w:val="24"/>
+          <w:szCs w:val="24"/>
+        </w:rPr>
+        <w:t xml:space="preserve">	</w:t>
+      </w:r>
+      <w:fldSimple w:instr="PAGEREF tbl_78 \h">
+        <w:r>
+          <w:t xml:space="preserve">61</w:t>
+        </w:r>
+      </w:fldSimple>
+    </w:p>
+    <w:p>
+      <w:pPr>
+        <w:tabs>
+          <w:tab w:val="right" w:pos="9026" w:leader="dot"/>
+        </w:tabs>
+        <w:spacing w:after="100" w:line="276" w:lineRule="auto"/>
+        <w:ind w:left="0"/>
+      </w:pPr>
+      <w:r>
+        <w:rPr>
+          <w:rFonts w:ascii="Times New Roman" w:cs="Times New Roman" w:eastAsia="Times New Roman" w:hAnsi="Times New Roman"/>
+          <w:sz w:val="24"/>
+          <w:szCs w:val="24"/>
+        </w:rPr>
+        <w:t xml:space="preserve">Table 4.6: Pearson correlations among study constructs</w:t>
+      </w:r>
+      <w:r>
+        <w:rPr>
+          <w:rFonts w:ascii="Times New Roman" w:cs="Times New Roman" w:eastAsia="Times New Roman" w:hAnsi="Times New Roman"/>
+          <w:sz w:val="24"/>
+          <w:szCs w:val="24"/>
+        </w:rPr>
+        <w:t xml:space="preserve">	</w:t>
+      </w:r>
+      <w:fldSimple w:instr="PAGEREF tbl_81 \h">
+        <w:r>
+          <w:t xml:space="preserve">61</w:t>
+        </w:r>
+      </w:fldSimple>
+    </w:p>
+    <w:p>
+      <w:pPr>
+        <w:tabs>
+          <w:tab w:val="right" w:pos="9026" w:leader="dot"/>
+        </w:tabs>
+        <w:spacing w:after="100" w:line="276" w:lineRule="auto"/>
+        <w:ind w:left="0"/>
+      </w:pPr>
+      <w:r>
+        <w:rPr>
+          <w:rFonts w:ascii="Times New Roman" w:cs="Times New Roman" w:eastAsia="Times New Roman" w:hAnsi="Times New Roman"/>
+          <w:sz w:val="24"/>
+          <w:szCs w:val="24"/>
+        </w:rPr>
+        <w:t xml:space="preserve">Table 4.7: Overall multiple-regression model</w:t>
+      </w:r>
+      <w:r>
+        <w:rPr>
+          <w:rFonts w:ascii="Times New Roman" w:cs="Times New Roman" w:eastAsia="Times New Roman" w:hAnsi="Times New Roman"/>
+          <w:sz w:val="24"/>
+          <w:szCs w:val="24"/>
+        </w:rPr>
+        <w:t xml:space="preserve">	</w:t>
+      </w:r>
+      <w:fldSimple w:instr="PAGEREF tbl_83 \h">
+        <w:r>
+          <w:t xml:space="preserve">63</w:t>
+        </w:r>
+      </w:fldSimple>
+    </w:p>
+    <w:p>
+      <w:pPr>
+        <w:tabs>
+          <w:tab w:val="right" w:pos="9026" w:leader="dot"/>
+        </w:tabs>
+        <w:spacing w:after="100" w:line="276" w:lineRule="auto"/>
+        <w:ind w:left="0"/>
+      </w:pPr>
+      <w:r>
+        <w:rPr>
+          <w:rFonts w:ascii="Times New Roman" w:cs="Times New Roman" w:eastAsia="Times New Roman" w:hAnsi="Times New Roman"/>
+          <w:sz w:val="24"/>
+          <w:szCs w:val="24"/>
+        </w:rPr>
+        <w:t xml:space="preserve">Table 4.8: Predictor coefficients for Training Effectiveness</w:t>
+      </w:r>
+      <w:r>
+        <w:rPr>
+          <w:rFonts w:ascii="Times New Roman" w:cs="Times New Roman" w:eastAsia="Times New Roman" w:hAnsi="Times New Roman"/>
+          <w:sz w:val="24"/>
+          <w:szCs w:val="24"/>
+        </w:rPr>
+        <w:t xml:space="preserve">	</w:t>
+      </w:r>
+      <w:fldSimple w:instr="PAGEREF tbl_84 \h">
+        <w:r>
+          <w:t xml:space="preserve">63</w:t>
+        </w:r>
+      </w:fldSimple>
+    </w:p>
+    <w:p>
+      <w:pPr>
+        <w:tabs>
+          <w:tab w:val="right" w:pos="9026" w:leader="dot"/>
+        </w:tabs>
+        <w:spacing w:after="100" w:line="276" w:lineRule="auto"/>
+        <w:ind w:left="0"/>
+      </w:pPr>
+      <w:r>
+        <w:rPr>
+          <w:rFonts w:ascii="Times New Roman" w:cs="Times New Roman" w:eastAsia="Times New Roman" w:hAnsi="Times New Roman"/>
+          <w:sz w:val="24"/>
+          <w:szCs w:val="24"/>
+        </w:rPr>
+        <w:t xml:space="preserve">Table 4.9: One-sample comparisons with the neutral midpoint, 102-case scored CSV</w:t>
+      </w:r>
+      <w:r>
+        <w:rPr>
+          <w:rFonts w:ascii="Times New Roman" w:cs="Times New Roman" w:eastAsia="Times New Roman" w:hAnsi="Times New Roman"/>
+          <w:sz w:val="24"/>
+          <w:szCs w:val="24"/>
+        </w:rPr>
+        <w:t xml:space="preserve">	</w:t>
+      </w:r>
+      <w:fldSimple w:instr="PAGEREF tbl_86 \h">
+        <w:r>
+          <w:t xml:space="preserve">64</w:t>
+        </w:r>
+      </w:fldSimple>
+    </w:p>
+    <w:p>
+      <w:pPr>
+        <w:tabs>
+          <w:tab w:val="right" w:pos="9026" w:leader="dot"/>
+        </w:tabs>
+        <w:spacing w:after="100" w:line="276" w:lineRule="auto"/>
+        <w:ind w:left="0"/>
+      </w:pPr>
+      <w:r>
+        <w:rPr>
+          <w:rFonts w:ascii="Times New Roman" w:cs="Times New Roman" w:eastAsia="Times New Roman" w:hAnsi="Times New Roman"/>
+          <w:sz w:val="24"/>
+          <w:szCs w:val="24"/>
+        </w:rPr>
+        <w:t xml:space="preserve">Table 4.10: Paired comparisons with Training Effectiveness, 102-case scored CSV</w:t>
+      </w:r>
+      <w:r>
+        <w:rPr>
+          <w:rFonts w:ascii="Times New Roman" w:cs="Times New Roman" w:eastAsia="Times New Roman" w:hAnsi="Times New Roman"/>
+          <w:sz w:val="24"/>
+          <w:szCs w:val="24"/>
+        </w:rPr>
+        <w:t xml:space="preserve">	</w:t>
+      </w:r>
+      <w:fldSimple w:instr="PAGEREF tbl_87 \h">
+        <w:r>
+          <w:t xml:space="preserve">65</w:t>
+        </w:r>
+      </w:fldSimple>
+    </w:p>
+    <w:p>
+      <w:pPr>
+        <w:tabs>
+          <w:tab w:val="right" w:pos="9026" w:leader="dot"/>
+        </w:tabs>
+        <w:spacing w:after="100" w:line="276" w:lineRule="auto"/>
+        <w:ind w:left="0"/>
+      </w:pPr>
+      <w:r>
+        <w:rPr>
+          <w:rFonts w:ascii="Times New Roman" w:cs="Times New Roman" w:eastAsia="Times New Roman" w:hAnsi="Times New Roman"/>
+          <w:sz w:val="24"/>
+          <w:szCs w:val="24"/>
+        </w:rPr>
+        <w:t xml:space="preserve">Table 4.11: Chi-square crosstab suitability check, 102-case scored CSV</w:t>
+      </w:r>
+      <w:r>
+        <w:rPr>
+          <w:rFonts w:ascii="Times New Roman" w:cs="Times New Roman" w:eastAsia="Times New Roman" w:hAnsi="Times New Roman"/>
+          <w:sz w:val="24"/>
+          <w:szCs w:val="24"/>
+        </w:rPr>
+        <w:t xml:space="preserve">	</w:t>
+      </w:r>
+      <w:fldSimple w:instr="PAGEREF tbl_88 \h">
+        <w:r>
+          <w:t xml:space="preserve">66</w:t>
+        </w:r>
+      </w:fldSimple>
+    </w:p>
+    <w:p>
+      <w:pPr>
+        <w:tabs>
+          <w:tab w:val="right" w:pos="9026" w:leader="dot"/>
+        </w:tabs>
+        <w:spacing w:after="100" w:line="276" w:lineRule="auto"/>
+        <w:ind w:left="0"/>
+      </w:pPr>
+      <w:r>
+        <w:rPr>
+          <w:rFonts w:ascii="Times New Roman" w:cs="Times New Roman" w:eastAsia="Times New Roman" w:hAnsi="Times New Roman"/>
+          <w:sz w:val="24"/>
+          <w:szCs w:val="24"/>
+        </w:rPr>
+        <w:t xml:space="preserve">Table 5.1: Decision on the overall regression hypothesis</w:t>
+      </w:r>
+      <w:r>
+        <w:rPr>
+          <w:rFonts w:ascii="Times New Roman" w:cs="Times New Roman" w:eastAsia="Times New Roman" w:hAnsi="Times New Roman"/>
+          <w:sz w:val="24"/>
+          <w:szCs w:val="24"/>
+        </w:rPr>
+        <w:t xml:space="preserve">	</w:t>
+      </w:r>
+      <w:fldSimple w:instr="PAGEREF tbl_99 \h">
+        <w:r>
+          <w:t xml:space="preserve">72</w:t>
+        </w:r>
+      </w:fldSimple>
+    </w:p>
+    <w:p>
+      <w:pPr>
+        <w:tabs>
+          <w:tab w:val="right" w:pos="9026" w:leader="dot"/>
+        </w:tabs>
+        <w:spacing w:after="100" w:line="276" w:lineRule="auto"/>
+        <w:ind w:left="0"/>
+      </w:pPr>
+      <w:r>
+        <w:rPr>
+          <w:rFonts w:ascii="Times New Roman" w:cs="Times New Roman" w:eastAsia="Times New Roman" w:hAnsi="Times New Roman"/>
+          <w:sz w:val="24"/>
+          <w:szCs w:val="24"/>
+        </w:rPr>
+        <w:t xml:space="preserve">Table 5.2: Individual predictors in the combined regression model</w:t>
+      </w:r>
+      <w:r>
+        <w:rPr>
+          <w:rFonts w:ascii="Times New Roman" w:cs="Times New Roman" w:eastAsia="Times New Roman" w:hAnsi="Times New Roman"/>
+          <w:sz w:val="24"/>
+          <w:szCs w:val="24"/>
+        </w:rPr>
+        <w:t xml:space="preserve">	</w:t>
+      </w:r>
+      <w:fldSimple w:instr="PAGEREF tbl_101 \h">
+        <w:r>
+          <w:t xml:space="preserve">72</w:t>
+        </w:r>
+      </w:fldSimple>
+    </w:p>
+    <w:p>
+      <w:pPr>
+        <w:tabs>
+          <w:tab w:val="right" w:pos="9026" w:leader="dot"/>
+        </w:tabs>
+        <w:spacing w:after="100" w:line="276" w:lineRule="auto"/>
+        <w:ind w:left="0"/>
+      </w:pPr>
+      <w:r>
+        <w:rPr>
+          <w:rFonts w:ascii="Times New Roman" w:cs="Times New Roman" w:eastAsia="Times New Roman" w:hAnsi="Times New Roman"/>
+          <w:sz w:val="24"/>
+          <w:szCs w:val="24"/>
+        </w:rPr>
+        <w:t xml:space="preserve">Table 5.3: How the findings inform the proposed training review</w:t>
+      </w:r>
+      <w:r>
+        <w:rPr>
+          <w:rFonts w:ascii="Times New Roman" w:cs="Times New Roman" w:eastAsia="Times New Roman" w:hAnsi="Times New Roman"/>
+          <w:sz w:val="24"/>
+          <w:szCs w:val="24"/>
+        </w:rPr>
+        <w:t xml:space="preserve">	</w:t>
+      </w:r>
+      <w:fldSimple w:instr="PAGEREF tbl_104 \h">
+        <w:r>
+          <w:t xml:space="preserve">74</w:t>
+        </w:r>
+      </w:fldSimple>
+    </w:p>
+    <w:p>
+      <w:pPr>
+        <w:tabs>
+          <w:tab w:val="right" w:pos="9026" w:leader="dot"/>
+        </w:tabs>
+        <w:spacing w:after="100" w:line="276" w:lineRule="auto"/>
+        <w:ind w:left="0"/>
+      </w:pPr>
+      <w:r>
+        <w:rPr>
+          <w:rFonts w:ascii="Times New Roman" w:cs="Times New Roman" w:eastAsia="Times New Roman" w:hAnsi="Times New Roman"/>
+          <w:sz w:val="24"/>
+          <w:szCs w:val="24"/>
+        </w:rPr>
+        <w:t xml:space="preserve">Table B.1: Literature basis for Hybrid Learning questions</w:t>
+      </w:r>
+      <w:r>
+        <w:rPr>
+          <w:rFonts w:ascii="Times New Roman" w:cs="Times New Roman" w:eastAsia="Times New Roman" w:hAnsi="Times New Roman"/>
+          <w:sz w:val="24"/>
+          <w:szCs w:val="24"/>
+        </w:rPr>
+        <w:t xml:space="preserve">	</w:t>
+      </w:r>
+      <w:fldSimple w:instr="PAGEREF tbl_118 \h">
+        <w:r>
+          <w:t xml:space="preserve">85</w:t>
+        </w:r>
+      </w:fldSimple>
+    </w:p>
+    <w:p>
+      <w:pPr>
+        <w:tabs>
+          <w:tab w:val="right" w:pos="9026" w:leader="dot"/>
+        </w:tabs>
+        <w:spacing w:after="100" w:line="276" w:lineRule="auto"/>
+        <w:ind w:left="0"/>
+      </w:pPr>
+      <w:r>
+        <w:rPr>
+          <w:rFonts w:ascii="Times New Roman" w:cs="Times New Roman" w:eastAsia="Times New Roman" w:hAnsi="Times New Roman"/>
+          <w:sz w:val="24"/>
+          <w:szCs w:val="24"/>
+        </w:rPr>
+        <w:t xml:space="preserve">Table B.2: Literature basis for Trainer Competence questions</w:t>
+      </w:r>
+      <w:r>
+        <w:rPr>
+          <w:rFonts w:ascii="Times New Roman" w:cs="Times New Roman" w:eastAsia="Times New Roman" w:hAnsi="Times New Roman"/>
+          <w:sz w:val="24"/>
+          <w:szCs w:val="24"/>
+        </w:rPr>
+        <w:t xml:space="preserve">	</w:t>
+      </w:r>
+      <w:fldSimple w:instr="PAGEREF tbl_119 \h">
+        <w:r>
+          <w:t xml:space="preserve">87</w:t>
+        </w:r>
+      </w:fldSimple>
+    </w:p>
+    <w:p>
+      <w:pPr>
+        <w:tabs>
+          <w:tab w:val="right" w:pos="9026" w:leader="dot"/>
+        </w:tabs>
+        <w:spacing w:after="100" w:line="276" w:lineRule="auto"/>
+        <w:ind w:left="0"/>
+      </w:pPr>
+      <w:r>
+        <w:rPr>
+          <w:rFonts w:ascii="Times New Roman" w:cs="Times New Roman" w:eastAsia="Times New Roman" w:hAnsi="Times New Roman"/>
+          <w:sz w:val="24"/>
+          <w:szCs w:val="24"/>
+        </w:rPr>
+        <w:t xml:space="preserve">Table B.3: Literature basis for Learner Engagement questions</w:t>
+      </w:r>
+      <w:r>
+        <w:rPr>
+          <w:rFonts w:ascii="Times New Roman" w:cs="Times New Roman" w:eastAsia="Times New Roman" w:hAnsi="Times New Roman"/>
+          <w:sz w:val="24"/>
+          <w:szCs w:val="24"/>
+        </w:rPr>
+        <w:t xml:space="preserve">	</w:t>
+      </w:r>
+      <w:fldSimple w:instr="PAGEREF tbl_120 \h">
+        <w:r>
+          <w:t xml:space="preserve">88</w:t>
+        </w:r>
+      </w:fldSimple>
+    </w:p>
+    <w:p>
+      <w:pPr>
+        <w:tabs>
+          <w:tab w:val="right" w:pos="9026" w:leader="dot"/>
+        </w:tabs>
+        <w:spacing w:after="100" w:line="276" w:lineRule="auto"/>
+        <w:ind w:left="0"/>
+      </w:pPr>
+      <w:r>
+        <w:rPr>
+          <w:rFonts w:ascii="Times New Roman" w:cs="Times New Roman" w:eastAsia="Times New Roman" w:hAnsi="Times New Roman"/>
+          <w:sz w:val="24"/>
+          <w:szCs w:val="24"/>
+        </w:rPr>
+        <w:t xml:space="preserve">Table B.4: Literature basis for Training Effectiveness questions</w:t>
+      </w:r>
+      <w:r>
+        <w:rPr>
+          <w:rFonts w:ascii="Times New Roman" w:cs="Times New Roman" w:eastAsia="Times New Roman" w:hAnsi="Times New Roman"/>
+          <w:sz w:val="24"/>
+          <w:szCs w:val="24"/>
+        </w:rPr>
+        <w:t xml:space="preserve">	</w:t>
+      </w:r>
+      <w:fldSimple w:instr="PAGEREF tbl_121 \h">
+        <w:r>
+          <w:t xml:space="preserve">89</w:t>
+        </w:r>
+      </w:fldSimple>
+    </w:p>
+    <w:p>
+      <w:r>
+        <w:br w:type="page"/>
+      </w:r>
+    </w:p>
+    <w:p>
+      <w:pPr>
+        <w:spacing w:after="360"/>
+        <w:jc w:val="center"/>
+      </w:pPr>
+      <w:r>
+        <w:rPr>
+          <w:rFonts w:ascii="Times New Roman" w:cs="Times New Roman" w:eastAsia="Times New Roman" w:hAnsi="Times New Roman"/>
+          <w:b/>
+          <w:bCs/>
+          <w:sz w:val="24"/>
+          <w:szCs w:val="24"/>
+          <w:u w:val="single"/>
+        </w:rPr>
+        <w:t xml:space="preserve">LIST OF CHARTS</w:t>
+      </w:r>
+    </w:p>
+    <w:p>
+      <w:pPr>
+        <w:tabs>
+          <w:tab w:val="right" w:pos="9026" w:leader="dot"/>
+        </w:tabs>
+        <w:spacing w:after="100" w:line="276" w:lineRule="auto"/>
+        <w:ind w:left="0"/>
+      </w:pPr>
+      <w:r>
+        <w:rPr>
+          <w:rFonts w:ascii="Times New Roman" w:cs="Times New Roman" w:eastAsia="Times New Roman" w:hAnsi="Times New Roman"/>
+          <w:sz w:val="24"/>
+          <w:szCs w:val="24"/>
+        </w:rPr>
+        <w:t xml:space="preserve">Figure 4.1: Age-group distribution</w:t>
+      </w:r>
+      <w:r>
+        <w:rPr>
+          <w:rFonts w:ascii="Times New Roman" w:cs="Times New Roman" w:eastAsia="Times New Roman" w:hAnsi="Times New Roman"/>
+          <w:sz w:val="24"/>
+          <w:szCs w:val="24"/>
+        </w:rPr>
+        <w:t xml:space="preserve">	</w:t>
+      </w:r>
+      <w:fldSimple w:instr="PAGEREF fig_60 \h">
+        <w:r>
+          <w:t xml:space="preserve">50</w:t>
+        </w:r>
+      </w:fldSimple>
+    </w:p>
+    <w:p>
+      <w:pPr>
+        <w:tabs>
+          <w:tab w:val="right" w:pos="9026" w:leader="dot"/>
+        </w:tabs>
+        <w:spacing w:after="100" w:line="276" w:lineRule="auto"/>
+        <w:ind w:left="0"/>
+      </w:pPr>
+      <w:r>
+        <w:rPr>
+          <w:rFonts w:ascii="Times New Roman" w:cs="Times New Roman" w:eastAsia="Times New Roman" w:hAnsi="Times New Roman"/>
+          <w:sz w:val="24"/>
+          <w:szCs w:val="24"/>
+        </w:rPr>
+        <w:t xml:space="preserve">Figure 4.2: Length-of-service distribution</w:t>
+      </w:r>
+      <w:r>
+        <w:rPr>
+          <w:rFonts w:ascii="Times New Roman" w:cs="Times New Roman" w:eastAsia="Times New Roman" w:hAnsi="Times New Roman"/>
+          <w:sz w:val="24"/>
+          <w:szCs w:val="24"/>
+        </w:rPr>
+        <w:t xml:space="preserve">	</w:t>
+      </w:r>
+      <w:fldSimple w:instr="PAGEREF fig_61 \h">
+        <w:r>
+          <w:t xml:space="preserve">50</w:t>
+        </w:r>
+      </w:fldSimple>
+    </w:p>
+    <w:p>
+      <w:pPr>
+        <w:tabs>
+          <w:tab w:val="right" w:pos="9026" w:leader="dot"/>
+        </w:tabs>
+        <w:spacing w:after="100" w:line="276" w:lineRule="auto"/>
+        <w:ind w:left="0"/>
+      </w:pPr>
+      <w:r>
+        <w:rPr>
+          <w:rFonts w:ascii="Times New Roman" w:cs="Times New Roman" w:eastAsia="Times New Roman" w:hAnsi="Times New Roman"/>
+          <w:sz w:val="24"/>
+          <w:szCs w:val="24"/>
+        </w:rPr>
+        <w:t xml:space="preserve">Figure 4.3: Job-level distribution</w:t>
+      </w:r>
+      <w:r>
+        <w:rPr>
+          <w:rFonts w:ascii="Times New Roman" w:cs="Times New Roman" w:eastAsia="Times New Roman" w:hAnsi="Times New Roman"/>
+          <w:sz w:val="24"/>
+          <w:szCs w:val="24"/>
+        </w:rPr>
+        <w:t xml:space="preserve">	</w:t>
+      </w:r>
+      <w:fldSimple w:instr="PAGEREF fig_62 \h">
+        <w:r>
+          <w:t xml:space="preserve">50</w:t>
+        </w:r>
+      </w:fldSimple>
+    </w:p>
+    <w:p>
+      <w:pPr>
+        <w:tabs>
+          <w:tab w:val="right" w:pos="9026" w:leader="dot"/>
+        </w:tabs>
+        <w:spacing w:after="100" w:line="276" w:lineRule="auto"/>
+        <w:ind w:left="0"/>
+      </w:pPr>
+      <w:r>
+        <w:rPr>
+          <w:rFonts w:ascii="Times New Roman" w:cs="Times New Roman" w:eastAsia="Times New Roman" w:hAnsi="Times New Roman"/>
+          <w:sz w:val="24"/>
+          <w:szCs w:val="24"/>
+        </w:rPr>
+        <w:t xml:space="preserve">Figure 4.4: Mean ratings for the four study constructs</w:t>
+      </w:r>
+      <w:r>
+        <w:rPr>
+          <w:rFonts w:ascii="Times New Roman" w:cs="Times New Roman" w:eastAsia="Times New Roman" w:hAnsi="Times New Roman"/>
+          <w:sz w:val="24"/>
+          <w:szCs w:val="24"/>
+        </w:rPr>
+        <w:t xml:space="preserve">	</w:t>
+      </w:r>
+      <w:fldSimple w:instr="PAGEREF fig_65 \h">
+        <w:r>
+          <w:t xml:space="preserve">52</w:t>
+        </w:r>
+      </w:fldSimple>
+    </w:p>
+    <w:p>
+      <w:pPr>
+        <w:tabs>
+          <w:tab w:val="right" w:pos="9026" w:leader="dot"/>
+        </w:tabs>
+        <w:spacing w:after="100" w:line="276" w:lineRule="auto"/>
+        <w:ind w:left="0"/>
+      </w:pPr>
+      <w:r>
+        <w:rPr>
+          <w:rFonts w:ascii="Times New Roman" w:cs="Times New Roman" w:eastAsia="Times New Roman" w:hAnsi="Times New Roman"/>
+          <w:sz w:val="24"/>
+          <w:szCs w:val="24"/>
+        </w:rPr>
+        <w:t xml:space="preserve">Figure 4.5: Hybrid Learning item-response distribution</w:t>
+      </w:r>
+      <w:r>
+        <w:rPr>
+          <w:rFonts w:ascii="Times New Roman" w:cs="Times New Roman" w:eastAsia="Times New Roman" w:hAnsi="Times New Roman"/>
+          <w:sz w:val="24"/>
+          <w:szCs w:val="24"/>
+        </w:rPr>
+        <w:t xml:space="preserve">	</w:t>
+      </w:r>
+      <w:fldSimple w:instr="PAGEREF fig_69 \h">
+        <w:r>
+          <w:t xml:space="preserve">57</w:t>
+        </w:r>
+      </w:fldSimple>
+    </w:p>
+    <w:p>
+      <w:pPr>
+        <w:tabs>
+          <w:tab w:val="right" w:pos="9026" w:leader="dot"/>
+        </w:tabs>
+        <w:spacing w:after="100" w:line="276" w:lineRule="auto"/>
+        <w:ind w:left="0"/>
+      </w:pPr>
+      <w:r>
+        <w:rPr>
+          <w:rFonts w:ascii="Times New Roman" w:cs="Times New Roman" w:eastAsia="Times New Roman" w:hAnsi="Times New Roman"/>
+          <w:sz w:val="24"/>
+          <w:szCs w:val="24"/>
+        </w:rPr>
+        <w:t xml:space="preserve">Figure 4.6: Trainer Competence item-response distribution</w:t>
+      </w:r>
+      <w:r>
+        <w:rPr>
+          <w:rFonts w:ascii="Times New Roman" w:cs="Times New Roman" w:eastAsia="Times New Roman" w:hAnsi="Times New Roman"/>
+          <w:sz w:val="24"/>
+          <w:szCs w:val="24"/>
+        </w:rPr>
+        <w:t xml:space="preserve">	</w:t>
+      </w:r>
+      <w:fldSimple w:instr="PAGEREF fig_70 \h">
+        <w:r>
+          <w:t xml:space="preserve">57</w:t>
+        </w:r>
+      </w:fldSimple>
+    </w:p>
+    <w:p>
+      <w:pPr>
+        <w:tabs>
+          <w:tab w:val="right" w:pos="9026" w:leader="dot"/>
+        </w:tabs>
+        <w:spacing w:after="100" w:line="276" w:lineRule="auto"/>
+        <w:ind w:left="0"/>
+      </w:pPr>
+      <w:r>
+        <w:rPr>
+          <w:rFonts w:ascii="Times New Roman" w:cs="Times New Roman" w:eastAsia="Times New Roman" w:hAnsi="Times New Roman"/>
+          <w:sz w:val="24"/>
+          <w:szCs w:val="24"/>
+        </w:rPr>
+        <w:t xml:space="preserve">Figure 4.7: Learner Engagement item-response distribution</w:t>
+      </w:r>
+      <w:r>
+        <w:rPr>
+          <w:rFonts w:ascii="Times New Roman" w:cs="Times New Roman" w:eastAsia="Times New Roman" w:hAnsi="Times New Roman"/>
+          <w:sz w:val="24"/>
+          <w:szCs w:val="24"/>
+        </w:rPr>
+        <w:t xml:space="preserve">	</w:t>
+      </w:r>
+      <w:fldSimple w:instr="PAGEREF fig_71 \h">
+        <w:r>
+          <w:t xml:space="preserve">58</w:t>
+        </w:r>
+      </w:fldSimple>
+    </w:p>
+    <w:p>
+      <w:pPr>
+        <w:tabs>
+          <w:tab w:val="right" w:pos="9026" w:leader="dot"/>
+        </w:tabs>
+        <w:spacing w:after="100" w:line="276" w:lineRule="auto"/>
+        <w:ind w:left="0"/>
+      </w:pPr>
+      <w:r>
+        <w:rPr>
+          <w:rFonts w:ascii="Times New Roman" w:cs="Times New Roman" w:eastAsia="Times New Roman" w:hAnsi="Times New Roman"/>
+          <w:sz w:val="24"/>
+          <w:szCs w:val="24"/>
+        </w:rPr>
+        <w:t xml:space="preserve">Figure 4.8: Training Effectiveness item-response distribution</w:t>
+      </w:r>
+      <w:r>
+        <w:rPr>
+          <w:rFonts w:ascii="Times New Roman" w:cs="Times New Roman" w:eastAsia="Times New Roman" w:hAnsi="Times New Roman"/>
+          <w:sz w:val="24"/>
+          <w:szCs w:val="24"/>
+        </w:rPr>
+        <w:t xml:space="preserve">	</w:t>
+      </w:r>
+      <w:fldSimple w:instr="PAGEREF fig_72 \h">
+        <w:r>
+          <w:t xml:space="preserve">58</w:t>
+        </w:r>
+      </w:fldSimple>
+    </w:p>
+    <w:p>
+      <w:r>
+        <w:br w:type="page"/>
+      </w:r>
+    </w:p>
+    <w:tbl>
+      <w:tblPr>
+        <w:tblW w:type="dxa" w:w="9026"/>
+        <w:tblBorders>
+          <w:top w:val="none" w:color="FFFFFF" w:sz="0"/>
+          <w:left w:val="none" w:color="FFFFFF" w:sz="0"/>
+          <w:bottom w:val="none" w:color="FFFFFF" w:sz="0"/>
+          <w:right w:val="none" w:color="FFFFFF" w:sz="0"/>
+          <w:insideH w:val="none" w:color="FFFFFF" w:sz="0"/>
+          <w:insideV w:val="none" w:color="FFFFFF" w:sz="0"/>
+        </w:tblBorders>
+      </w:tblPr>
+      <w:tblGrid>
+        <w:gridCol w:w="9026"/>
+      </w:tblGrid>
+      <w:tr>
+        <w:trPr>
+          <w:trHeight w:val="13300" w:hRule="exact"/>
+        </w:trPr>
+        <w:tc>
+          <w:tcPr>
+            <w:tcW w:type="dxa" w:w="9026"/>
+            <w:tcBorders>
+              <w:top w:val="none" w:color="FFFFFF" w:sz="0"/>
+              <w:left w:val="none" w:color="FFFFFF" w:sz="0"/>
+              <w:bottom w:val="none" w:color="FFFFFF" w:sz="0"/>
+              <w:right w:val="none" w:color="FFFFFF" w:sz="0"/>
+            </w:tcBorders>
+            <w:vAlign w:val="center"/>
+          </w:tcPr>
+          <w:p>
+            <w:pPr>
+              <w:spacing w:after="120" w:before="120" w:line="360" w:lineRule="auto"/>
+              <w:jc w:val="center"/>
+            </w:pPr>
+            <w:r>
+              <w:rPr>
+                <w:rFonts w:ascii="Times New Roman" w:cs="Times New Roman" w:eastAsia="Times New Roman" w:hAnsi="Times New Roman"/>
+                <w:b/>
+                <w:bCs/>
+                <w:sz w:val="52"/>
+                <w:szCs w:val="52"/>
+              </w:rPr>
+              <w:t xml:space="preserve">CHAPTER - 1</w:t>
+            </w:r>
+          </w:p>
+          <w:p>
+            <w:pPr>
+              <w:spacing w:after="120" w:before="120" w:line="360" w:lineRule="auto"/>
+              <w:jc w:val="center"/>
+            </w:pPr>
+            <w:r>
+              <w:rPr>
+                <w:rFonts w:ascii="Times New Roman" w:cs="Times New Roman" w:eastAsia="Times New Roman" w:hAnsi="Times New Roman"/>
+                <w:b/>
+                <w:bCs/>
+                <w:sz w:val="52"/>
+                <w:szCs w:val="52"/>
+              </w:rPr>
+              <w:t xml:space="preserve">INTRODUCTION</w:t>
+            </w:r>
+          </w:p>
+        </w:tc>
+      </w:tr>
+    </w:tbl>
+    <w:p>
+      <w:pPr>
+        <w:spacing w:after="0" w:before="0" w:line="240" w:lineRule="auto"/>
+      </w:pPr>
+      <w:r>
+        <w:br w:type="page"/>
+      </w:r>
+    </w:p>
+    <w:p>
+      <w:pPr>
+        <w:pStyle w:val="Heading1"/>
+        <w:keepNext/>
+        <w:spacing w:after="160" w:before="0"/>
+      </w:pPr>
+      <w:bookmarkStart w:name="h_1" w:id="1"/>
+      <w:r>
+        <w:rPr>
+          <w:rFonts w:ascii="Times New Roman" w:cs="Times New Roman" w:eastAsia="Times New Roman" w:hAnsi="Times New Roman"/>
+          <w:b/>
+          <w:bCs/>
+          <w:i w:val="false"/>
+          <w:iCs w:val="false"/>
+        </w:rPr>
+        <w:t xml:space="preserve">CHAPTER 1 — INTRODUCTION</w:t>
+      </w:r>
+      <w:bookmarkEnd w:id="1"/>
+    </w:p>
+    <w:p>
+      <w:pPr>
+        <w:pStyle w:val="Heading2"/>
+        <w:keepNext/>
+        <w:spacing w:after="160" w:before="240"/>
+      </w:pPr>
+      <w:bookmarkStart w:name="h_2" w:id="2"/>
+      <w:r>
+        <w:rPr>
+          <w:rFonts w:ascii="Times New Roman" w:cs="Times New Roman" w:eastAsia="Times New Roman" w:hAnsi="Times New Roman"/>
+          <w:b/>
+          <w:bCs/>
+          <w:i w:val="false"/>
+          <w:iCs w:val="false"/>
+        </w:rPr>
+        <w:t xml:space="preserve">1.1 Background and Context</w:t>
+      </w:r>
+      <w:bookmarkEnd w:id="2"/>
+    </w:p>
+    <w:p>
+      <w:pPr>
+        <w:spacing w:after="320" w:line="360" w:lineRule="auto"/>
+        <w:jc w:val="both"/>
+      </w:pPr>
+      <w:r>
+        <w:rPr>
+          <w:rFonts w:ascii="Times New Roman" w:cs="Times New Roman" w:eastAsia="Times New Roman" w:hAnsi="Times New Roman"/>
+          <w:sz w:val="24"/>
+          <w:szCs w:val="24"/>
+        </w:rPr>
+        <w:t xml:space="preserve">Employees of the bank have to continue their learning even while carrying out their normal duties, since changes in procedure, the introduction of new digital systems, or updated products can influence the way in which they serve customers and satisfy compliance requirements. The training should be available during work and prove to be useful when the employees go back to their jobs.</w:t>
+      </w:r>
+    </w:p>
+    <w:p>
+      <w:pPr>
+        <w:spacing w:after="320" w:line="360" w:lineRule="auto"/>
+        <w:jc w:val="both"/>
+      </w:pPr>
+      <w:r>
+        <w:rPr>
+          <w:rFonts w:ascii="Times New Roman" w:cs="Times New Roman" w:eastAsia="Times New Roman" w:hAnsi="Times New Roman"/>
+          <w:sz w:val="24"/>
+          <w:szCs w:val="24"/>
+        </w:rPr>
+        <w:t xml:space="preserve">Digital platforms allow a bank to share learning materials with staff based in different locations. Staff can access modules, videos, virtual sessions, assessments and job aids without travelling for each activity. This flexibility matters when a branch must continue serving customers. Yet access is only the first step: finishing a module does not prove that an employee has understood a procedure or knows how to use it in practice. Some questions still require an explanation from a trainer.</w:t>
+      </w:r>
+    </w:p>
+    <w:p>
+      <w:pPr>
+        <w:spacing w:after="320" w:line="360" w:lineRule="auto"/>
+        <w:jc w:val="both"/>
+      </w:pPr>
+      <w:r>
+        <w:rPr>
+          <w:rFonts w:ascii="Times New Roman" w:cs="Times New Roman" w:eastAsia="Times New Roman" w:hAnsi="Times New Roman"/>
+          <w:sz w:val="24"/>
+          <w:szCs w:val="24"/>
+        </w:rPr>
+        <w:t xml:space="preserve">With face-to-face sessions, employees have the opportunity to ask questions, have demonstrations, carry out practice exercises, and receive feedback. They are also able to talk about the situations that occur in their own branches. However, it is not essential to have a classroom for every update: a brief refresher or reference document might be more convenient to use online. The important point is the link between the two methods, so that the information given in digital form can be understood and put into practice during a trainer-led session or at work.</w:t>
+      </w:r>
+    </w:p>
+    <w:p>
+      <w:pPr>
+        <w:spacing w:after="320" w:line="360" w:lineRule="auto"/>
+        <w:jc w:val="both"/>
+      </w:pPr>
+      <w:r>
+        <w:rPr>
+          <w:rFonts w:ascii="Times New Roman" w:cs="Times New Roman" w:eastAsia="Times New Roman" w:hAnsi="Times New Roman"/>
+          <w:sz w:val="24"/>
+          <w:szCs w:val="24"/>
+        </w:rPr>
+        <w:t xml:space="preserve">Hybrid learning, also known as blended learning, is designed to link digital and face-to-face components together within a single programme. The digital element can be used to introduce a topic beforehand and will then stay accessible for later review. The trainer can then make use of the session to explain any difficult points and to carry out practical tasks related to the job. If this connection is not made, employees may see the different activities as separate obligations rather than as part of a single learning process.</w:t>
+      </w:r>
+    </w:p>
+    <w:p>
+      <w:pPr>
+        <w:spacing w:after="320" w:line="360" w:lineRule="auto"/>
+        <w:jc w:val="both"/>
+      </w:pPr>
+      <w:r>
+        <w:rPr>
+          <w:rFonts w:ascii="Times New Roman" w:cs="Times New Roman" w:eastAsia="Times New Roman" w:hAnsi="Times New Roman"/>
+          <w:sz w:val="24"/>
+          <w:szCs w:val="24"/>
+        </w:rPr>
+        <w:t xml:space="preserve">The study focuses on Union Bank employees who are associated with the Regional Office Chennai South in Royapettah, Chennai. The Bank makes use of Union Vidya, its Learning Management System (LMS), together with e-books, podcasts, audiobooks, microlearning, virtual workshops, role-based learning, mandatory e-learning for officers, and a Training Management System (Union Bank of India, 2024, 2025). The fact that these various methods of learning are provided indicates that there are multiple ways in which learning can take place. However, the information does not reveal how the employees experienced their involvement in a specific programme. For this reason, each respondent provided details regarding one recent programme that involved both digital and face-to-face components.</w:t>
+      </w:r>
+    </w:p>
+    <w:p>
+      <w:pPr>
+        <w:spacing w:after="320" w:line="360" w:lineRule="auto"/>
+        <w:jc w:val="both"/>
+      </w:pPr>
+      <w:r>
+        <w:rPr>
+          <w:rFonts w:ascii="Times New Roman" w:cs="Times New Roman" w:eastAsia="Times New Roman" w:hAnsi="Times New Roman"/>
+          <w:sz w:val="24"/>
+          <w:szCs w:val="24"/>
+        </w:rPr>
+        <w:t xml:space="preserve">There are four aspects which describe that experience. Hybrid Learning refers to the connection between digital and face-to-face activities, access to the platform and materials, and the opportunity to revise what has been taught. Trainer Competence relates to the trainer's subject knowledge, the clarity of their delivery, the use of appropriate tools, the encouragement they provide, and the feedback they give. Learner Engagement involves the employee's attention, level of effort, interest, participation, and readiness to ask for clarification. Training Effectiveness is about whether the employee found the learning to be understandable, relevant, useful, and applicable to their current role.</w:t>
+      </w:r>
+    </w:p>
+    <w:p>
+      <w:pPr>
+        <w:keepNext/>
+        <w:spacing w:after="320" w:line="360" w:lineRule="auto"/>
+        <w:jc w:val="both"/>
+      </w:pPr>
+      <w:r>
+        <w:rPr>
+          <w:rFonts w:ascii="Times New Roman" w:cs="Times New Roman" w:eastAsia="Times New Roman" w:hAnsi="Times New Roman"/>
+          <w:sz w:val="24"/>
+          <w:szCs w:val="24"/>
+        </w:rPr>
+        <w:t xml:space="preserve">The conceptual framework is:</w:t>
+      </w:r>
+    </w:p>
+    <w:p>
+      <w:pPr>
+        <w:keepNext w:val="false"/>
+        <w:spacing w:after="200" w:before="120"/>
+        <w:jc w:val="center"/>
+      </w:pPr>
+      <w:r>
+        <w:drawing>
+          <wp:inline distT="0" distB="0" distL="0" distR="0">
+            <wp:extent cx="4381500" cy="1485900"/>
+            <wp:effectExtent t="0" r="0" b="0" l="0"/>
+            <wp:docPr id="1" name="framework" descr="Hybrid Learning, Trainer Competence and Learner Engagement as predictors of Training Effectiveness" title="Conceptual framework"/>
+            <wp:cNvGraphicFramePr>
+              <a:graphicFrameLocks xmlns:a="http://schemas.openxmlformats.org/drawingml/2006/main" noChangeAspect="1"/>
+            </wp:cNvGraphicFramePr>
+            <a:graphic xmlns:a="http://schemas.openxmlformats.org/drawingml/2006/main">
+              <a:graphicData uri="http://schemas.openxmlformats.org/drawingml/2006/picture">
+                <pic:pic xmlns:pic="http://schemas.openxmlformats.org/drawingml/2006/picture">
+                  <pic:nvPicPr>
+                    <pic:cNvPr id="0" name="" descr=""/>
+                    <pic:cNvPicPr>
+                      <a:picLocks noChangeAspect="1" noChangeArrowheads="1"/>
+                    </pic:cNvPicPr>
+                  </pic:nvPicPr>
+                  <pic:blipFill>
+                    <a:blip r:embed="rId10" cstate="none"/>
+                    <a:srcRect/>
+                    <a:stretch>
+                      <a:fillRect/>
+                    </a:stretch>
+                  </pic:blipFill>
+                  <pic:spPr bwMode="auto">
+                    <a:xfrm>
+                      <a:off x="0" y="0"/>
                       <a:ext cx="4381500" cy="1485900"/>
                     </a:xfrm>
                     <a:prstGeom prst="rect">
@@ -4304,6 +4572,79 @@
       </w:r>
     </w:p>
     <w:p>
+      <w:r>
+        <w:br w:type="page"/>
+      </w:r>
+    </w:p>
+    <w:tbl>
+      <w:tblPr>
+        <w:tblW w:type="dxa" w:w="9026"/>
+        <w:tblBorders>
+          <w:top w:val="none" w:color="FFFFFF" w:sz="0"/>
+          <w:left w:val="none" w:color="FFFFFF" w:sz="0"/>
+          <w:bottom w:val="none" w:color="FFFFFF" w:sz="0"/>
+          <w:right w:val="none" w:color="FFFFFF" w:sz="0"/>
+          <w:insideH w:val="none" w:color="FFFFFF" w:sz="0"/>
+          <w:insideV w:val="none" w:color="FFFFFF" w:sz="0"/>
+        </w:tblBorders>
+      </w:tblPr>
+      <w:tblGrid>
+        <w:gridCol w:w="9026"/>
+      </w:tblGrid>
+      <w:tr>
+        <w:trPr>
+          <w:trHeight w:val="13300" w:hRule="exact"/>
+        </w:trPr>
+        <w:tc>
+          <w:tcPr>
+            <w:tcW w:type="dxa" w:w="9026"/>
+            <w:tcBorders>
+              <w:top w:val="none" w:color="FFFFFF" w:sz="0"/>
+              <w:left w:val="none" w:color="FFFFFF" w:sz="0"/>
+              <w:bottom w:val="none" w:color="FFFFFF" w:sz="0"/>
+              <w:right w:val="none" w:color="FFFFFF" w:sz="0"/>
+            </w:tcBorders>
+            <w:vAlign w:val="center"/>
+          </w:tcPr>
+          <w:p>
+            <w:pPr>
+              <w:spacing w:after="120" w:before="120" w:line="360" w:lineRule="auto"/>
+              <w:jc w:val="center"/>
+            </w:pPr>
+            <w:r>
+              <w:rPr>
+                <w:rFonts w:ascii="Times New Roman" w:cs="Times New Roman" w:eastAsia="Times New Roman" w:hAnsi="Times New Roman"/>
+                <w:b/>
+                <w:bCs/>
+                <w:sz w:val="52"/>
+                <w:szCs w:val="52"/>
+              </w:rPr>
+              <w:t xml:space="preserve">CHAPTER - 2</w:t>
+            </w:r>
+          </w:p>
+          <w:p>
+            <w:pPr>
+              <w:spacing w:after="120" w:before="120" w:line="360" w:lineRule="auto"/>
+              <w:jc w:val="center"/>
+            </w:pPr>
+            <w:r>
+              <w:rPr>
+                <w:rFonts w:ascii="Times New Roman" w:cs="Times New Roman" w:eastAsia="Times New Roman" w:hAnsi="Times New Roman"/>
+                <w:b/>
+                <w:bCs/>
+                <w:sz w:val="52"/>
+                <w:szCs w:val="52"/>
+              </w:rPr>
+              <w:t xml:space="preserve">REVIEW OF LITERATURE</w:t>
+            </w:r>
+          </w:p>
+        </w:tc>
+      </w:tr>
+    </w:tbl>
+    <w:p>
+      <w:pPr>
+        <w:spacing w:after="0" w:before="0" w:line="240" w:lineRule="auto"/>
+      </w:pPr>
       <w:r>
         <w:br w:type="page"/>
       </w:r>
@@ -6032,7 +6373,7 @@
                     </pic:cNvPicPr>
                   </pic:nvPicPr>
                   <pic:blipFill>
-                    <a:blip r:embed="rId9" cstate="none"/>
+                    <a:blip r:embed="rId10" cstate="none"/>
                     <a:srcRect/>
                     <a:stretch>
                       <a:fillRect/>
@@ -6293,6 +6634,79 @@
       </w:r>
     </w:p>
     <w:p>
+      <w:r>
+        <w:br w:type="page"/>
+      </w:r>
+    </w:p>
+    <w:tbl>
+      <w:tblPr>
+        <w:tblW w:type="dxa" w:w="9026"/>
+        <w:tblBorders>
+          <w:top w:val="none" w:color="FFFFFF" w:sz="0"/>
+          <w:left w:val="none" w:color="FFFFFF" w:sz="0"/>
+          <w:bottom w:val="none" w:color="FFFFFF" w:sz="0"/>
+          <w:right w:val="none" w:color="FFFFFF" w:sz="0"/>
+          <w:insideH w:val="none" w:color="FFFFFF" w:sz="0"/>
+          <w:insideV w:val="none" w:color="FFFFFF" w:sz="0"/>
+        </w:tblBorders>
+      </w:tblPr>
+      <w:tblGrid>
+        <w:gridCol w:w="9026"/>
+      </w:tblGrid>
+      <w:tr>
+        <w:trPr>
+          <w:trHeight w:val="13300" w:hRule="exact"/>
+        </w:trPr>
+        <w:tc>
+          <w:tcPr>
+            <w:tcW w:type="dxa" w:w="9026"/>
+            <w:tcBorders>
+              <w:top w:val="none" w:color="FFFFFF" w:sz="0"/>
+              <w:left w:val="none" w:color="FFFFFF" w:sz="0"/>
+              <w:bottom w:val="none" w:color="FFFFFF" w:sz="0"/>
+              <w:right w:val="none" w:color="FFFFFF" w:sz="0"/>
+            </w:tcBorders>
+            <w:vAlign w:val="center"/>
+          </w:tcPr>
+          <w:p>
+            <w:pPr>
+              <w:spacing w:after="120" w:before="120" w:line="360" w:lineRule="auto"/>
+              <w:jc w:val="center"/>
+            </w:pPr>
+            <w:r>
+              <w:rPr>
+                <w:rFonts w:ascii="Times New Roman" w:cs="Times New Roman" w:eastAsia="Times New Roman" w:hAnsi="Times New Roman"/>
+                <w:b/>
+                <w:bCs/>
+                <w:sz w:val="52"/>
+                <w:szCs w:val="52"/>
+              </w:rPr>
+              <w:t xml:space="preserve">CHAPTER - 3</w:t>
+            </w:r>
+          </w:p>
+          <w:p>
+            <w:pPr>
+              <w:spacing w:after="120" w:before="120" w:line="360" w:lineRule="auto"/>
+              <w:jc w:val="center"/>
+            </w:pPr>
+            <w:r>
+              <w:rPr>
+                <w:rFonts w:ascii="Times New Roman" w:cs="Times New Roman" w:eastAsia="Times New Roman" w:hAnsi="Times New Roman"/>
+                <w:b/>
+                <w:bCs/>
+                <w:sz w:val="52"/>
+                <w:szCs w:val="52"/>
+              </w:rPr>
+              <w:t xml:space="preserve">RESEARCH METHODOLOGY</w:t>
+            </w:r>
+          </w:p>
+        </w:tc>
+      </w:tr>
+    </w:tbl>
+    <w:p>
+      <w:pPr>
+        <w:spacing w:after="0" w:before="0" w:line="240" w:lineRule="auto"/>
+      </w:pPr>
       <w:r>
         <w:br w:type="page"/>
       </w:r>
@@ -7591,7 +8005,7 @@
                     </pic:cNvPicPr>
                   </pic:nvPicPr>
                   <pic:blipFill>
-                    <a:blip r:embed="rId9" cstate="none"/>
+                    <a:blip r:embed="rId10" cstate="none"/>
                     <a:srcRect/>
                     <a:stretch>
                       <a:fillRect/>
@@ -10121,6 +10535,79 @@
         <w:br w:type="page"/>
       </w:r>
     </w:p>
+    <w:tbl>
+      <w:tblPr>
+        <w:tblW w:type="dxa" w:w="9026"/>
+        <w:tblBorders>
+          <w:top w:val="none" w:color="FFFFFF" w:sz="0"/>
+          <w:left w:val="none" w:color="FFFFFF" w:sz="0"/>
+          <w:bottom w:val="none" w:color="FFFFFF" w:sz="0"/>
+          <w:right w:val="none" w:color="FFFFFF" w:sz="0"/>
+          <w:insideH w:val="none" w:color="FFFFFF" w:sz="0"/>
+          <w:insideV w:val="none" w:color="FFFFFF" w:sz="0"/>
+        </w:tblBorders>
+      </w:tblPr>
+      <w:tblGrid>
+        <w:gridCol w:w="9026"/>
+      </w:tblGrid>
+      <w:tr>
+        <w:trPr>
+          <w:trHeight w:val="13300" w:hRule="exact"/>
+        </w:trPr>
+        <w:tc>
+          <w:tcPr>
+            <w:tcW w:type="dxa" w:w="9026"/>
+            <w:tcBorders>
+              <w:top w:val="none" w:color="FFFFFF" w:sz="0"/>
+              <w:left w:val="none" w:color="FFFFFF" w:sz="0"/>
+              <w:bottom w:val="none" w:color="FFFFFF" w:sz="0"/>
+              <w:right w:val="none" w:color="FFFFFF" w:sz="0"/>
+            </w:tcBorders>
+            <w:vAlign w:val="center"/>
+          </w:tcPr>
+          <w:p>
+            <w:pPr>
+              <w:spacing w:after="120" w:before="120" w:line="360" w:lineRule="auto"/>
+              <w:jc w:val="center"/>
+            </w:pPr>
+            <w:r>
+              <w:rPr>
+                <w:rFonts w:ascii="Times New Roman" w:cs="Times New Roman" w:eastAsia="Times New Roman" w:hAnsi="Times New Roman"/>
+                <w:b/>
+                <w:bCs/>
+                <w:sz w:val="52"/>
+                <w:szCs w:val="52"/>
+              </w:rPr>
+              <w:t xml:space="preserve">CHAPTER - 4</w:t>
+            </w:r>
+          </w:p>
+          <w:p>
+            <w:pPr>
+              <w:spacing w:after="120" w:before="120" w:line="360" w:lineRule="auto"/>
+              <w:jc w:val="center"/>
+            </w:pPr>
+            <w:r>
+              <w:rPr>
+                <w:rFonts w:ascii="Times New Roman" w:cs="Times New Roman" w:eastAsia="Times New Roman" w:hAnsi="Times New Roman"/>
+                <w:b/>
+                <w:bCs/>
+                <w:sz w:val="52"/>
+                <w:szCs w:val="52"/>
+              </w:rPr>
+              <w:t xml:space="preserve">DATA ANALYSIS AND INTERPRETATION</w:t>
+            </w:r>
+          </w:p>
+        </w:tc>
+      </w:tr>
+    </w:tbl>
+    <w:p>
+      <w:pPr>
+        <w:spacing w:after="0" w:before="0" w:line="240" w:lineRule="auto"/>
+      </w:pPr>
+      <w:r>
+        <w:br w:type="page"/>
+      </w:r>
+    </w:p>
     <w:p>
       <w:pPr>
         <w:pStyle w:val="Heading1"/>
@@ -11766,7 +12253,7 @@
                     </pic:cNvPicPr>
                   </pic:nvPicPr>
                   <pic:blipFill>
-                    <a:blip r:embed="rId10" cstate="none"/>
+                    <a:blip r:embed="rId11" cstate="none"/>
                     <a:srcRect/>
                     <a:stretch>
                       <a:fillRect/>
@@ -11831,7 +12318,7 @@
                     </pic:cNvPicPr>
                   </pic:nvPicPr>
                   <pic:blipFill>
-                    <a:blip r:embed="rId11" cstate="none"/>
+                    <a:blip r:embed="rId12" cstate="none"/>
                     <a:srcRect/>
                     <a:stretch>
                       <a:fillRect/>
@@ -11896,7 +12383,7 @@
                     </pic:cNvPicPr>
                   </pic:nvPicPr>
                   <pic:blipFill>
-                    <a:blip r:embed="rId12" cstate="none"/>
+                    <a:blip r:embed="rId13" cstate="none"/>
                     <a:srcRect/>
                     <a:stretch>
                       <a:fillRect/>
@@ -13147,7 +13634,7 @@
                     </pic:cNvPicPr>
                   </pic:nvPicPr>
                   <pic:blipFill>
-                    <a:blip r:embed="rId13" cstate="none"/>
+                    <a:blip r:embed="rId14" cstate="none"/>
                     <a:srcRect/>
                     <a:stretch>
                       <a:fillRect/>
@@ -19414,7 +19901,7 @@
                     </pic:cNvPicPr>
                   </pic:nvPicPr>
                   <pic:blipFill>
-                    <a:blip r:embed="rId14" cstate="none"/>
+                    <a:blip r:embed="rId15" cstate="none"/>
                     <a:srcRect/>
                     <a:stretch>
                       <a:fillRect/>
@@ -19466,71 +19953,6 @@
             <wp:extent cx="5486400" cy="3333750"/>
             <wp:effectExtent t="0" r="0" b="0" l="0"/>
             <wp:docPr id="9" name="figure-4-6-trainer-competence.svg" descr="Stacked response chart for trainer competence items" title="Stacked response chart for trainer competence items"/>
-            <wp:cNvGraphicFramePr>
-              <a:graphicFrameLocks xmlns:a="http://schemas.openxmlformats.org/drawingml/2006/main" noChangeAspect="1"/>
-            </wp:cNvGraphicFramePr>
-            <a:graphic xmlns:a="http://schemas.openxmlformats.org/drawingml/2006/main">
-              <a:graphicData uri="http://schemas.openxmlformats.org/drawingml/2006/picture">
-                <pic:pic xmlns:pic="http://schemas.openxmlformats.org/drawingml/2006/picture">
-                  <pic:nvPicPr>
-                    <pic:cNvPr id="0" name="" descr=""/>
-                    <pic:cNvPicPr>
-                      <a:picLocks noChangeAspect="1" noChangeArrowheads="1"/>
-                    </pic:cNvPicPr>
-                  </pic:nvPicPr>
-                  <pic:blipFill>
-                    <a:blip r:embed="rId15" cstate="none"/>
-                    <a:srcRect/>
-                    <a:stretch>
-                      <a:fillRect/>
-                    </a:stretch>
-                  </pic:blipFill>
-                  <pic:spPr bwMode="auto">
-                    <a:xfrm>
-                      <a:off x="0" y="0"/>
-                      <a:ext cx="5486400" cy="3333750"/>
-                    </a:xfrm>
-                    <a:prstGeom prst="rect">
-                      <a:avLst/>
-                    </a:prstGeom>
-                  </pic:spPr>
-                </pic:pic>
-              </a:graphicData>
-            </a:graphic>
-          </wp:inline>
-        </w:drawing>
-      </w:r>
-    </w:p>
-    <w:p>
-      <w:pPr>
-        <w:keepNext/>
-        <w:spacing w:after="120" w:before="200" w:line="276" w:lineRule="auto"/>
-        <w:jc w:val="left"/>
-      </w:pPr>
-      <w:bookmarkStart w:name="fig_71" w:id="71"/>
-      <w:r>
-        <w:rPr>
-          <w:rFonts w:ascii="Times New Roman" w:cs="Times New Roman" w:eastAsia="Times New Roman" w:hAnsi="Times New Roman"/>
-          <w:b/>
-          <w:bCs/>
-          <w:sz w:val="24"/>
-          <w:szCs w:val="24"/>
-        </w:rPr>
-        <w:t xml:space="preserve">Figure 4.7: Learner Engagement item-response distribution</w:t>
-      </w:r>
-      <w:bookmarkEnd w:id="71"/>
-    </w:p>
-    <w:p>
-      <w:pPr>
-        <w:spacing w:after="160" w:before="60"/>
-        <w:jc w:val="center"/>
-      </w:pPr>
-      <w:r>
-        <w:drawing>
-          <wp:inline distT="0" distB="0" distL="0" distR="0">
-            <wp:extent cx="5486400" cy="3333750"/>
-            <wp:effectExtent t="0" r="0" b="0" l="0"/>
-            <wp:docPr id="10" name="figure-4-7-learner-engagement.svg" descr="Stacked response chart for learner engagement items" title="Stacked response chart for learner engagement items"/>
             <wp:cNvGraphicFramePr>
               <a:graphicFrameLocks xmlns:a="http://schemas.openxmlformats.org/drawingml/2006/main" noChangeAspect="1"/>
             </wp:cNvGraphicFramePr>
@@ -19572,6 +19994,71 @@
         <w:spacing w:after="120" w:before="200" w:line="276" w:lineRule="auto"/>
         <w:jc w:val="left"/>
       </w:pPr>
+      <w:bookmarkStart w:name="fig_71" w:id="71"/>
+      <w:r>
+        <w:rPr>
+          <w:rFonts w:ascii="Times New Roman" w:cs="Times New Roman" w:eastAsia="Times New Roman" w:hAnsi="Times New Roman"/>
+          <w:b/>
+          <w:bCs/>
+          <w:sz w:val="24"/>
+          <w:szCs w:val="24"/>
+        </w:rPr>
+        <w:t xml:space="preserve">Figure 4.7: Learner Engagement item-response distribution</w:t>
+      </w:r>
+      <w:bookmarkEnd w:id="71"/>
+    </w:p>
+    <w:p>
+      <w:pPr>
+        <w:spacing w:after="160" w:before="60"/>
+        <w:jc w:val="center"/>
+      </w:pPr>
+      <w:r>
+        <w:drawing>
+          <wp:inline distT="0" distB="0" distL="0" distR="0">
+            <wp:extent cx="5486400" cy="3333750"/>
+            <wp:effectExtent t="0" r="0" b="0" l="0"/>
+            <wp:docPr id="10" name="figure-4-7-learner-engagement.svg" descr="Stacked response chart for learner engagement items" title="Stacked response chart for learner engagement items"/>
+            <wp:cNvGraphicFramePr>
+              <a:graphicFrameLocks xmlns:a="http://schemas.openxmlformats.org/drawingml/2006/main" noChangeAspect="1"/>
+            </wp:cNvGraphicFramePr>
+            <a:graphic xmlns:a="http://schemas.openxmlformats.org/drawingml/2006/main">
+              <a:graphicData uri="http://schemas.openxmlformats.org/drawingml/2006/picture">
+                <pic:pic xmlns:pic="http://schemas.openxmlformats.org/drawingml/2006/picture">
+                  <pic:nvPicPr>
+                    <pic:cNvPr id="0" name="" descr=""/>
+                    <pic:cNvPicPr>
+                      <a:picLocks noChangeAspect="1" noChangeArrowheads="1"/>
+                    </pic:cNvPicPr>
+                  </pic:nvPicPr>
+                  <pic:blipFill>
+                    <a:blip r:embed="rId17" cstate="none"/>
+                    <a:srcRect/>
+                    <a:stretch>
+                      <a:fillRect/>
+                    </a:stretch>
+                  </pic:blipFill>
+                  <pic:spPr bwMode="auto">
+                    <a:xfrm>
+                      <a:off x="0" y="0"/>
+                      <a:ext cx="5486400" cy="3333750"/>
+                    </a:xfrm>
+                    <a:prstGeom prst="rect">
+                      <a:avLst/>
+                    </a:prstGeom>
+                  </pic:spPr>
+                </pic:pic>
+              </a:graphicData>
+            </a:graphic>
+          </wp:inline>
+        </w:drawing>
+      </w:r>
+    </w:p>
+    <w:p>
+      <w:pPr>
+        <w:keepNext/>
+        <w:spacing w:after="120" w:before="200" w:line="276" w:lineRule="auto"/>
+        <w:jc w:val="left"/>
+      </w:pPr>
       <w:bookmarkStart w:name="fig_72" w:id="72"/>
       <w:r>
         <w:rPr>
@@ -19609,7 +20096,7 @@
                     </pic:cNvPicPr>
                   </pic:nvPicPr>
                   <pic:blipFill>
-                    <a:blip r:embed="rId17" cstate="none"/>
+                    <a:blip r:embed="rId18" cstate="none"/>
                     <a:srcRect/>
                     <a:stretch>
                       <a:fillRect/>
@@ -24839,6 +25326,79 @@
         <w:br w:type="page"/>
       </w:r>
     </w:p>
+    <w:tbl>
+      <w:tblPr>
+        <w:tblW w:type="dxa" w:w="9026"/>
+        <w:tblBorders>
+          <w:top w:val="none" w:color="FFFFFF" w:sz="0"/>
+          <w:left w:val="none" w:color="FFFFFF" w:sz="0"/>
+          <w:bottom w:val="none" w:color="FFFFFF" w:sz="0"/>
+          <w:right w:val="none" w:color="FFFFFF" w:sz="0"/>
+          <w:insideH w:val="none" w:color="FFFFFF" w:sz="0"/>
+          <w:insideV w:val="none" w:color="FFFFFF" w:sz="0"/>
+        </w:tblBorders>
+      </w:tblPr>
+      <w:tblGrid>
+        <w:gridCol w:w="9026"/>
+      </w:tblGrid>
+      <w:tr>
+        <w:trPr>
+          <w:trHeight w:val="13300" w:hRule="exact"/>
+        </w:trPr>
+        <w:tc>
+          <w:tcPr>
+            <w:tcW w:type="dxa" w:w="9026"/>
+            <w:tcBorders>
+              <w:top w:val="none" w:color="FFFFFF" w:sz="0"/>
+              <w:left w:val="none" w:color="FFFFFF" w:sz="0"/>
+              <w:bottom w:val="none" w:color="FFFFFF" w:sz="0"/>
+              <w:right w:val="none" w:color="FFFFFF" w:sz="0"/>
+            </w:tcBorders>
+            <w:vAlign w:val="center"/>
+          </w:tcPr>
+          <w:p>
+            <w:pPr>
+              <w:spacing w:after="120" w:before="120" w:line="360" w:lineRule="auto"/>
+              <w:jc w:val="center"/>
+            </w:pPr>
+            <w:r>
+              <w:rPr>
+                <w:rFonts w:ascii="Times New Roman" w:cs="Times New Roman" w:eastAsia="Times New Roman" w:hAnsi="Times New Roman"/>
+                <w:b/>
+                <w:bCs/>
+                <w:sz w:val="52"/>
+                <w:szCs w:val="52"/>
+              </w:rPr>
+              <w:t xml:space="preserve">CHAPTER - 5</w:t>
+            </w:r>
+          </w:p>
+          <w:p>
+            <w:pPr>
+              <w:spacing w:after="120" w:before="120" w:line="360" w:lineRule="auto"/>
+              <w:jc w:val="center"/>
+            </w:pPr>
+            <w:r>
+              <w:rPr>
+                <w:rFonts w:ascii="Times New Roman" w:cs="Times New Roman" w:eastAsia="Times New Roman" w:hAnsi="Times New Roman"/>
+                <w:b/>
+                <w:bCs/>
+                <w:sz w:val="52"/>
+                <w:szCs w:val="52"/>
+              </w:rPr>
+              <w:t xml:space="preserve">SUMMARY, CONCLUSION AND SUGGESTIONS</w:t>
+            </w:r>
+          </w:p>
+        </w:tc>
+      </w:tr>
+    </w:tbl>
+    <w:p>
+      <w:pPr>
+        <w:spacing w:after="0" w:before="0" w:line="240" w:lineRule="auto"/>
+      </w:pPr>
+      <w:r>
+        <w:br w:type="page"/>
+      </w:r>
+    </w:p>
     <w:p>
       <w:pPr>
         <w:pStyle w:val="Heading1"/>
@@ -28096,6 +28656,63 @@
       </w:r>
     </w:p>
     <w:p>
+      <w:r>
+        <w:br w:type="page"/>
+      </w:r>
+    </w:p>
+    <w:tbl>
+      <w:tblPr>
+        <w:tblW w:type="dxa" w:w="9026"/>
+        <w:tblBorders>
+          <w:top w:val="none" w:color="FFFFFF" w:sz="0"/>
+          <w:left w:val="none" w:color="FFFFFF" w:sz="0"/>
+          <w:bottom w:val="none" w:color="FFFFFF" w:sz="0"/>
+          <w:right w:val="none" w:color="FFFFFF" w:sz="0"/>
+          <w:insideH w:val="none" w:color="FFFFFF" w:sz="0"/>
+          <w:insideV w:val="none" w:color="FFFFFF" w:sz="0"/>
+        </w:tblBorders>
+      </w:tblPr>
+      <w:tblGrid>
+        <w:gridCol w:w="9026"/>
+      </w:tblGrid>
+      <w:tr>
+        <w:trPr>
+          <w:trHeight w:val="13300" w:hRule="exact"/>
+        </w:trPr>
+        <w:tc>
+          <w:tcPr>
+            <w:tcW w:type="dxa" w:w="9026"/>
+            <w:tcBorders>
+              <w:top w:val="none" w:color="FFFFFF" w:sz="0"/>
+              <w:left w:val="none" w:color="FFFFFF" w:sz="0"/>
+              <w:bottom w:val="none" w:color="FFFFFF" w:sz="0"/>
+              <w:right w:val="none" w:color="FFFFFF" w:sz="0"/>
+            </w:tcBorders>
+            <w:vAlign w:val="center"/>
+          </w:tcPr>
+          <w:p>
+            <w:pPr>
+              <w:spacing w:after="120" w:before="120" w:line="360" w:lineRule="auto"/>
+              <w:jc w:val="center"/>
+            </w:pPr>
+            <w:r>
+              <w:rPr>
+                <w:rFonts w:ascii="Times New Roman" w:cs="Times New Roman" w:eastAsia="Times New Roman" w:hAnsi="Times New Roman"/>
+                <w:b/>
+                <w:bCs/>
+                <w:sz w:val="52"/>
+                <w:szCs w:val="52"/>
+              </w:rPr>
+              <w:t xml:space="preserve">APPENDIX</w:t>
+            </w:r>
+          </w:p>
+        </w:tc>
+      </w:tr>
+    </w:tbl>
+    <w:p>
+      <w:pPr>
+        <w:spacing w:after="0" w:before="0" w:line="240" w:lineRule="auto"/>
+      </w:pPr>
       <w:r>
         <w:br w:type="page"/>
       </w:r>
